--- a/01_项目管理/02_光与朽项目/05_AI对话记录/程序AI对话.docx
+++ b/01_项目管理/02_光与朽项目/05_AI对话记录/程序AI对话.docx
@@ -4026,7 +4026,6 @@
             <w:insideH w:val="none" w:color="auto" w:sz="0" w:space="0"/>
             <w:insideV w:val="none" w:color="auto" w:sz="0" w:space="0"/>
           </w:tblBorders>
-          <w:shd w:val="clear" w:color="auto" w:fill="auto"/>
           <w:tblCellMar>
             <w:top w:w="15" w:type="dxa"/>
             <w:left w:w="15" w:type="dxa"/>
@@ -4206,7 +4205,6 @@
             <w:insideH w:val="none" w:color="auto" w:sz="0" w:space="0"/>
             <w:insideV w:val="none" w:color="auto" w:sz="0" w:space="0"/>
           </w:tblBorders>
-          <w:shd w:val="clear" w:color="auto" w:fill="auto"/>
           <w:tblCellMar>
             <w:top w:w="15" w:type="dxa"/>
             <w:left w:w="15" w:type="dxa"/>
@@ -4386,7 +4384,6 @@
             <w:insideH w:val="none" w:color="auto" w:sz="0" w:space="0"/>
             <w:insideV w:val="none" w:color="auto" w:sz="0" w:space="0"/>
           </w:tblBorders>
-          <w:shd w:val="clear" w:color="auto" w:fill="auto"/>
           <w:tblCellMar>
             <w:top w:w="15" w:type="dxa"/>
             <w:left w:w="15" w:type="dxa"/>
@@ -4746,7 +4743,6 @@
             <w:insideH w:val="none" w:color="auto" w:sz="0" w:space="0"/>
             <w:insideV w:val="none" w:color="auto" w:sz="0" w:space="0"/>
           </w:tblBorders>
-          <w:shd w:val="clear" w:color="auto" w:fill="auto"/>
           <w:tblCellMar>
             <w:top w:w="15" w:type="dxa"/>
             <w:left w:w="15" w:type="dxa"/>
@@ -24472,7 +24468,6 @@
             <w:insideH w:val="none" w:color="auto" w:sz="0" w:space="0"/>
             <w:insideV w:val="none" w:color="auto" w:sz="0" w:space="0"/>
           </w:tblBorders>
-          <w:shd w:val="clear" w:color="auto" w:fill="auto"/>
           <w:tblCellMar>
             <w:top w:w="15" w:type="dxa"/>
             <w:left w:w="15" w:type="dxa"/>
@@ -24714,7 +24709,6 @@
             <w:insideH w:val="none" w:color="auto" w:sz="0" w:space="0"/>
             <w:insideV w:val="none" w:color="auto" w:sz="0" w:space="0"/>
           </w:tblBorders>
-          <w:shd w:val="clear" w:color="auto" w:fill="auto"/>
           <w:tblCellMar>
             <w:top w:w="15" w:type="dxa"/>
             <w:left w:w="15" w:type="dxa"/>
@@ -25166,7 +25160,6 @@
             <w:insideH w:val="none" w:color="auto" w:sz="0" w:space="0"/>
             <w:insideV w:val="none" w:color="auto" w:sz="0" w:space="0"/>
           </w:tblBorders>
-          <w:shd w:val="clear" w:color="auto" w:fill="auto"/>
           <w:tblCellMar>
             <w:top w:w="15" w:type="dxa"/>
             <w:left w:w="15" w:type="dxa"/>
@@ -25406,7 +25399,6 @@
             <w:insideH w:val="none" w:color="auto" w:sz="0" w:space="0"/>
             <w:insideV w:val="none" w:color="auto" w:sz="0" w:space="0"/>
           </w:tblBorders>
-          <w:shd w:val="clear" w:color="auto" w:fill="auto"/>
           <w:tblCellMar>
             <w:top w:w="15" w:type="dxa"/>
             <w:left w:w="15" w:type="dxa"/>
@@ -25634,7 +25626,6 @@
             <w:insideH w:val="none" w:color="auto" w:sz="0" w:space="0"/>
             <w:insideV w:val="none" w:color="auto" w:sz="0" w:space="0"/>
           </w:tblBorders>
-          <w:shd w:val="clear" w:color="auto" w:fill="auto"/>
           <w:tblCellMar>
             <w:top w:w="15" w:type="dxa"/>
             <w:left w:w="15" w:type="dxa"/>
@@ -26196,7 +26187,6 @@
             <w:insideH w:val="none" w:color="auto" w:sz="0" w:space="0"/>
             <w:insideV w:val="none" w:color="auto" w:sz="0" w:space="0"/>
           </w:tblBorders>
-          <w:shd w:val="clear" w:color="auto" w:fill="auto"/>
           <w:tblCellMar>
             <w:top w:w="15" w:type="dxa"/>
             <w:left w:w="15" w:type="dxa"/>
@@ -26436,7 +26426,6 @@
             <w:insideH w:val="none" w:color="auto" w:sz="0" w:space="0"/>
             <w:insideV w:val="none" w:color="auto" w:sz="0" w:space="0"/>
           </w:tblBorders>
-          <w:shd w:val="clear" w:color="auto" w:fill="auto"/>
           <w:tblCellMar>
             <w:top w:w="15" w:type="dxa"/>
             <w:left w:w="15" w:type="dxa"/>
@@ -26680,7 +26669,6 @@
             <w:insideH w:val="none" w:color="auto" w:sz="0" w:space="0"/>
             <w:insideV w:val="none" w:color="auto" w:sz="0" w:space="0"/>
           </w:tblBorders>
-          <w:shd w:val="clear" w:color="auto" w:fill="auto"/>
           <w:tblCellMar>
             <w:top w:w="15" w:type="dxa"/>
             <w:left w:w="15" w:type="dxa"/>
@@ -26904,7 +26892,6 @@
             <w:insideH w:val="none" w:color="auto" w:sz="0" w:space="0"/>
             <w:insideV w:val="none" w:color="auto" w:sz="0" w:space="0"/>
           </w:tblBorders>
-          <w:shd w:val="clear" w:color="auto" w:fill="auto"/>
           <w:tblCellMar>
             <w:top w:w="15" w:type="dxa"/>
             <w:left w:w="15" w:type="dxa"/>
@@ -27128,7 +27115,6 @@
             <w:insideH w:val="none" w:color="auto" w:sz="0" w:space="0"/>
             <w:insideV w:val="none" w:color="auto" w:sz="0" w:space="0"/>
           </w:tblBorders>
-          <w:shd w:val="clear" w:color="auto" w:fill="auto"/>
           <w:tblCellMar>
             <w:top w:w="15" w:type="dxa"/>
             <w:left w:w="15" w:type="dxa"/>
@@ -27625,7 +27611,6 @@
             <w:insideH w:val="none" w:color="auto" w:sz="0" w:space="0"/>
             <w:insideV w:val="none" w:color="auto" w:sz="0" w:space="0"/>
           </w:tblBorders>
-          <w:shd w:val="clear" w:color="auto" w:fill="auto"/>
           <w:tblCellMar>
             <w:top w:w="15" w:type="dxa"/>
             <w:left w:w="15" w:type="dxa"/>
@@ -28652,6 +28637,7 @@
             <w:insideH w:val="none" w:color="auto" w:sz="0" w:space="0"/>
             <w:insideV w:val="none" w:color="auto" w:sz="0" w:space="0"/>
           </w:tblBorders>
+          <w:shd w:val="clear" w:color="auto" w:fill="auto"/>
           <w:tblCellMar>
             <w:top w:w="15" w:type="dxa"/>
             <w:left w:w="15" w:type="dxa"/>
@@ -29458,7 +29444,6 @@
             <w:insideH w:val="none" w:color="auto" w:sz="0" w:space="0"/>
             <w:insideV w:val="none" w:color="auto" w:sz="0" w:space="0"/>
           </w:tblBorders>
-          <w:shd w:val="clear" w:color="auto" w:fill="auto"/>
           <w:tblCellMar>
             <w:top w:w="15" w:type="dxa"/>
             <w:left w:w="15" w:type="dxa"/>
@@ -29698,6 +29683,7 @@
             <w:insideH w:val="none" w:color="auto" w:sz="0" w:space="0"/>
             <w:insideV w:val="none" w:color="auto" w:sz="0" w:space="0"/>
           </w:tblBorders>
+          <w:shd w:val="clear" w:color="auto" w:fill="auto"/>
           <w:tblCellMar>
             <w:top w:w="15" w:type="dxa"/>
             <w:left w:w="15" w:type="dxa"/>
@@ -29925,7 +29911,6 @@
             <w:insideH w:val="none" w:color="auto" w:sz="0" w:space="0"/>
             <w:insideV w:val="none" w:color="auto" w:sz="0" w:space="0"/>
           </w:tblBorders>
-          <w:shd w:val="clear" w:color="auto" w:fill="auto"/>
           <w:tblCellMar>
             <w:top w:w="15" w:type="dxa"/>
             <w:left w:w="15" w:type="dxa"/>
@@ -30398,7 +30383,6 @@
             <w:insideH w:val="none" w:color="auto" w:sz="0" w:space="0"/>
             <w:insideV w:val="none" w:color="auto" w:sz="0" w:space="0"/>
           </w:tblBorders>
-          <w:shd w:val="clear" w:color="auto" w:fill="auto"/>
           <w:tblCellMar>
             <w:top w:w="15" w:type="dxa"/>
             <w:left w:w="15" w:type="dxa"/>
@@ -39607,8 +39591,6 @@
         </w:rPr>
         <w:t xml:space="preserve">) </w:t>
       </w:r>
-      <w:bookmarkStart w:id="0" w:name="_GoBack"/>
-      <w:bookmarkEnd w:id="0"/>
     </w:p>
     <w:p>
       <w:pPr>
@@ -39782,6 +39764,337 @@
         <w:ind w:right="0" w:rightChars="0"/>
         <w:textAlignment w:val="auto"/>
         <w:rPr>
+          <w:rFonts w:hint="eastAsia" w:ascii="宋体" w:hAnsi="宋体" w:eastAsia="宋体" w:cs="宋体"/>
+          <w:sz w:val="24"/>
+          <w:szCs w:val="24"/>
+          <w:lang w:val="en-US" w:eastAsia="zh-CN"/>
+        </w:rPr>
+      </w:pPr>
+      <w:r>
+        <w:rPr>
+          <w:rFonts w:hint="eastAsia" w:ascii="宋体" w:hAnsi="宋体" w:eastAsia="宋体" w:cs="宋体"/>
+          <w:sz w:val="24"/>
+          <w:szCs w:val="24"/>
+          <w:lang w:val="en-US" w:eastAsia="zh-CN"/>
+        </w:rPr>
+        <w:t>需要按钮在未充能满时禁用，玩家点击没有任何作用。置灰效果已经在灰色半透明大招图标显示了。</w:t>
+      </w:r>
+      <w:r>
+        <w:rPr>
+          <w:rFonts w:hint="eastAsia" w:ascii="宋体" w:hAnsi="宋体" w:eastAsia="宋体" w:cs="宋体"/>
+          <w:sz w:val="24"/>
+          <w:szCs w:val="24"/>
+          <w:lang w:val="en-US" w:eastAsia="zh-CN"/>
+        </w:rPr>
+        <w:br w:type="textWrapping"/>
+      </w:r>
+      <w:r>
+        <w:rPr>
+          <w:rFonts w:hint="eastAsia" w:ascii="宋体" w:hAnsi="宋体" w:eastAsia="宋体" w:cs="宋体"/>
+          <w:sz w:val="24"/>
+          <w:szCs w:val="24"/>
+          <w:lang w:val="en-US" w:eastAsia="zh-CN"/>
+        </w:rPr>
+        <w:t>充能已满时，显示播放</w:t>
+      </w:r>
+      <w:r>
+        <w:rPr>
+          <w:rFonts w:hint="eastAsia" w:ascii="宋体" w:hAnsi="宋体" w:eastAsia="宋体" w:cs="宋体"/>
+          <w:sz w:val="24"/>
+          <w:szCs w:val="24"/>
+        </w:rPr>
+        <w:t>DaZhaoChongNeng_Blue</w:t>
+      </w:r>
+      <w:r>
+        <w:rPr>
+          <w:rFonts w:hint="eastAsia" w:ascii="宋体" w:hAnsi="宋体" w:eastAsia="宋体" w:cs="宋体"/>
+          <w:sz w:val="24"/>
+          <w:szCs w:val="24"/>
+          <w:lang w:val="en-US" w:eastAsia="zh-CN"/>
+        </w:rPr>
+        <w:t>粒子特效，当玩家点击按钮释放时，隐藏粒子特效。</w:t>
+      </w:r>
+      <w:r>
+        <w:rPr>
+          <w:rFonts w:hint="eastAsia" w:ascii="宋体" w:hAnsi="宋体" w:eastAsia="宋体" w:cs="宋体"/>
+          <w:sz w:val="24"/>
+          <w:szCs w:val="24"/>
+          <w:lang w:val="en-US" w:eastAsia="zh-CN"/>
+        </w:rPr>
+        <w:br w:type="textWrapping"/>
+      </w:r>
+      <w:r>
+        <w:rPr>
+          <w:rFonts w:hint="eastAsia" w:ascii="宋体" w:hAnsi="宋体" w:eastAsia="宋体" w:cs="宋体"/>
+          <w:sz w:val="24"/>
+          <w:szCs w:val="24"/>
+          <w:lang w:val="en-US" w:eastAsia="zh-CN"/>
+        </w:rPr>
+        <w:t>关于自动瞄准，选择B，快速平滑转向</w:t>
+      </w:r>
+      <w:r>
+        <w:rPr>
+          <w:rFonts w:hint="eastAsia" w:ascii="宋体" w:hAnsi="宋体" w:eastAsia="宋体" w:cs="宋体"/>
+          <w:sz w:val="24"/>
+          <w:szCs w:val="24"/>
+          <w:lang w:val="en-US" w:eastAsia="zh-CN"/>
+        </w:rPr>
+        <w:br w:type="textWrapping"/>
+      </w:r>
+      <w:r>
+        <w:rPr>
+          <w:rFonts w:hint="eastAsia" w:ascii="宋体" w:hAnsi="宋体" w:eastAsia="宋体" w:cs="宋体"/>
+          <w:sz w:val="24"/>
+          <w:szCs w:val="24"/>
+          <w:lang w:val="en-US" w:eastAsia="zh-CN"/>
+        </w:rPr>
+        <w:t>当没有敌人时，玩家如果释放了大招，则选择B。默认朝上方向。</w:t>
+      </w:r>
+    </w:p>
+    <w:p>
+      <w:pPr>
+        <w:pStyle w:val="6"/>
+        <w:keepNext w:val="0"/>
+        <w:keepLines w:val="0"/>
+        <w:pageBreakBefore w:val="0"/>
+        <w:widowControl/>
+        <w:numPr>
+          <w:ilvl w:val="0"/>
+          <w:numId w:val="0"/>
+        </w:numPr>
+        <w:suppressLineNumbers w:val="0"/>
+        <w:kinsoku/>
+        <w:wordWrap/>
+        <w:overflowPunct/>
+        <w:topLinePunct w:val="0"/>
+        <w:autoSpaceDE/>
+        <w:autoSpaceDN/>
+        <w:bidi w:val="0"/>
+        <w:adjustRightInd/>
+        <w:snapToGrid/>
+        <w:spacing w:beforeAutospacing="0" w:afterAutospacing="0" w:line="360" w:lineRule="exact"/>
+        <w:ind w:right="0" w:rightChars="0"/>
+        <w:textAlignment w:val="auto"/>
+        <w:rPr>
+          <w:rFonts w:hint="eastAsia" w:ascii="宋体" w:hAnsi="宋体" w:eastAsia="宋体" w:cs="宋体"/>
+          <w:sz w:val="24"/>
+          <w:szCs w:val="24"/>
+          <w:lang w:val="en-US" w:eastAsia="zh-CN"/>
+        </w:rPr>
+      </w:pPr>
+    </w:p>
+    <w:p>
+      <w:pPr>
+        <w:pStyle w:val="6"/>
+        <w:keepNext w:val="0"/>
+        <w:keepLines w:val="0"/>
+        <w:pageBreakBefore w:val="0"/>
+        <w:widowControl/>
+        <w:numPr>
+          <w:ilvl w:val="0"/>
+          <w:numId w:val="0"/>
+        </w:numPr>
+        <w:suppressLineNumbers w:val="0"/>
+        <w:kinsoku/>
+        <w:wordWrap/>
+        <w:overflowPunct/>
+        <w:topLinePunct w:val="0"/>
+        <w:autoSpaceDE/>
+        <w:autoSpaceDN/>
+        <w:bidi w:val="0"/>
+        <w:adjustRightInd/>
+        <w:snapToGrid/>
+        <w:spacing w:beforeAutospacing="0" w:afterAutospacing="0" w:line="360" w:lineRule="exact"/>
+        <w:ind w:right="0" w:rightChars="0"/>
+        <w:textAlignment w:val="auto"/>
+        <w:rPr>
+          <w:rFonts w:hint="eastAsia" w:ascii="宋体" w:hAnsi="宋体" w:eastAsia="宋体" w:cs="宋体"/>
+          <w:sz w:val="24"/>
+          <w:szCs w:val="24"/>
+          <w:lang w:val="en-US" w:eastAsia="zh-CN"/>
+        </w:rPr>
+      </w:pPr>
+    </w:p>
+    <w:p>
+      <w:pPr>
+        <w:pStyle w:val="6"/>
+        <w:keepNext w:val="0"/>
+        <w:keepLines w:val="0"/>
+        <w:pageBreakBefore w:val="0"/>
+        <w:widowControl/>
+        <w:numPr>
+          <w:ilvl w:val="0"/>
+          <w:numId w:val="0"/>
+        </w:numPr>
+        <w:suppressLineNumbers w:val="0"/>
+        <w:kinsoku/>
+        <w:wordWrap/>
+        <w:overflowPunct/>
+        <w:topLinePunct w:val="0"/>
+        <w:autoSpaceDE/>
+        <w:autoSpaceDN/>
+        <w:bidi w:val="0"/>
+        <w:adjustRightInd/>
+        <w:snapToGrid/>
+        <w:spacing w:beforeAutospacing="0" w:afterAutospacing="0" w:line="360" w:lineRule="exact"/>
+        <w:ind w:right="0" w:rightChars="0"/>
+        <w:textAlignment w:val="auto"/>
+        <w:rPr>
+          <w:rFonts w:ascii="宋体" w:hAnsi="宋体" w:eastAsia="宋体" w:cs="宋体"/>
+          <w:sz w:val="24"/>
+          <w:szCs w:val="24"/>
+        </w:rPr>
+      </w:pPr>
+      <w:r>
+        <w:rPr>
+          <w:rFonts w:ascii="宋体" w:hAnsi="宋体" w:eastAsia="宋体" w:cs="宋体"/>
+          <w:sz w:val="24"/>
+          <w:szCs w:val="24"/>
+        </w:rPr>
+        <w:t xml:space="preserve">Canvas </w:t>
+      </w:r>
+    </w:p>
+    <w:p>
+      <w:pPr>
+        <w:pStyle w:val="6"/>
+        <w:keepNext w:val="0"/>
+        <w:keepLines w:val="0"/>
+        <w:pageBreakBefore w:val="0"/>
+        <w:widowControl/>
+        <w:numPr>
+          <w:ilvl w:val="0"/>
+          <w:numId w:val="0"/>
+        </w:numPr>
+        <w:suppressLineNumbers w:val="0"/>
+        <w:kinsoku/>
+        <w:wordWrap/>
+        <w:overflowPunct/>
+        <w:topLinePunct w:val="0"/>
+        <w:autoSpaceDE/>
+        <w:autoSpaceDN/>
+        <w:bidi w:val="0"/>
+        <w:adjustRightInd/>
+        <w:snapToGrid/>
+        <w:spacing w:beforeAutospacing="0" w:afterAutospacing="0" w:line="360" w:lineRule="exact"/>
+        <w:ind w:right="0" w:rightChars="0"/>
+        <w:textAlignment w:val="auto"/>
+        <w:rPr>
+          <w:rFonts w:hint="eastAsia" w:ascii="宋体" w:hAnsi="宋体" w:eastAsia="宋体" w:cs="宋体"/>
+          <w:sz w:val="24"/>
+          <w:szCs w:val="24"/>
+          <w:lang w:val="en-US" w:eastAsia="zh-CN"/>
+        </w:rPr>
+      </w:pPr>
+      <w:r>
+        <w:rPr>
+          <w:rFonts w:ascii="宋体" w:hAnsi="宋体" w:eastAsia="宋体" w:cs="宋体"/>
+          <w:sz w:val="24"/>
+          <w:szCs w:val="24"/>
+        </w:rPr>
+        <w:t>├──</w:t>
+      </w:r>
+      <w:r>
+        <w:rPr>
+          <w:rFonts w:hint="eastAsia" w:ascii="宋体" w:hAnsi="宋体" w:eastAsia="宋体" w:cs="宋体"/>
+          <w:sz w:val="24"/>
+          <w:szCs w:val="24"/>
+          <w:lang w:val="en-US" w:eastAsia="zh-CN"/>
+        </w:rPr>
+        <w:t>Background(背景图)</w:t>
+      </w:r>
+    </w:p>
+    <w:p>
+      <w:pPr>
+        <w:pStyle w:val="6"/>
+        <w:keepNext w:val="0"/>
+        <w:keepLines w:val="0"/>
+        <w:pageBreakBefore w:val="0"/>
+        <w:widowControl/>
+        <w:numPr>
+          <w:ilvl w:val="0"/>
+          <w:numId w:val="0"/>
+        </w:numPr>
+        <w:suppressLineNumbers w:val="0"/>
+        <w:kinsoku/>
+        <w:wordWrap/>
+        <w:overflowPunct/>
+        <w:topLinePunct w:val="0"/>
+        <w:autoSpaceDE/>
+        <w:autoSpaceDN/>
+        <w:bidi w:val="0"/>
+        <w:adjustRightInd/>
+        <w:snapToGrid/>
+        <w:spacing w:beforeAutospacing="0" w:afterAutospacing="0" w:line="360" w:lineRule="exact"/>
+        <w:ind w:right="0" w:rightChars="0"/>
+        <w:textAlignment w:val="auto"/>
+        <w:rPr>
+          <w:rFonts w:hint="eastAsia" w:ascii="宋体" w:hAnsi="宋体" w:eastAsia="宋体" w:cs="宋体"/>
+          <w:sz w:val="24"/>
+          <w:szCs w:val="24"/>
+          <w:lang w:eastAsia="zh-CN"/>
+        </w:rPr>
+      </w:pPr>
+      <w:r>
+        <w:rPr>
+          <w:rFonts w:ascii="宋体" w:hAnsi="宋体" w:eastAsia="宋体" w:cs="宋体"/>
+          <w:sz w:val="24"/>
+          <w:szCs w:val="24"/>
+        </w:rPr>
+        <w:t>├──KeJiPanel</w:t>
+      </w:r>
+      <w:r>
+        <w:rPr>
+          <w:rFonts w:hint="eastAsia" w:ascii="宋体" w:hAnsi="宋体" w:eastAsia="宋体" w:cs="宋体"/>
+          <w:sz w:val="24"/>
+          <w:szCs w:val="24"/>
+          <w:lang w:eastAsia="zh-CN"/>
+        </w:rPr>
+        <w:t>（</w:t>
+      </w:r>
+      <w:r>
+        <w:rPr>
+          <w:rFonts w:hint="eastAsia" w:ascii="宋体" w:hAnsi="宋体" w:eastAsia="宋体" w:cs="宋体"/>
+          <w:sz w:val="24"/>
+          <w:szCs w:val="24"/>
+          <w:lang w:val="en-US" w:eastAsia="zh-CN"/>
+        </w:rPr>
+        <w:t>科技树界面</w:t>
+      </w:r>
+      <w:r>
+        <w:rPr>
+          <w:rFonts w:hint="eastAsia" w:ascii="宋体" w:hAnsi="宋体" w:eastAsia="宋体" w:cs="宋体"/>
+          <w:sz w:val="24"/>
+          <w:szCs w:val="24"/>
+          <w:lang w:eastAsia="zh-CN"/>
+        </w:rPr>
+        <w:t>）</w:t>
+      </w:r>
+    </w:p>
+    <w:p>
+      <w:pPr>
+        <w:pStyle w:val="6"/>
+        <w:keepNext w:val="0"/>
+        <w:keepLines w:val="0"/>
+        <w:pageBreakBefore w:val="0"/>
+        <w:widowControl/>
+        <w:numPr>
+          <w:ilvl w:val="0"/>
+          <w:numId w:val="0"/>
+        </w:numPr>
+        <w:suppressLineNumbers w:val="0"/>
+        <w:kinsoku/>
+        <w:wordWrap/>
+        <w:overflowPunct/>
+        <w:topLinePunct w:val="0"/>
+        <w:autoSpaceDE/>
+        <w:autoSpaceDN/>
+        <w:bidi w:val="0"/>
+        <w:adjustRightInd/>
+        <w:snapToGrid/>
+        <w:spacing w:beforeAutospacing="0" w:afterAutospacing="0" w:line="360" w:lineRule="exact"/>
+        <w:ind w:right="0" w:rightChars="0"/>
+        <w:textAlignment w:val="auto"/>
+        <w:rPr>
           <w:rFonts w:hint="default" w:ascii="宋体" w:hAnsi="宋体" w:eastAsia="宋体" w:cs="宋体"/>
           <w:sz w:val="24"/>
           <w:szCs w:val="24"/>
@@ -39790,84 +40103,4732 @@
       </w:pPr>
       <w:r>
         <w:rPr>
-          <w:rFonts w:hint="eastAsia" w:ascii="宋体" w:hAnsi="宋体" w:eastAsia="宋体" w:cs="宋体"/>
-          <w:sz w:val="24"/>
-          <w:szCs w:val="24"/>
-          <w:lang w:val="en-US" w:eastAsia="zh-CN"/>
-        </w:rPr>
-        <w:t>需要按钮在未充能满时禁用，玩家点击没有任何作用。置灰效果已经在灰色半透明大招图标显示了。</w:t>
-      </w:r>
-      <w:r>
-        <w:rPr>
-          <w:rFonts w:hint="eastAsia" w:ascii="宋体" w:hAnsi="宋体" w:eastAsia="宋体" w:cs="宋体"/>
-          <w:sz w:val="24"/>
-          <w:szCs w:val="24"/>
-          <w:lang w:val="en-US" w:eastAsia="zh-CN"/>
-        </w:rPr>
-        <w:br w:type="textWrapping"/>
-      </w:r>
-      <w:r>
-        <w:rPr>
-          <w:rFonts w:hint="eastAsia" w:ascii="宋体" w:hAnsi="宋体" w:eastAsia="宋体" w:cs="宋体"/>
-          <w:sz w:val="24"/>
-          <w:szCs w:val="24"/>
-          <w:lang w:val="en-US" w:eastAsia="zh-CN"/>
-        </w:rPr>
-        <w:t>充能已满时，显示播放</w:t>
-      </w:r>
-      <w:r>
-        <w:rPr>
-          <w:rFonts w:hint="eastAsia" w:ascii="宋体" w:hAnsi="宋体" w:eastAsia="宋体" w:cs="宋体"/>
-          <w:sz w:val="24"/>
-          <w:szCs w:val="24"/>
-        </w:rPr>
-        <w:t>DaZhaoChongNeng_Blue</w:t>
-      </w:r>
-      <w:r>
-        <w:rPr>
-          <w:rFonts w:hint="eastAsia" w:ascii="宋体" w:hAnsi="宋体" w:eastAsia="宋体" w:cs="宋体"/>
-          <w:sz w:val="24"/>
-          <w:szCs w:val="24"/>
-          <w:lang w:val="en-US" w:eastAsia="zh-CN"/>
-        </w:rPr>
-        <w:t>粒子特效，当玩家点击按钮释放时，隐藏粒子特效。</w:t>
-      </w:r>
-      <w:r>
-        <w:rPr>
-          <w:rFonts w:hint="eastAsia" w:ascii="宋体" w:hAnsi="宋体" w:eastAsia="宋体" w:cs="宋体"/>
-          <w:sz w:val="24"/>
-          <w:szCs w:val="24"/>
-          <w:lang w:val="en-US" w:eastAsia="zh-CN"/>
-        </w:rPr>
-        <w:br w:type="textWrapping"/>
-      </w:r>
-      <w:r>
-        <w:rPr>
-          <w:rFonts w:hint="eastAsia" w:ascii="宋体" w:hAnsi="宋体" w:eastAsia="宋体" w:cs="宋体"/>
-          <w:sz w:val="24"/>
-          <w:szCs w:val="24"/>
-          <w:lang w:val="en-US" w:eastAsia="zh-CN"/>
-        </w:rPr>
-        <w:t>关于自动瞄准，选择B，快速平滑转向</w:t>
-      </w:r>
-      <w:r>
-        <w:rPr>
-          <w:rFonts w:hint="eastAsia" w:ascii="宋体" w:hAnsi="宋体" w:eastAsia="宋体" w:cs="宋体"/>
-          <w:sz w:val="24"/>
-          <w:szCs w:val="24"/>
-          <w:lang w:val="en-US" w:eastAsia="zh-CN"/>
-        </w:rPr>
-        <w:br w:type="textWrapping"/>
-      </w:r>
-      <w:r>
-        <w:rPr>
-          <w:rFonts w:hint="eastAsia" w:ascii="宋体" w:hAnsi="宋体" w:eastAsia="宋体" w:cs="宋体"/>
-          <w:sz w:val="24"/>
-          <w:szCs w:val="24"/>
-          <w:lang w:val="en-US" w:eastAsia="zh-CN"/>
-        </w:rPr>
-        <w:t>当没有敌人时，玩家如果释放了大招，则选择B。默认朝上方向。</w:t>
-      </w:r>
+          <w:rFonts w:ascii="宋体" w:hAnsi="宋体" w:eastAsia="宋体" w:cs="宋体"/>
+          <w:sz w:val="24"/>
+          <w:szCs w:val="24"/>
+        </w:rPr>
+        <w:t>│ ├──</w:t>
+      </w:r>
+      <w:r>
+        <w:rPr>
+          <w:rFonts w:hint="eastAsia" w:ascii="宋体" w:hAnsi="宋体" w:eastAsia="宋体" w:cs="宋体"/>
+          <w:sz w:val="24"/>
+          <w:szCs w:val="24"/>
+          <w:lang w:val="en-US" w:eastAsia="zh-CN"/>
+        </w:rPr>
+        <w:t>Background (科技树背景图)</w:t>
+      </w:r>
+    </w:p>
+    <w:p>
+      <w:pPr>
+        <w:pStyle w:val="6"/>
+        <w:keepNext w:val="0"/>
+        <w:keepLines w:val="0"/>
+        <w:pageBreakBefore w:val="0"/>
+        <w:widowControl/>
+        <w:numPr>
+          <w:ilvl w:val="0"/>
+          <w:numId w:val="0"/>
+        </w:numPr>
+        <w:suppressLineNumbers w:val="0"/>
+        <w:kinsoku/>
+        <w:wordWrap/>
+        <w:overflowPunct/>
+        <w:topLinePunct w:val="0"/>
+        <w:autoSpaceDE/>
+        <w:autoSpaceDN/>
+        <w:bidi w:val="0"/>
+        <w:adjustRightInd/>
+        <w:snapToGrid/>
+        <w:spacing w:beforeAutospacing="0" w:afterAutospacing="0" w:line="360" w:lineRule="exact"/>
+        <w:ind w:right="0" w:rightChars="0"/>
+        <w:textAlignment w:val="auto"/>
+        <w:rPr>
+          <w:rFonts w:hint="default" w:ascii="宋体" w:hAnsi="宋体" w:eastAsia="宋体" w:cs="宋体"/>
+          <w:sz w:val="24"/>
+          <w:szCs w:val="24"/>
+          <w:lang w:val="en-US" w:eastAsia="zh-CN"/>
+        </w:rPr>
+      </w:pPr>
+      <w:r>
+        <w:rPr>
+          <w:rFonts w:ascii="宋体" w:hAnsi="宋体" w:eastAsia="宋体" w:cs="宋体"/>
+          <w:sz w:val="24"/>
+          <w:szCs w:val="24"/>
+        </w:rPr>
+        <w:t>│ ├──</w:t>
+      </w:r>
+      <w:r>
+        <w:rPr>
+          <w:rFonts w:hint="eastAsia" w:ascii="宋体" w:hAnsi="宋体" w:eastAsia="宋体" w:cs="宋体"/>
+          <w:sz w:val="24"/>
+          <w:szCs w:val="24"/>
+          <w:lang w:val="en-US" w:eastAsia="zh-CN"/>
+        </w:rPr>
+        <w:t>Red_Line （红色线段和菱形模块）</w:t>
+      </w:r>
+    </w:p>
+    <w:p>
+      <w:pPr>
+        <w:pStyle w:val="6"/>
+        <w:keepNext w:val="0"/>
+        <w:keepLines w:val="0"/>
+        <w:pageBreakBefore w:val="0"/>
+        <w:widowControl/>
+        <w:numPr>
+          <w:ilvl w:val="0"/>
+          <w:numId w:val="0"/>
+        </w:numPr>
+        <w:suppressLineNumbers w:val="0"/>
+        <w:kinsoku/>
+        <w:wordWrap/>
+        <w:overflowPunct/>
+        <w:topLinePunct w:val="0"/>
+        <w:autoSpaceDE/>
+        <w:autoSpaceDN/>
+        <w:bidi w:val="0"/>
+        <w:adjustRightInd/>
+        <w:snapToGrid/>
+        <w:spacing w:beforeAutospacing="0" w:afterAutospacing="0" w:line="360" w:lineRule="exact"/>
+        <w:ind w:right="0" w:rightChars="0"/>
+        <w:textAlignment w:val="auto"/>
+        <w:rPr>
+          <w:rFonts w:hint="default" w:ascii="宋体" w:hAnsi="宋体" w:eastAsia="宋体" w:cs="宋体"/>
+          <w:sz w:val="24"/>
+          <w:szCs w:val="24"/>
+          <w:lang w:val="en-US" w:eastAsia="zh-CN"/>
+        </w:rPr>
+      </w:pPr>
+      <w:r>
+        <w:rPr>
+          <w:rFonts w:ascii="宋体" w:hAnsi="宋体" w:eastAsia="宋体" w:cs="宋体"/>
+          <w:sz w:val="24"/>
+          <w:szCs w:val="24"/>
+        </w:rPr>
+        <w:t>│ ├──</w:t>
+      </w:r>
+      <w:r>
+        <w:rPr>
+          <w:rFonts w:hint="eastAsia" w:ascii="宋体" w:hAnsi="宋体" w:eastAsia="宋体" w:cs="宋体"/>
+          <w:sz w:val="24"/>
+          <w:szCs w:val="24"/>
+          <w:lang w:val="en-US" w:eastAsia="zh-CN"/>
+        </w:rPr>
+        <w:t>Blue_Line （蓝色线段和菱形模块）</w:t>
+      </w:r>
+    </w:p>
+    <w:p>
+      <w:pPr>
+        <w:pStyle w:val="6"/>
+        <w:keepNext w:val="0"/>
+        <w:keepLines w:val="0"/>
+        <w:pageBreakBefore w:val="0"/>
+        <w:widowControl/>
+        <w:numPr>
+          <w:ilvl w:val="0"/>
+          <w:numId w:val="0"/>
+        </w:numPr>
+        <w:suppressLineNumbers w:val="0"/>
+        <w:kinsoku/>
+        <w:wordWrap/>
+        <w:overflowPunct/>
+        <w:topLinePunct w:val="0"/>
+        <w:autoSpaceDE/>
+        <w:autoSpaceDN/>
+        <w:bidi w:val="0"/>
+        <w:adjustRightInd/>
+        <w:snapToGrid/>
+        <w:spacing w:beforeAutospacing="0" w:afterAutospacing="0" w:line="360" w:lineRule="exact"/>
+        <w:ind w:right="0" w:rightChars="0"/>
+        <w:textAlignment w:val="auto"/>
+        <w:rPr>
+          <w:rFonts w:hint="default" w:ascii="宋体" w:hAnsi="宋体" w:eastAsia="宋体" w:cs="宋体"/>
+          <w:sz w:val="24"/>
+          <w:szCs w:val="24"/>
+          <w:lang w:val="en-US" w:eastAsia="zh-CN"/>
+        </w:rPr>
+      </w:pPr>
+      <w:r>
+        <w:rPr>
+          <w:rFonts w:ascii="宋体" w:hAnsi="宋体" w:eastAsia="宋体" w:cs="宋体"/>
+          <w:sz w:val="24"/>
+          <w:szCs w:val="24"/>
+        </w:rPr>
+        <w:t>│ ├──</w:t>
+      </w:r>
+      <w:r>
+        <w:rPr>
+          <w:rFonts w:hint="eastAsia" w:ascii="宋体" w:hAnsi="宋体" w:eastAsia="宋体" w:cs="宋体"/>
+          <w:sz w:val="24"/>
+          <w:szCs w:val="24"/>
+          <w:lang w:val="en-US" w:eastAsia="zh-CN"/>
+        </w:rPr>
+        <w:t>Yellow_Line （黄色线段和菱形模块）</w:t>
+      </w:r>
+    </w:p>
+    <w:p>
+      <w:pPr>
+        <w:pStyle w:val="6"/>
+        <w:keepNext w:val="0"/>
+        <w:keepLines w:val="0"/>
+        <w:pageBreakBefore w:val="0"/>
+        <w:widowControl/>
+        <w:numPr>
+          <w:ilvl w:val="0"/>
+          <w:numId w:val="0"/>
+        </w:numPr>
+        <w:suppressLineNumbers w:val="0"/>
+        <w:kinsoku/>
+        <w:wordWrap/>
+        <w:overflowPunct/>
+        <w:topLinePunct w:val="0"/>
+        <w:autoSpaceDE/>
+        <w:autoSpaceDN/>
+        <w:bidi w:val="0"/>
+        <w:adjustRightInd/>
+        <w:snapToGrid/>
+        <w:spacing w:beforeAutospacing="0" w:afterAutospacing="0" w:line="360" w:lineRule="exact"/>
+        <w:ind w:right="0" w:rightChars="0"/>
+        <w:textAlignment w:val="auto"/>
+        <w:rPr>
+          <w:rFonts w:hint="default" w:ascii="宋体" w:hAnsi="宋体" w:eastAsia="宋体" w:cs="宋体"/>
+          <w:sz w:val="24"/>
+          <w:szCs w:val="24"/>
+          <w:lang w:val="en-US" w:eastAsia="zh-CN"/>
+        </w:rPr>
+      </w:pPr>
+      <w:r>
+        <w:rPr>
+          <w:rFonts w:ascii="宋体" w:hAnsi="宋体" w:eastAsia="宋体" w:cs="宋体"/>
+          <w:sz w:val="24"/>
+          <w:szCs w:val="24"/>
+        </w:rPr>
+        <w:t>│ ├──</w:t>
+      </w:r>
+      <w:r>
+        <w:rPr>
+          <w:rFonts w:hint="eastAsia" w:ascii="宋体" w:hAnsi="宋体" w:eastAsia="宋体" w:cs="宋体"/>
+          <w:sz w:val="24"/>
+          <w:szCs w:val="24"/>
+          <w:lang w:val="en-US" w:eastAsia="zh-CN"/>
+        </w:rPr>
+        <w:t>Green_Line （绿色线段和菱形模块）</w:t>
+      </w:r>
+    </w:p>
+    <w:p>
+      <w:pPr>
+        <w:pStyle w:val="6"/>
+        <w:keepNext w:val="0"/>
+        <w:keepLines w:val="0"/>
+        <w:pageBreakBefore w:val="0"/>
+        <w:widowControl/>
+        <w:numPr>
+          <w:ilvl w:val="0"/>
+          <w:numId w:val="0"/>
+        </w:numPr>
+        <w:suppressLineNumbers w:val="0"/>
+        <w:kinsoku/>
+        <w:wordWrap/>
+        <w:overflowPunct/>
+        <w:topLinePunct w:val="0"/>
+        <w:autoSpaceDE/>
+        <w:autoSpaceDN/>
+        <w:bidi w:val="0"/>
+        <w:adjustRightInd/>
+        <w:snapToGrid/>
+        <w:spacing w:beforeAutospacing="0" w:afterAutospacing="0" w:line="360" w:lineRule="exact"/>
+        <w:ind w:right="0" w:rightChars="0"/>
+        <w:textAlignment w:val="auto"/>
+        <w:rPr>
+          <w:rFonts w:hint="default" w:ascii="宋体" w:hAnsi="宋体" w:eastAsia="宋体" w:cs="宋体"/>
+          <w:sz w:val="24"/>
+          <w:szCs w:val="24"/>
+          <w:lang w:val="en-US" w:eastAsia="zh-CN"/>
+        </w:rPr>
+      </w:pPr>
+      <w:r>
+        <w:rPr>
+          <w:rFonts w:ascii="宋体" w:hAnsi="宋体" w:eastAsia="宋体" w:cs="宋体"/>
+          <w:sz w:val="24"/>
+          <w:szCs w:val="24"/>
+        </w:rPr>
+        <w:t>│ ├──</w:t>
+      </w:r>
+      <w:r>
+        <w:rPr>
+          <w:rFonts w:hint="eastAsia" w:ascii="宋体" w:hAnsi="宋体" w:eastAsia="宋体" w:cs="宋体"/>
+          <w:sz w:val="24"/>
+          <w:szCs w:val="24"/>
+          <w:lang w:val="en-US" w:eastAsia="zh-CN"/>
+        </w:rPr>
+        <w:t>Core（核心图片）</w:t>
+      </w:r>
+    </w:p>
+    <w:p>
+      <w:pPr>
+        <w:pStyle w:val="6"/>
+        <w:keepNext w:val="0"/>
+        <w:keepLines w:val="0"/>
+        <w:pageBreakBefore w:val="0"/>
+        <w:widowControl/>
+        <w:numPr>
+          <w:ilvl w:val="0"/>
+          <w:numId w:val="0"/>
+        </w:numPr>
+        <w:suppressLineNumbers w:val="0"/>
+        <w:kinsoku/>
+        <w:wordWrap/>
+        <w:overflowPunct/>
+        <w:topLinePunct w:val="0"/>
+        <w:autoSpaceDE/>
+        <w:autoSpaceDN/>
+        <w:bidi w:val="0"/>
+        <w:adjustRightInd/>
+        <w:snapToGrid/>
+        <w:spacing w:beforeAutospacing="0" w:afterAutospacing="0" w:line="360" w:lineRule="exact"/>
+        <w:ind w:right="0" w:rightChars="0"/>
+        <w:textAlignment w:val="auto"/>
+        <w:rPr>
+          <w:rFonts w:ascii="宋体" w:hAnsi="宋体" w:eastAsia="宋体" w:cs="宋体"/>
+          <w:sz w:val="24"/>
+          <w:szCs w:val="24"/>
+        </w:rPr>
+      </w:pPr>
+      <w:r>
+        <w:rPr>
+          <w:rFonts w:ascii="宋体" w:hAnsi="宋体" w:eastAsia="宋体" w:cs="宋体"/>
+          <w:sz w:val="24"/>
+          <w:szCs w:val="24"/>
+        </w:rPr>
+        <w:t xml:space="preserve">├── TopArea (顶部区域) </w:t>
+      </w:r>
+    </w:p>
+    <w:p>
+      <w:pPr>
+        <w:pStyle w:val="6"/>
+        <w:keepNext w:val="0"/>
+        <w:keepLines w:val="0"/>
+        <w:pageBreakBefore w:val="0"/>
+        <w:widowControl/>
+        <w:numPr>
+          <w:ilvl w:val="0"/>
+          <w:numId w:val="0"/>
+        </w:numPr>
+        <w:suppressLineNumbers w:val="0"/>
+        <w:kinsoku/>
+        <w:wordWrap/>
+        <w:overflowPunct/>
+        <w:topLinePunct w:val="0"/>
+        <w:autoSpaceDE/>
+        <w:autoSpaceDN/>
+        <w:bidi w:val="0"/>
+        <w:adjustRightInd/>
+        <w:snapToGrid/>
+        <w:spacing w:beforeAutospacing="0" w:afterAutospacing="0" w:line="360" w:lineRule="exact"/>
+        <w:ind w:right="0" w:rightChars="0"/>
+        <w:textAlignment w:val="auto"/>
+        <w:rPr>
+          <w:rFonts w:ascii="宋体" w:hAnsi="宋体" w:eastAsia="宋体" w:cs="宋体"/>
+          <w:sz w:val="24"/>
+          <w:szCs w:val="24"/>
+        </w:rPr>
+      </w:pPr>
+      <w:r>
+        <w:rPr>
+          <w:rFonts w:ascii="宋体" w:hAnsi="宋体" w:eastAsia="宋体" w:cs="宋体"/>
+          <w:sz w:val="24"/>
+          <w:szCs w:val="24"/>
+        </w:rPr>
+        <w:t xml:space="preserve">│ ├── SettingButton (设置按钮) </w:t>
+      </w:r>
+    </w:p>
+    <w:p>
+      <w:pPr>
+        <w:pStyle w:val="6"/>
+        <w:keepNext w:val="0"/>
+        <w:keepLines w:val="0"/>
+        <w:pageBreakBefore w:val="0"/>
+        <w:widowControl/>
+        <w:numPr>
+          <w:ilvl w:val="0"/>
+          <w:numId w:val="0"/>
+        </w:numPr>
+        <w:suppressLineNumbers w:val="0"/>
+        <w:kinsoku/>
+        <w:wordWrap/>
+        <w:overflowPunct/>
+        <w:topLinePunct w:val="0"/>
+        <w:autoSpaceDE/>
+        <w:autoSpaceDN/>
+        <w:bidi w:val="0"/>
+        <w:adjustRightInd/>
+        <w:snapToGrid/>
+        <w:spacing w:beforeAutospacing="0" w:afterAutospacing="0" w:line="360" w:lineRule="exact"/>
+        <w:ind w:right="0" w:rightChars="0"/>
+        <w:textAlignment w:val="auto"/>
+        <w:rPr>
+          <w:rFonts w:ascii="宋体" w:hAnsi="宋体" w:eastAsia="宋体" w:cs="宋体"/>
+          <w:sz w:val="24"/>
+          <w:szCs w:val="24"/>
+        </w:rPr>
+      </w:pPr>
+      <w:r>
+        <w:rPr>
+          <w:rFonts w:ascii="宋体" w:hAnsi="宋体" w:eastAsia="宋体" w:cs="宋体"/>
+          <w:sz w:val="24"/>
+          <w:szCs w:val="24"/>
+        </w:rPr>
+        <w:t xml:space="preserve">│ ├── BackButton (返回按钮) </w:t>
+      </w:r>
+    </w:p>
+    <w:p>
+      <w:pPr>
+        <w:pStyle w:val="6"/>
+        <w:keepNext w:val="0"/>
+        <w:keepLines w:val="0"/>
+        <w:pageBreakBefore w:val="0"/>
+        <w:widowControl/>
+        <w:numPr>
+          <w:ilvl w:val="0"/>
+          <w:numId w:val="0"/>
+        </w:numPr>
+        <w:suppressLineNumbers w:val="0"/>
+        <w:kinsoku/>
+        <w:wordWrap/>
+        <w:overflowPunct/>
+        <w:topLinePunct w:val="0"/>
+        <w:autoSpaceDE/>
+        <w:autoSpaceDN/>
+        <w:bidi w:val="0"/>
+        <w:adjustRightInd/>
+        <w:snapToGrid/>
+        <w:spacing w:beforeAutospacing="0" w:afterAutospacing="0" w:line="360" w:lineRule="exact"/>
+        <w:ind w:right="0" w:rightChars="0"/>
+        <w:textAlignment w:val="auto"/>
+        <w:rPr>
+          <w:rFonts w:hint="eastAsia" w:ascii="宋体" w:hAnsi="宋体" w:eastAsia="宋体" w:cs="宋体"/>
+          <w:sz w:val="24"/>
+          <w:szCs w:val="24"/>
+          <w:lang w:eastAsia="zh-CN"/>
+        </w:rPr>
+      </w:pPr>
+      <w:r>
+        <w:rPr>
+          <w:rFonts w:ascii="宋体" w:hAnsi="宋体" w:eastAsia="宋体" w:cs="宋体"/>
+          <w:sz w:val="24"/>
+          <w:szCs w:val="24"/>
+        </w:rPr>
+        <w:t xml:space="preserve">│ ├── </w:t>
+      </w:r>
+      <w:r>
+        <w:rPr>
+          <w:rFonts w:hint="eastAsia" w:ascii="宋体" w:hAnsi="宋体" w:eastAsia="宋体" w:cs="宋体"/>
+          <w:sz w:val="24"/>
+          <w:szCs w:val="24"/>
+        </w:rPr>
+        <w:t>GlodCoinBar</w:t>
+      </w:r>
+      <w:r>
+        <w:rPr>
+          <w:rFonts w:hint="eastAsia" w:ascii="宋体" w:hAnsi="宋体" w:eastAsia="宋体" w:cs="宋体"/>
+          <w:sz w:val="24"/>
+          <w:szCs w:val="24"/>
+          <w:lang w:eastAsia="zh-CN"/>
+        </w:rPr>
+        <w:t>（</w:t>
+      </w:r>
+      <w:r>
+        <w:rPr>
+          <w:rFonts w:hint="eastAsia" w:ascii="宋体" w:hAnsi="宋体" w:eastAsia="宋体" w:cs="宋体"/>
+          <w:sz w:val="24"/>
+          <w:szCs w:val="24"/>
+          <w:lang w:val="en-US" w:eastAsia="zh-CN"/>
+        </w:rPr>
+        <w:t>金币栏</w:t>
+      </w:r>
+      <w:r>
+        <w:rPr>
+          <w:rFonts w:hint="eastAsia" w:ascii="宋体" w:hAnsi="宋体" w:eastAsia="宋体" w:cs="宋体"/>
+          <w:sz w:val="24"/>
+          <w:szCs w:val="24"/>
+          <w:lang w:eastAsia="zh-CN"/>
+        </w:rPr>
+        <w:t>）</w:t>
+      </w:r>
+    </w:p>
+    <w:p>
+      <w:pPr>
+        <w:pStyle w:val="6"/>
+        <w:keepNext w:val="0"/>
+        <w:keepLines w:val="0"/>
+        <w:pageBreakBefore w:val="0"/>
+        <w:widowControl/>
+        <w:numPr>
+          <w:ilvl w:val="0"/>
+          <w:numId w:val="0"/>
+        </w:numPr>
+        <w:suppressLineNumbers w:val="0"/>
+        <w:kinsoku/>
+        <w:wordWrap/>
+        <w:overflowPunct/>
+        <w:topLinePunct w:val="0"/>
+        <w:autoSpaceDE/>
+        <w:autoSpaceDN/>
+        <w:bidi w:val="0"/>
+        <w:adjustRightInd/>
+        <w:snapToGrid/>
+        <w:spacing w:beforeAutospacing="0" w:afterAutospacing="0" w:line="360" w:lineRule="exact"/>
+        <w:ind w:right="0" w:rightChars="0"/>
+        <w:textAlignment w:val="auto"/>
+        <w:rPr>
+          <w:rFonts w:hint="eastAsia" w:ascii="宋体" w:hAnsi="宋体" w:eastAsia="宋体" w:cs="宋体"/>
+          <w:sz w:val="24"/>
+          <w:szCs w:val="24"/>
+          <w:lang w:eastAsia="zh-CN"/>
+        </w:rPr>
+      </w:pPr>
+      <w:r>
+        <w:rPr>
+          <w:rFonts w:ascii="宋体" w:hAnsi="宋体" w:eastAsia="宋体" w:cs="宋体"/>
+          <w:sz w:val="24"/>
+          <w:szCs w:val="24"/>
+        </w:rPr>
+        <w:t>│ ├──</w:t>
+      </w:r>
+      <w:r>
+        <w:rPr>
+          <w:rFonts w:hint="eastAsia" w:ascii="宋体" w:hAnsi="宋体" w:eastAsia="宋体" w:cs="宋体"/>
+          <w:sz w:val="24"/>
+          <w:szCs w:val="24"/>
+          <w:lang w:val="en-US" w:eastAsia="zh-CN"/>
+        </w:rPr>
+        <w:t xml:space="preserve"> </w:t>
+      </w:r>
+      <w:r>
+        <w:rPr>
+          <w:rFonts w:hint="eastAsia" w:ascii="宋体" w:hAnsi="宋体" w:eastAsia="宋体" w:cs="宋体"/>
+          <w:sz w:val="24"/>
+          <w:szCs w:val="24"/>
+        </w:rPr>
+        <w:t>EnergyBar</w:t>
+      </w:r>
+      <w:r>
+        <w:rPr>
+          <w:rFonts w:hint="eastAsia" w:ascii="宋体" w:hAnsi="宋体" w:eastAsia="宋体" w:cs="宋体"/>
+          <w:sz w:val="24"/>
+          <w:szCs w:val="24"/>
+          <w:lang w:eastAsia="zh-CN"/>
+        </w:rPr>
+        <w:t>（</w:t>
+      </w:r>
+      <w:r>
+        <w:rPr>
+          <w:rFonts w:hint="eastAsia" w:ascii="宋体" w:hAnsi="宋体" w:eastAsia="宋体" w:cs="宋体"/>
+          <w:sz w:val="24"/>
+          <w:szCs w:val="24"/>
+          <w:lang w:val="en-US" w:eastAsia="zh-CN"/>
+        </w:rPr>
+        <w:t>能量栏</w:t>
+      </w:r>
+      <w:r>
+        <w:rPr>
+          <w:rFonts w:hint="eastAsia" w:ascii="宋体" w:hAnsi="宋体" w:eastAsia="宋体" w:cs="宋体"/>
+          <w:sz w:val="24"/>
+          <w:szCs w:val="24"/>
+          <w:lang w:eastAsia="zh-CN"/>
+        </w:rPr>
+        <w:t>）</w:t>
+      </w:r>
+    </w:p>
+    <w:p>
+      <w:pPr>
+        <w:pStyle w:val="6"/>
+        <w:keepNext w:val="0"/>
+        <w:keepLines w:val="0"/>
+        <w:pageBreakBefore w:val="0"/>
+        <w:widowControl/>
+        <w:numPr>
+          <w:ilvl w:val="0"/>
+          <w:numId w:val="0"/>
+        </w:numPr>
+        <w:suppressLineNumbers w:val="0"/>
+        <w:kinsoku/>
+        <w:wordWrap/>
+        <w:overflowPunct/>
+        <w:topLinePunct w:val="0"/>
+        <w:autoSpaceDE/>
+        <w:autoSpaceDN/>
+        <w:bidi w:val="0"/>
+        <w:adjustRightInd/>
+        <w:snapToGrid/>
+        <w:spacing w:beforeAutospacing="0" w:afterAutospacing="0" w:line="360" w:lineRule="exact"/>
+        <w:ind w:right="0" w:rightChars="0"/>
+        <w:textAlignment w:val="auto"/>
+        <w:rPr>
+          <w:rFonts w:ascii="宋体" w:hAnsi="宋体" w:eastAsia="宋体" w:cs="宋体"/>
+          <w:sz w:val="24"/>
+          <w:szCs w:val="24"/>
+        </w:rPr>
+      </w:pPr>
+      <w:r>
+        <w:rPr>
+          <w:rFonts w:ascii="宋体" w:hAnsi="宋体" w:eastAsia="宋体" w:cs="宋体"/>
+          <w:sz w:val="24"/>
+          <w:szCs w:val="24"/>
+        </w:rPr>
+        <w:t xml:space="preserve">├── MainPanel (主界面) </w:t>
+      </w:r>
+    </w:p>
+    <w:p>
+      <w:pPr>
+        <w:pStyle w:val="6"/>
+        <w:keepNext w:val="0"/>
+        <w:keepLines w:val="0"/>
+        <w:pageBreakBefore w:val="0"/>
+        <w:widowControl/>
+        <w:numPr>
+          <w:ilvl w:val="0"/>
+          <w:numId w:val="0"/>
+        </w:numPr>
+        <w:suppressLineNumbers w:val="0"/>
+        <w:kinsoku/>
+        <w:wordWrap/>
+        <w:overflowPunct/>
+        <w:topLinePunct w:val="0"/>
+        <w:autoSpaceDE/>
+        <w:autoSpaceDN/>
+        <w:bidi w:val="0"/>
+        <w:adjustRightInd/>
+        <w:snapToGrid/>
+        <w:spacing w:beforeAutospacing="0" w:afterAutospacing="0" w:line="360" w:lineRule="exact"/>
+        <w:ind w:right="0" w:rightChars="0"/>
+        <w:textAlignment w:val="auto"/>
+        <w:rPr>
+          <w:rFonts w:hint="default" w:ascii="宋体" w:hAnsi="宋体" w:eastAsia="宋体" w:cs="宋体"/>
+          <w:sz w:val="24"/>
+          <w:szCs w:val="24"/>
+          <w:lang w:val="en-US" w:eastAsia="zh-CN"/>
+        </w:rPr>
+      </w:pPr>
+      <w:r>
+        <w:rPr>
+          <w:rFonts w:ascii="宋体" w:hAnsi="宋体" w:eastAsia="宋体" w:cs="宋体"/>
+          <w:sz w:val="24"/>
+          <w:szCs w:val="24"/>
+        </w:rPr>
+        <w:t xml:space="preserve">│ ├── </w:t>
+      </w:r>
+      <w:r>
+        <w:rPr>
+          <w:rFonts w:hint="eastAsia" w:ascii="宋体" w:hAnsi="宋体" w:eastAsia="宋体" w:cs="宋体"/>
+          <w:sz w:val="24"/>
+          <w:szCs w:val="24"/>
+          <w:lang w:val="en-US" w:eastAsia="zh-CN"/>
+        </w:rPr>
+        <w:t xml:space="preserve">MidArea </w:t>
+      </w:r>
+      <w:r>
+        <w:rPr>
+          <w:rFonts w:ascii="宋体" w:hAnsi="宋体" w:eastAsia="宋体" w:cs="宋体"/>
+          <w:sz w:val="24"/>
+          <w:szCs w:val="24"/>
+        </w:rPr>
+        <w:t xml:space="preserve">← 包含章节选择 </w:t>
+      </w:r>
+    </w:p>
+    <w:p>
+      <w:pPr>
+        <w:pStyle w:val="6"/>
+        <w:keepNext w:val="0"/>
+        <w:keepLines w:val="0"/>
+        <w:pageBreakBefore w:val="0"/>
+        <w:widowControl/>
+        <w:numPr>
+          <w:ilvl w:val="0"/>
+          <w:numId w:val="0"/>
+        </w:numPr>
+        <w:suppressLineNumbers w:val="0"/>
+        <w:kinsoku/>
+        <w:wordWrap/>
+        <w:overflowPunct/>
+        <w:topLinePunct w:val="0"/>
+        <w:autoSpaceDE/>
+        <w:autoSpaceDN/>
+        <w:bidi w:val="0"/>
+        <w:adjustRightInd/>
+        <w:snapToGrid/>
+        <w:spacing w:beforeAutospacing="0" w:afterAutospacing="0" w:line="360" w:lineRule="exact"/>
+        <w:ind w:right="0" w:rightChars="0"/>
+        <w:textAlignment w:val="auto"/>
+        <w:rPr>
+          <w:rFonts w:hint="eastAsia" w:ascii="宋体" w:hAnsi="宋体" w:eastAsia="宋体" w:cs="宋体"/>
+          <w:sz w:val="24"/>
+          <w:szCs w:val="24"/>
+          <w:lang w:val="en-US" w:eastAsia="zh-CN"/>
+        </w:rPr>
+      </w:pPr>
+      <w:r>
+        <w:rPr>
+          <w:rFonts w:ascii="宋体" w:hAnsi="宋体" w:eastAsia="宋体" w:cs="宋体"/>
+          <w:sz w:val="24"/>
+          <w:szCs w:val="24"/>
+        </w:rPr>
+        <w:t>│ ├──</w:t>
+      </w:r>
+      <w:r>
+        <w:rPr>
+          <w:rFonts w:hint="eastAsia" w:ascii="宋体" w:hAnsi="宋体" w:eastAsia="宋体" w:cs="宋体"/>
+          <w:sz w:val="24"/>
+          <w:szCs w:val="24"/>
+          <w:lang w:val="en-US" w:eastAsia="zh-CN"/>
+        </w:rPr>
+        <w:t xml:space="preserve"> BottomArea （包含按钮）</w:t>
+      </w:r>
+    </w:p>
+    <w:p>
+      <w:pPr>
+        <w:pStyle w:val="6"/>
+        <w:keepNext w:val="0"/>
+        <w:keepLines w:val="0"/>
+        <w:pageBreakBefore w:val="0"/>
+        <w:widowControl/>
+        <w:numPr>
+          <w:ilvl w:val="0"/>
+          <w:numId w:val="0"/>
+        </w:numPr>
+        <w:suppressLineNumbers w:val="0"/>
+        <w:kinsoku/>
+        <w:wordWrap/>
+        <w:overflowPunct/>
+        <w:topLinePunct w:val="0"/>
+        <w:autoSpaceDE/>
+        <w:autoSpaceDN/>
+        <w:bidi w:val="0"/>
+        <w:adjustRightInd/>
+        <w:snapToGrid/>
+        <w:spacing w:beforeAutospacing="0" w:afterAutospacing="0" w:line="360" w:lineRule="exact"/>
+        <w:ind w:right="0" w:rightChars="0"/>
+        <w:textAlignment w:val="auto"/>
+        <w:rPr>
+          <w:rFonts w:hint="eastAsia" w:ascii="宋体" w:hAnsi="宋体" w:eastAsia="宋体" w:cs="宋体"/>
+          <w:sz w:val="24"/>
+          <w:szCs w:val="24"/>
+          <w:lang w:eastAsia="zh-CN"/>
+        </w:rPr>
+      </w:pPr>
+      <w:r>
+        <w:rPr>
+          <w:rFonts w:ascii="宋体" w:hAnsi="宋体" w:eastAsia="宋体" w:cs="宋体"/>
+          <w:sz w:val="24"/>
+          <w:szCs w:val="24"/>
+        </w:rPr>
+        <w:t>│ │ ├──</w:t>
+      </w:r>
+      <w:r>
+        <w:rPr>
+          <w:rFonts w:hint="eastAsia" w:ascii="宋体" w:hAnsi="宋体" w:eastAsia="宋体" w:cs="宋体"/>
+          <w:sz w:val="24"/>
+          <w:szCs w:val="24"/>
+        </w:rPr>
+        <w:t>StartButton</w:t>
+      </w:r>
+      <w:r>
+        <w:rPr>
+          <w:rFonts w:hint="eastAsia" w:ascii="宋体" w:hAnsi="宋体" w:eastAsia="宋体" w:cs="宋体"/>
+          <w:sz w:val="24"/>
+          <w:szCs w:val="24"/>
+          <w:lang w:eastAsia="zh-CN"/>
+        </w:rPr>
+        <w:t>（</w:t>
+      </w:r>
+      <w:r>
+        <w:rPr>
+          <w:rFonts w:hint="eastAsia" w:ascii="宋体" w:hAnsi="宋体" w:eastAsia="宋体" w:cs="宋体"/>
+          <w:sz w:val="24"/>
+          <w:szCs w:val="24"/>
+          <w:lang w:val="en-US" w:eastAsia="zh-CN"/>
+        </w:rPr>
+        <w:t>开始按钮</w:t>
+      </w:r>
+      <w:r>
+        <w:rPr>
+          <w:rFonts w:hint="eastAsia" w:ascii="宋体" w:hAnsi="宋体" w:eastAsia="宋体" w:cs="宋体"/>
+          <w:sz w:val="24"/>
+          <w:szCs w:val="24"/>
+          <w:lang w:eastAsia="zh-CN"/>
+        </w:rPr>
+        <w:t>）</w:t>
+      </w:r>
+    </w:p>
+    <w:p>
+      <w:pPr>
+        <w:pStyle w:val="6"/>
+        <w:keepNext w:val="0"/>
+        <w:keepLines w:val="0"/>
+        <w:pageBreakBefore w:val="0"/>
+        <w:widowControl/>
+        <w:numPr>
+          <w:ilvl w:val="0"/>
+          <w:numId w:val="0"/>
+        </w:numPr>
+        <w:suppressLineNumbers w:val="0"/>
+        <w:kinsoku/>
+        <w:wordWrap/>
+        <w:overflowPunct/>
+        <w:topLinePunct w:val="0"/>
+        <w:autoSpaceDE/>
+        <w:autoSpaceDN/>
+        <w:bidi w:val="0"/>
+        <w:adjustRightInd/>
+        <w:snapToGrid/>
+        <w:spacing w:beforeAutospacing="0" w:afterAutospacing="0" w:line="360" w:lineRule="exact"/>
+        <w:ind w:right="0" w:rightChars="0"/>
+        <w:textAlignment w:val="auto"/>
+        <w:rPr>
+          <w:rFonts w:hint="eastAsia" w:ascii="宋体" w:hAnsi="宋体" w:eastAsia="宋体" w:cs="宋体"/>
+          <w:sz w:val="24"/>
+          <w:szCs w:val="24"/>
+          <w:lang w:val="en-US" w:eastAsia="zh-CN"/>
+        </w:rPr>
+      </w:pPr>
+      <w:r>
+        <w:rPr>
+          <w:rFonts w:ascii="宋体" w:hAnsi="宋体" w:eastAsia="宋体" w:cs="宋体"/>
+          <w:sz w:val="24"/>
+          <w:szCs w:val="24"/>
+        </w:rPr>
+        <w:t>│ │ ├──</w:t>
+      </w:r>
+      <w:r>
+        <w:rPr>
+          <w:rFonts w:hint="eastAsia" w:ascii="宋体" w:hAnsi="宋体" w:eastAsia="宋体" w:cs="宋体"/>
+          <w:sz w:val="24"/>
+          <w:szCs w:val="24"/>
+        </w:rPr>
+        <w:t>KeJiButton</w:t>
+      </w:r>
+      <w:r>
+        <w:rPr>
+          <w:rFonts w:hint="eastAsia" w:ascii="宋体" w:hAnsi="宋体" w:eastAsia="宋体" w:cs="宋体"/>
+          <w:sz w:val="24"/>
+          <w:szCs w:val="24"/>
+          <w:lang w:eastAsia="zh-CN"/>
+        </w:rPr>
+        <w:t>（</w:t>
+      </w:r>
+      <w:r>
+        <w:rPr>
+          <w:rFonts w:hint="eastAsia" w:ascii="宋体" w:hAnsi="宋体" w:eastAsia="宋体" w:cs="宋体"/>
+          <w:sz w:val="24"/>
+          <w:szCs w:val="24"/>
+          <w:lang w:val="en-US" w:eastAsia="zh-CN"/>
+        </w:rPr>
+        <w:t>科技树按钮</w:t>
+      </w:r>
+      <w:r>
+        <w:rPr>
+          <w:rFonts w:hint="eastAsia" w:ascii="宋体" w:hAnsi="宋体" w:eastAsia="宋体" w:cs="宋体"/>
+          <w:sz w:val="24"/>
+          <w:szCs w:val="24"/>
+          <w:lang w:eastAsia="zh-CN"/>
+        </w:rPr>
+        <w:t>）</w:t>
+      </w:r>
+    </w:p>
+    <w:p>
+      <w:pPr>
+        <w:pStyle w:val="6"/>
+        <w:keepNext w:val="0"/>
+        <w:keepLines w:val="0"/>
+        <w:pageBreakBefore w:val="0"/>
+        <w:widowControl/>
+        <w:numPr>
+          <w:ilvl w:val="0"/>
+          <w:numId w:val="0"/>
+        </w:numPr>
+        <w:suppressLineNumbers w:val="0"/>
+        <w:kinsoku/>
+        <w:wordWrap/>
+        <w:overflowPunct/>
+        <w:topLinePunct w:val="0"/>
+        <w:autoSpaceDE/>
+        <w:autoSpaceDN/>
+        <w:bidi w:val="0"/>
+        <w:adjustRightInd/>
+        <w:snapToGrid/>
+        <w:spacing w:beforeAutospacing="0" w:afterAutospacing="0" w:line="360" w:lineRule="exact"/>
+        <w:ind w:right="0" w:rightChars="0"/>
+        <w:textAlignment w:val="auto"/>
+        <w:rPr>
+          <w:rFonts w:hint="eastAsia" w:ascii="宋体" w:hAnsi="宋体" w:eastAsia="宋体" w:cs="宋体"/>
+          <w:sz w:val="24"/>
+          <w:szCs w:val="24"/>
+          <w:lang w:val="en-US" w:eastAsia="zh-CN"/>
+        </w:rPr>
+      </w:pPr>
+      <w:r>
+        <w:rPr>
+          <w:rFonts w:ascii="宋体" w:hAnsi="宋体" w:eastAsia="宋体" w:cs="宋体"/>
+          <w:sz w:val="24"/>
+          <w:szCs w:val="24"/>
+        </w:rPr>
+        <w:t>│ │ ├──</w:t>
+      </w:r>
+      <w:r>
+        <w:rPr>
+          <w:rFonts w:hint="eastAsia" w:ascii="宋体" w:hAnsi="宋体" w:eastAsia="宋体" w:cs="宋体"/>
+          <w:sz w:val="24"/>
+          <w:szCs w:val="24"/>
+        </w:rPr>
+        <w:t>ZhuangBeiButton</w:t>
+      </w:r>
+      <w:r>
+        <w:rPr>
+          <w:rFonts w:hint="eastAsia" w:ascii="宋体" w:hAnsi="宋体" w:eastAsia="宋体" w:cs="宋体"/>
+          <w:sz w:val="24"/>
+          <w:szCs w:val="24"/>
+          <w:lang w:eastAsia="zh-CN"/>
+        </w:rPr>
+        <w:t>（</w:t>
+      </w:r>
+      <w:r>
+        <w:rPr>
+          <w:rFonts w:hint="eastAsia" w:ascii="宋体" w:hAnsi="宋体" w:eastAsia="宋体" w:cs="宋体"/>
+          <w:sz w:val="24"/>
+          <w:szCs w:val="24"/>
+          <w:lang w:val="en-US" w:eastAsia="zh-CN"/>
+        </w:rPr>
+        <w:t>装备按钮</w:t>
+      </w:r>
+      <w:r>
+        <w:rPr>
+          <w:rFonts w:hint="eastAsia" w:ascii="宋体" w:hAnsi="宋体" w:eastAsia="宋体" w:cs="宋体"/>
+          <w:sz w:val="24"/>
+          <w:szCs w:val="24"/>
+          <w:lang w:eastAsia="zh-CN"/>
+        </w:rPr>
+        <w:t>）</w:t>
+      </w:r>
+    </w:p>
+    <w:p>
+      <w:pPr>
+        <w:pStyle w:val="6"/>
+        <w:keepNext w:val="0"/>
+        <w:keepLines w:val="0"/>
+        <w:pageBreakBefore w:val="0"/>
+        <w:widowControl/>
+        <w:numPr>
+          <w:ilvl w:val="0"/>
+          <w:numId w:val="0"/>
+        </w:numPr>
+        <w:suppressLineNumbers w:val="0"/>
+        <w:kinsoku/>
+        <w:wordWrap/>
+        <w:overflowPunct/>
+        <w:topLinePunct w:val="0"/>
+        <w:autoSpaceDE/>
+        <w:autoSpaceDN/>
+        <w:bidi w:val="0"/>
+        <w:adjustRightInd/>
+        <w:snapToGrid/>
+        <w:spacing w:beforeAutospacing="0" w:afterAutospacing="0" w:line="360" w:lineRule="exact"/>
+        <w:ind w:right="0" w:rightChars="0"/>
+        <w:textAlignment w:val="auto"/>
+        <w:rPr>
+          <w:rFonts w:hint="eastAsia" w:ascii="宋体" w:hAnsi="宋体" w:eastAsia="宋体" w:cs="宋体"/>
+          <w:sz w:val="24"/>
+          <w:szCs w:val="24"/>
+          <w:lang w:val="en-US" w:eastAsia="zh-CN"/>
+        </w:rPr>
+      </w:pPr>
+      <w:r>
+        <w:rPr>
+          <w:rFonts w:ascii="宋体" w:hAnsi="宋体" w:eastAsia="宋体" w:cs="宋体"/>
+          <w:sz w:val="24"/>
+          <w:szCs w:val="24"/>
+        </w:rPr>
+        <w:t>│ │ ├──</w:t>
+      </w:r>
+      <w:r>
+        <w:rPr>
+          <w:rFonts w:hint="eastAsia" w:ascii="宋体" w:hAnsi="宋体" w:eastAsia="宋体" w:cs="宋体"/>
+          <w:sz w:val="24"/>
+          <w:szCs w:val="24"/>
+        </w:rPr>
+        <w:t>WuJinButton</w:t>
+      </w:r>
+      <w:r>
+        <w:rPr>
+          <w:rFonts w:hint="eastAsia" w:ascii="宋体" w:hAnsi="宋体" w:eastAsia="宋体" w:cs="宋体"/>
+          <w:sz w:val="24"/>
+          <w:szCs w:val="24"/>
+          <w:lang w:eastAsia="zh-CN"/>
+        </w:rPr>
+        <w:t>（</w:t>
+      </w:r>
+      <w:r>
+        <w:rPr>
+          <w:rFonts w:hint="eastAsia" w:ascii="宋体" w:hAnsi="宋体" w:eastAsia="宋体" w:cs="宋体"/>
+          <w:sz w:val="24"/>
+          <w:szCs w:val="24"/>
+          <w:lang w:val="en-US" w:eastAsia="zh-CN"/>
+        </w:rPr>
+        <w:t>无尽模式按钮</w:t>
+      </w:r>
+      <w:r>
+        <w:rPr>
+          <w:rFonts w:hint="eastAsia" w:ascii="宋体" w:hAnsi="宋体" w:eastAsia="宋体" w:cs="宋体"/>
+          <w:sz w:val="24"/>
+          <w:szCs w:val="24"/>
+          <w:lang w:eastAsia="zh-CN"/>
+        </w:rPr>
+        <w:t>）</w:t>
+      </w:r>
+    </w:p>
+    <w:p>
+      <w:pPr>
+        <w:pStyle w:val="6"/>
+        <w:keepNext w:val="0"/>
+        <w:keepLines w:val="0"/>
+        <w:pageBreakBefore w:val="0"/>
+        <w:widowControl/>
+        <w:numPr>
+          <w:ilvl w:val="0"/>
+          <w:numId w:val="0"/>
+        </w:numPr>
+        <w:suppressLineNumbers w:val="0"/>
+        <w:kinsoku/>
+        <w:wordWrap/>
+        <w:overflowPunct/>
+        <w:topLinePunct w:val="0"/>
+        <w:autoSpaceDE/>
+        <w:autoSpaceDN/>
+        <w:bidi w:val="0"/>
+        <w:adjustRightInd/>
+        <w:snapToGrid/>
+        <w:spacing w:beforeAutospacing="0" w:afterAutospacing="0" w:line="360" w:lineRule="exact"/>
+        <w:ind w:right="0" w:rightChars="0"/>
+        <w:textAlignment w:val="auto"/>
+        <w:rPr>
+          <w:rFonts w:hint="default" w:ascii="宋体" w:hAnsi="宋体" w:eastAsia="宋体" w:cs="宋体"/>
+          <w:sz w:val="24"/>
+          <w:szCs w:val="24"/>
+          <w:lang w:val="en-US" w:eastAsia="zh-CN"/>
+        </w:rPr>
+      </w:pPr>
+      <w:r>
+        <w:rPr>
+          <w:rFonts w:ascii="宋体" w:hAnsi="宋体" w:eastAsia="宋体" w:cs="宋体"/>
+          <w:sz w:val="24"/>
+          <w:szCs w:val="24"/>
+        </w:rPr>
+        <w:t>│ │ ├──</w:t>
+      </w:r>
+      <w:r>
+        <w:rPr>
+          <w:rFonts w:hint="eastAsia" w:ascii="宋体" w:hAnsi="宋体" w:eastAsia="宋体" w:cs="宋体"/>
+          <w:sz w:val="24"/>
+          <w:szCs w:val="24"/>
+        </w:rPr>
+        <w:t>PaiHangBang</w:t>
+      </w:r>
+      <w:r>
+        <w:rPr>
+          <w:rFonts w:hint="eastAsia" w:ascii="宋体" w:hAnsi="宋体" w:eastAsia="宋体" w:cs="宋体"/>
+          <w:sz w:val="24"/>
+          <w:szCs w:val="24"/>
+          <w:lang w:eastAsia="zh-CN"/>
+        </w:rPr>
+        <w:t>（</w:t>
+      </w:r>
+      <w:r>
+        <w:rPr>
+          <w:rFonts w:hint="eastAsia" w:ascii="宋体" w:hAnsi="宋体" w:eastAsia="宋体" w:cs="宋体"/>
+          <w:sz w:val="24"/>
+          <w:szCs w:val="24"/>
+          <w:lang w:val="en-US" w:eastAsia="zh-CN"/>
+        </w:rPr>
+        <w:t>排行榜按钮</w:t>
+      </w:r>
+      <w:r>
+        <w:rPr>
+          <w:rFonts w:hint="eastAsia" w:ascii="宋体" w:hAnsi="宋体" w:eastAsia="宋体" w:cs="宋体"/>
+          <w:sz w:val="24"/>
+          <w:szCs w:val="24"/>
+          <w:lang w:eastAsia="zh-CN"/>
+        </w:rPr>
+        <w:t>）</w:t>
+      </w:r>
+    </w:p>
+    <w:p>
+      <w:pPr>
+        <w:pStyle w:val="6"/>
+        <w:keepNext w:val="0"/>
+        <w:keepLines w:val="0"/>
+        <w:pageBreakBefore w:val="0"/>
+        <w:widowControl/>
+        <w:numPr>
+          <w:ilvl w:val="0"/>
+          <w:numId w:val="0"/>
+        </w:numPr>
+        <w:suppressLineNumbers w:val="0"/>
+        <w:kinsoku/>
+        <w:wordWrap/>
+        <w:overflowPunct/>
+        <w:topLinePunct w:val="0"/>
+        <w:autoSpaceDE/>
+        <w:autoSpaceDN/>
+        <w:bidi w:val="0"/>
+        <w:adjustRightInd/>
+        <w:snapToGrid/>
+        <w:spacing w:beforeAutospacing="0" w:afterAutospacing="0" w:line="360" w:lineRule="exact"/>
+        <w:ind w:right="0" w:rightChars="0"/>
+        <w:textAlignment w:val="auto"/>
+        <w:rPr>
+          <w:rFonts w:ascii="宋体" w:hAnsi="宋体" w:eastAsia="宋体" w:cs="宋体"/>
+          <w:sz w:val="24"/>
+          <w:szCs w:val="24"/>
+        </w:rPr>
+      </w:pPr>
+      <w:r>
+        <w:rPr>
+          <w:rFonts w:ascii="宋体" w:hAnsi="宋体" w:eastAsia="宋体" w:cs="宋体"/>
+          <w:sz w:val="24"/>
+          <w:szCs w:val="24"/>
+        </w:rPr>
+        <w:t xml:space="preserve">├── </w:t>
+      </w:r>
+      <w:r>
+        <w:rPr>
+          <w:rFonts w:hint="eastAsia" w:ascii="宋体" w:hAnsi="宋体" w:eastAsia="宋体" w:cs="宋体"/>
+          <w:sz w:val="24"/>
+          <w:szCs w:val="24"/>
+        </w:rPr>
+        <w:t>SettingPanel</w:t>
+      </w:r>
+      <w:r>
+        <w:rPr>
+          <w:rFonts w:ascii="宋体" w:hAnsi="宋体" w:eastAsia="宋体" w:cs="宋体"/>
+          <w:sz w:val="24"/>
+          <w:szCs w:val="24"/>
+        </w:rPr>
+        <w:t>(</w:t>
+      </w:r>
+      <w:r>
+        <w:rPr>
+          <w:rFonts w:hint="eastAsia" w:ascii="宋体" w:hAnsi="宋体" w:eastAsia="宋体" w:cs="宋体"/>
+          <w:sz w:val="24"/>
+          <w:szCs w:val="24"/>
+          <w:lang w:val="en-US" w:eastAsia="zh-CN"/>
+        </w:rPr>
+        <w:t>设置面板</w:t>
+      </w:r>
+      <w:r>
+        <w:rPr>
+          <w:rFonts w:ascii="宋体" w:hAnsi="宋体" w:eastAsia="宋体" w:cs="宋体"/>
+          <w:sz w:val="24"/>
+          <w:szCs w:val="24"/>
+        </w:rPr>
+        <w:t xml:space="preserve">) </w:t>
+      </w:r>
+    </w:p>
+    <w:p>
+      <w:pPr>
+        <w:pStyle w:val="6"/>
+        <w:keepNext w:val="0"/>
+        <w:keepLines w:val="0"/>
+        <w:pageBreakBefore w:val="0"/>
+        <w:widowControl/>
+        <w:numPr>
+          <w:ilvl w:val="0"/>
+          <w:numId w:val="0"/>
+        </w:numPr>
+        <w:suppressLineNumbers w:val="0"/>
+        <w:kinsoku/>
+        <w:wordWrap/>
+        <w:overflowPunct/>
+        <w:topLinePunct w:val="0"/>
+        <w:autoSpaceDE/>
+        <w:autoSpaceDN/>
+        <w:bidi w:val="0"/>
+        <w:adjustRightInd/>
+        <w:snapToGrid/>
+        <w:spacing w:beforeAutospacing="0" w:afterAutospacing="0" w:line="360" w:lineRule="exact"/>
+        <w:ind w:right="0" w:rightChars="0"/>
+        <w:textAlignment w:val="auto"/>
+        <w:rPr>
+          <w:rFonts w:ascii="宋体" w:hAnsi="宋体" w:eastAsia="宋体" w:cs="宋体"/>
+          <w:sz w:val="24"/>
+          <w:szCs w:val="24"/>
+        </w:rPr>
+      </w:pPr>
+      <w:r>
+        <w:rPr>
+          <w:rFonts w:ascii="宋体" w:hAnsi="宋体" w:eastAsia="宋体" w:cs="宋体"/>
+          <w:sz w:val="24"/>
+          <w:szCs w:val="24"/>
+        </w:rPr>
+        <w:t xml:space="preserve">├── ZhuangBeiPanel (装备界面) </w:t>
+      </w:r>
+    </w:p>
+    <w:p>
+      <w:pPr>
+        <w:pStyle w:val="6"/>
+        <w:keepNext w:val="0"/>
+        <w:keepLines w:val="0"/>
+        <w:pageBreakBefore w:val="0"/>
+        <w:widowControl/>
+        <w:numPr>
+          <w:ilvl w:val="0"/>
+          <w:numId w:val="0"/>
+        </w:numPr>
+        <w:suppressLineNumbers w:val="0"/>
+        <w:kinsoku/>
+        <w:wordWrap/>
+        <w:overflowPunct/>
+        <w:topLinePunct w:val="0"/>
+        <w:autoSpaceDE/>
+        <w:autoSpaceDN/>
+        <w:bidi w:val="0"/>
+        <w:adjustRightInd/>
+        <w:snapToGrid/>
+        <w:spacing w:beforeAutospacing="0" w:afterAutospacing="0" w:line="360" w:lineRule="exact"/>
+        <w:ind w:right="0" w:rightChars="0"/>
+        <w:textAlignment w:val="auto"/>
+        <w:rPr>
+          <w:rFonts w:hint="eastAsia" w:ascii="宋体" w:hAnsi="宋体" w:eastAsia="宋体" w:cs="宋体"/>
+          <w:sz w:val="24"/>
+          <w:szCs w:val="24"/>
+          <w:lang w:eastAsia="zh-CN"/>
+        </w:rPr>
+      </w:pPr>
+      <w:r>
+        <w:rPr>
+          <w:rFonts w:ascii="宋体" w:hAnsi="宋体" w:eastAsia="宋体" w:cs="宋体"/>
+          <w:sz w:val="24"/>
+          <w:szCs w:val="24"/>
+        </w:rPr>
+        <w:t>│ ├──</w:t>
+      </w:r>
+      <w:r>
+        <w:rPr>
+          <w:rFonts w:hint="eastAsia" w:ascii="宋体" w:hAnsi="宋体" w:eastAsia="宋体" w:cs="宋体"/>
+          <w:sz w:val="24"/>
+          <w:szCs w:val="24"/>
+        </w:rPr>
+        <w:t>GuangLingTai</w:t>
+      </w:r>
+      <w:r>
+        <w:rPr>
+          <w:rFonts w:hint="eastAsia" w:ascii="宋体" w:hAnsi="宋体" w:eastAsia="宋体" w:cs="宋体"/>
+          <w:sz w:val="24"/>
+          <w:szCs w:val="24"/>
+          <w:lang w:eastAsia="zh-CN"/>
+        </w:rPr>
+        <w:t>（</w:t>
+      </w:r>
+      <w:r>
+        <w:rPr>
+          <w:rFonts w:hint="eastAsia" w:ascii="宋体" w:hAnsi="宋体" w:eastAsia="宋体" w:cs="宋体"/>
+          <w:sz w:val="24"/>
+          <w:szCs w:val="24"/>
+          <w:lang w:val="en-US" w:eastAsia="zh-CN"/>
+        </w:rPr>
+        <w:t>光棱塔展示区</w:t>
+      </w:r>
+      <w:r>
+        <w:rPr>
+          <w:rFonts w:hint="eastAsia" w:ascii="宋体" w:hAnsi="宋体" w:eastAsia="宋体" w:cs="宋体"/>
+          <w:sz w:val="24"/>
+          <w:szCs w:val="24"/>
+          <w:lang w:eastAsia="zh-CN"/>
+        </w:rPr>
+        <w:t>）</w:t>
+      </w:r>
+    </w:p>
+    <w:p>
+      <w:pPr>
+        <w:pStyle w:val="6"/>
+        <w:keepNext w:val="0"/>
+        <w:keepLines w:val="0"/>
+        <w:pageBreakBefore w:val="0"/>
+        <w:widowControl/>
+        <w:numPr>
+          <w:ilvl w:val="0"/>
+          <w:numId w:val="0"/>
+        </w:numPr>
+        <w:suppressLineNumbers w:val="0"/>
+        <w:kinsoku/>
+        <w:wordWrap/>
+        <w:overflowPunct/>
+        <w:topLinePunct w:val="0"/>
+        <w:autoSpaceDE/>
+        <w:autoSpaceDN/>
+        <w:bidi w:val="0"/>
+        <w:adjustRightInd/>
+        <w:snapToGrid/>
+        <w:spacing w:beforeAutospacing="0" w:afterAutospacing="0" w:line="360" w:lineRule="exact"/>
+        <w:ind w:right="0" w:rightChars="0"/>
+        <w:textAlignment w:val="auto"/>
+        <w:rPr>
+          <w:rFonts w:hint="eastAsia" w:ascii="宋体" w:hAnsi="宋体" w:eastAsia="宋体" w:cs="宋体"/>
+          <w:sz w:val="24"/>
+          <w:szCs w:val="24"/>
+          <w:lang w:eastAsia="zh-CN"/>
+        </w:rPr>
+      </w:pPr>
+      <w:r>
+        <w:rPr>
+          <w:rFonts w:ascii="宋体" w:hAnsi="宋体" w:eastAsia="宋体" w:cs="宋体"/>
+          <w:sz w:val="24"/>
+          <w:szCs w:val="24"/>
+        </w:rPr>
+        <w:t>│ ├──</w:t>
+      </w:r>
+      <w:r>
+        <w:rPr>
+          <w:rFonts w:hint="eastAsia" w:ascii="宋体" w:hAnsi="宋体" w:eastAsia="宋体" w:cs="宋体"/>
+          <w:sz w:val="24"/>
+          <w:szCs w:val="24"/>
+        </w:rPr>
+        <w:t>Composite_Button</w:t>
+      </w:r>
+      <w:r>
+        <w:rPr>
+          <w:rFonts w:hint="eastAsia" w:ascii="宋体" w:hAnsi="宋体" w:eastAsia="宋体" w:cs="宋体"/>
+          <w:sz w:val="24"/>
+          <w:szCs w:val="24"/>
+          <w:lang w:eastAsia="zh-CN"/>
+        </w:rPr>
+        <w:t>（</w:t>
+      </w:r>
+      <w:r>
+        <w:rPr>
+          <w:rFonts w:hint="eastAsia" w:ascii="宋体" w:hAnsi="宋体" w:eastAsia="宋体" w:cs="宋体"/>
+          <w:sz w:val="24"/>
+          <w:szCs w:val="24"/>
+          <w:lang w:val="en-US" w:eastAsia="zh-CN"/>
+        </w:rPr>
+        <w:t>合成按钮</w:t>
+      </w:r>
+      <w:r>
+        <w:rPr>
+          <w:rFonts w:hint="eastAsia" w:ascii="宋体" w:hAnsi="宋体" w:eastAsia="宋体" w:cs="宋体"/>
+          <w:sz w:val="24"/>
+          <w:szCs w:val="24"/>
+          <w:lang w:eastAsia="zh-CN"/>
+        </w:rPr>
+        <w:t>）</w:t>
+      </w:r>
+    </w:p>
+    <w:p>
+      <w:pPr>
+        <w:pStyle w:val="6"/>
+        <w:keepNext w:val="0"/>
+        <w:keepLines w:val="0"/>
+        <w:pageBreakBefore w:val="0"/>
+        <w:widowControl/>
+        <w:numPr>
+          <w:ilvl w:val="0"/>
+          <w:numId w:val="0"/>
+        </w:numPr>
+        <w:suppressLineNumbers w:val="0"/>
+        <w:kinsoku/>
+        <w:wordWrap/>
+        <w:overflowPunct/>
+        <w:topLinePunct w:val="0"/>
+        <w:autoSpaceDE/>
+        <w:autoSpaceDN/>
+        <w:bidi w:val="0"/>
+        <w:adjustRightInd/>
+        <w:snapToGrid/>
+        <w:spacing w:beforeAutospacing="0" w:afterAutospacing="0" w:line="360" w:lineRule="exact"/>
+        <w:ind w:right="0" w:rightChars="0"/>
+        <w:textAlignment w:val="auto"/>
+        <w:rPr>
+          <w:rFonts w:hint="eastAsia" w:ascii="宋体" w:hAnsi="宋体" w:eastAsia="宋体" w:cs="宋体"/>
+          <w:sz w:val="24"/>
+          <w:szCs w:val="24"/>
+          <w:lang w:eastAsia="zh-CN"/>
+        </w:rPr>
+      </w:pPr>
+      <w:r>
+        <w:rPr>
+          <w:rFonts w:ascii="宋体" w:hAnsi="宋体" w:eastAsia="宋体" w:cs="宋体"/>
+          <w:sz w:val="24"/>
+          <w:szCs w:val="24"/>
+        </w:rPr>
+        <w:t>│ ├──</w:t>
+      </w:r>
+      <w:r>
+        <w:rPr>
+          <w:rFonts w:hint="eastAsia" w:ascii="宋体" w:hAnsi="宋体" w:eastAsia="宋体" w:cs="宋体"/>
+          <w:sz w:val="24"/>
+          <w:szCs w:val="24"/>
+        </w:rPr>
+        <w:t>equipment_Button</w:t>
+      </w:r>
+      <w:r>
+        <w:rPr>
+          <w:rFonts w:hint="eastAsia" w:ascii="宋体" w:hAnsi="宋体" w:eastAsia="宋体" w:cs="宋体"/>
+          <w:sz w:val="24"/>
+          <w:szCs w:val="24"/>
+          <w:lang w:eastAsia="zh-CN"/>
+        </w:rPr>
+        <w:t>（</w:t>
+      </w:r>
+      <w:r>
+        <w:rPr>
+          <w:rFonts w:hint="eastAsia" w:ascii="宋体" w:hAnsi="宋体" w:eastAsia="宋体" w:cs="宋体"/>
+          <w:sz w:val="24"/>
+          <w:szCs w:val="24"/>
+          <w:lang w:val="en-US" w:eastAsia="zh-CN"/>
+        </w:rPr>
+        <w:t>装备按钮</w:t>
+      </w:r>
+      <w:r>
+        <w:rPr>
+          <w:rFonts w:hint="eastAsia" w:ascii="宋体" w:hAnsi="宋体" w:eastAsia="宋体" w:cs="宋体"/>
+          <w:sz w:val="24"/>
+          <w:szCs w:val="24"/>
+          <w:lang w:eastAsia="zh-CN"/>
+        </w:rPr>
+        <w:t>）</w:t>
+      </w:r>
+    </w:p>
+    <w:p>
+      <w:pPr>
+        <w:pStyle w:val="6"/>
+        <w:keepNext w:val="0"/>
+        <w:keepLines w:val="0"/>
+        <w:pageBreakBefore w:val="0"/>
+        <w:widowControl/>
+        <w:numPr>
+          <w:ilvl w:val="0"/>
+          <w:numId w:val="0"/>
+        </w:numPr>
+        <w:suppressLineNumbers w:val="0"/>
+        <w:kinsoku/>
+        <w:wordWrap/>
+        <w:overflowPunct/>
+        <w:topLinePunct w:val="0"/>
+        <w:autoSpaceDE/>
+        <w:autoSpaceDN/>
+        <w:bidi w:val="0"/>
+        <w:adjustRightInd/>
+        <w:snapToGrid/>
+        <w:spacing w:beforeAutospacing="0" w:afterAutospacing="0" w:line="360" w:lineRule="exact"/>
+        <w:ind w:right="0" w:rightChars="0"/>
+        <w:textAlignment w:val="auto"/>
+        <w:rPr>
+          <w:rFonts w:hint="eastAsia" w:ascii="宋体" w:hAnsi="宋体" w:eastAsia="宋体" w:cs="宋体"/>
+          <w:sz w:val="24"/>
+          <w:szCs w:val="24"/>
+          <w:lang w:eastAsia="zh-CN"/>
+        </w:rPr>
+      </w:pPr>
+      <w:r>
+        <w:rPr>
+          <w:rFonts w:ascii="宋体" w:hAnsi="宋体" w:eastAsia="宋体" w:cs="宋体"/>
+          <w:sz w:val="24"/>
+          <w:szCs w:val="24"/>
+        </w:rPr>
+        <w:t>│ ├──</w:t>
+      </w:r>
+      <w:r>
+        <w:rPr>
+          <w:rFonts w:hint="eastAsia" w:ascii="宋体" w:hAnsi="宋体" w:eastAsia="宋体" w:cs="宋体"/>
+          <w:sz w:val="24"/>
+          <w:szCs w:val="24"/>
+        </w:rPr>
+        <w:t>Scroll View</w:t>
+      </w:r>
+      <w:r>
+        <w:rPr>
+          <w:rFonts w:hint="eastAsia" w:ascii="宋体" w:hAnsi="宋体" w:eastAsia="宋体" w:cs="宋体"/>
+          <w:sz w:val="24"/>
+          <w:szCs w:val="24"/>
+          <w:lang w:eastAsia="zh-CN"/>
+        </w:rPr>
+        <w:t>（</w:t>
+      </w:r>
+      <w:r>
+        <w:rPr>
+          <w:rFonts w:hint="eastAsia" w:ascii="宋体" w:hAnsi="宋体" w:eastAsia="宋体" w:cs="宋体"/>
+          <w:sz w:val="24"/>
+          <w:szCs w:val="24"/>
+          <w:lang w:val="en-US" w:eastAsia="zh-CN"/>
+        </w:rPr>
+        <w:t>装备背包 ，包含核心、底座、水晶、图纸等</w:t>
+      </w:r>
+      <w:r>
+        <w:rPr>
+          <w:rFonts w:hint="eastAsia" w:ascii="宋体" w:hAnsi="宋体" w:eastAsia="宋体" w:cs="宋体"/>
+          <w:sz w:val="24"/>
+          <w:szCs w:val="24"/>
+          <w:lang w:eastAsia="zh-CN"/>
+        </w:rPr>
+        <w:t>）</w:t>
+      </w:r>
+    </w:p>
+    <w:p>
+      <w:pPr>
+        <w:pStyle w:val="6"/>
+        <w:keepNext w:val="0"/>
+        <w:keepLines w:val="0"/>
+        <w:pageBreakBefore w:val="0"/>
+        <w:widowControl/>
+        <w:numPr>
+          <w:ilvl w:val="0"/>
+          <w:numId w:val="0"/>
+        </w:numPr>
+        <w:suppressLineNumbers w:val="0"/>
+        <w:kinsoku/>
+        <w:wordWrap/>
+        <w:overflowPunct/>
+        <w:topLinePunct w:val="0"/>
+        <w:autoSpaceDE/>
+        <w:autoSpaceDN/>
+        <w:bidi w:val="0"/>
+        <w:adjustRightInd/>
+        <w:snapToGrid/>
+        <w:spacing w:beforeAutospacing="0" w:afterAutospacing="0" w:line="360" w:lineRule="exact"/>
+        <w:ind w:right="0" w:rightChars="0"/>
+        <w:textAlignment w:val="auto"/>
+        <w:rPr>
+          <w:rFonts w:hint="eastAsia" w:ascii="宋体" w:hAnsi="宋体" w:eastAsia="宋体" w:cs="宋体"/>
+          <w:sz w:val="24"/>
+          <w:szCs w:val="24"/>
+          <w:lang w:val="en-US" w:eastAsia="zh-CN"/>
+        </w:rPr>
+      </w:pPr>
+      <w:r>
+        <w:rPr>
+          <w:rFonts w:ascii="宋体" w:hAnsi="宋体" w:eastAsia="宋体" w:cs="宋体"/>
+          <w:sz w:val="24"/>
+          <w:szCs w:val="24"/>
+        </w:rPr>
+        <w:t xml:space="preserve">├──  </w:t>
+      </w:r>
+      <w:r>
+        <w:rPr>
+          <w:rFonts w:hint="eastAsia" w:ascii="宋体" w:hAnsi="宋体" w:eastAsia="宋体" w:cs="宋体"/>
+          <w:sz w:val="24"/>
+          <w:szCs w:val="24"/>
+        </w:rPr>
+        <w:t>InfoPanel</w:t>
+      </w:r>
+      <w:r>
+        <w:rPr>
+          <w:rFonts w:hint="eastAsia" w:ascii="宋体" w:hAnsi="宋体" w:eastAsia="宋体" w:cs="宋体"/>
+          <w:sz w:val="24"/>
+          <w:szCs w:val="24"/>
+          <w:lang w:val="en-US" w:eastAsia="zh-CN"/>
+        </w:rPr>
+        <w:t xml:space="preserve"> （二级界面，玩家点击背包中的水晶弹出参数对比显示）</w:t>
+      </w:r>
+    </w:p>
+    <w:p>
+      <w:pPr>
+        <w:pStyle w:val="6"/>
+        <w:keepNext w:val="0"/>
+        <w:keepLines w:val="0"/>
+        <w:pageBreakBefore w:val="0"/>
+        <w:widowControl/>
+        <w:numPr>
+          <w:ilvl w:val="0"/>
+          <w:numId w:val="0"/>
+        </w:numPr>
+        <w:suppressLineNumbers w:val="0"/>
+        <w:kinsoku/>
+        <w:wordWrap/>
+        <w:overflowPunct/>
+        <w:topLinePunct w:val="0"/>
+        <w:autoSpaceDE/>
+        <w:autoSpaceDN/>
+        <w:bidi w:val="0"/>
+        <w:adjustRightInd/>
+        <w:snapToGrid/>
+        <w:spacing w:beforeAutospacing="0" w:afterAutospacing="0" w:line="360" w:lineRule="exact"/>
+        <w:ind w:right="0" w:rightChars="0"/>
+        <w:textAlignment w:val="auto"/>
+        <w:rPr>
+          <w:rFonts w:hint="eastAsia" w:ascii="宋体" w:hAnsi="宋体" w:eastAsia="宋体" w:cs="宋体"/>
+          <w:sz w:val="24"/>
+          <w:szCs w:val="24"/>
+          <w:lang w:val="en-US" w:eastAsia="zh-CN"/>
+        </w:rPr>
+      </w:pPr>
+      <w:r>
+        <w:rPr>
+          <w:rFonts w:ascii="宋体" w:hAnsi="宋体" w:eastAsia="宋体" w:cs="宋体"/>
+          <w:sz w:val="24"/>
+          <w:szCs w:val="24"/>
+        </w:rPr>
+        <w:t>│ ├──</w:t>
+      </w:r>
+      <w:r>
+        <w:rPr>
+          <w:rFonts w:hint="eastAsia" w:ascii="宋体" w:hAnsi="宋体" w:eastAsia="宋体" w:cs="宋体"/>
+          <w:sz w:val="24"/>
+          <w:szCs w:val="24"/>
+        </w:rPr>
+        <w:t>Close_Button</w:t>
+      </w:r>
+      <w:r>
+        <w:rPr>
+          <w:rFonts w:hint="eastAsia" w:ascii="宋体" w:hAnsi="宋体" w:eastAsia="宋体" w:cs="宋体"/>
+          <w:sz w:val="24"/>
+          <w:szCs w:val="24"/>
+          <w:lang w:eastAsia="zh-CN"/>
+        </w:rPr>
+        <w:t>（</w:t>
+      </w:r>
+      <w:r>
+        <w:rPr>
+          <w:rFonts w:hint="eastAsia" w:ascii="宋体" w:hAnsi="宋体" w:eastAsia="宋体" w:cs="宋体"/>
+          <w:sz w:val="24"/>
+          <w:szCs w:val="24"/>
+          <w:lang w:val="en-US" w:eastAsia="zh-CN"/>
+        </w:rPr>
+        <w:t>关闭按钮 或点击空白处关闭</w:t>
+      </w:r>
+      <w:r>
+        <w:rPr>
+          <w:rFonts w:hint="eastAsia" w:ascii="宋体" w:hAnsi="宋体" w:eastAsia="宋体" w:cs="宋体"/>
+          <w:sz w:val="24"/>
+          <w:szCs w:val="24"/>
+          <w:lang w:eastAsia="zh-CN"/>
+        </w:rPr>
+        <w:t>）</w:t>
+      </w:r>
+    </w:p>
+    <w:p>
+      <w:pPr>
+        <w:pStyle w:val="6"/>
+        <w:keepNext w:val="0"/>
+        <w:keepLines w:val="0"/>
+        <w:pageBreakBefore w:val="0"/>
+        <w:widowControl/>
+        <w:numPr>
+          <w:ilvl w:val="0"/>
+          <w:numId w:val="0"/>
+        </w:numPr>
+        <w:suppressLineNumbers w:val="0"/>
+        <w:kinsoku/>
+        <w:wordWrap/>
+        <w:overflowPunct/>
+        <w:topLinePunct w:val="0"/>
+        <w:autoSpaceDE/>
+        <w:autoSpaceDN/>
+        <w:bidi w:val="0"/>
+        <w:adjustRightInd/>
+        <w:snapToGrid/>
+        <w:spacing w:beforeAutospacing="0" w:afterAutospacing="0" w:line="360" w:lineRule="exact"/>
+        <w:ind w:right="0" w:rightChars="0"/>
+        <w:textAlignment w:val="auto"/>
+        <w:rPr>
+          <w:rFonts w:hint="eastAsia" w:ascii="宋体" w:hAnsi="宋体" w:eastAsia="宋体" w:cs="宋体"/>
+          <w:sz w:val="24"/>
+          <w:szCs w:val="24"/>
+          <w:lang w:val="en-US" w:eastAsia="zh-CN"/>
+        </w:rPr>
+      </w:pPr>
+      <w:r>
+        <w:rPr>
+          <w:rFonts w:ascii="宋体" w:hAnsi="宋体" w:eastAsia="宋体" w:cs="宋体"/>
+          <w:sz w:val="24"/>
+          <w:szCs w:val="24"/>
+        </w:rPr>
+        <w:t>│ ├──</w:t>
+      </w:r>
+      <w:r>
+        <w:rPr>
+          <w:rFonts w:hint="eastAsia" w:ascii="宋体" w:hAnsi="宋体" w:eastAsia="宋体" w:cs="宋体"/>
+          <w:sz w:val="24"/>
+          <w:szCs w:val="24"/>
+        </w:rPr>
+        <w:t>Equipment_Button</w:t>
+      </w:r>
+      <w:r>
+        <w:rPr>
+          <w:rFonts w:hint="eastAsia" w:ascii="宋体" w:hAnsi="宋体" w:eastAsia="宋体" w:cs="宋体"/>
+          <w:sz w:val="24"/>
+          <w:szCs w:val="24"/>
+          <w:lang w:eastAsia="zh-CN"/>
+        </w:rPr>
+        <w:t>（</w:t>
+      </w:r>
+      <w:r>
+        <w:rPr>
+          <w:rFonts w:hint="eastAsia" w:ascii="宋体" w:hAnsi="宋体" w:eastAsia="宋体" w:cs="宋体"/>
+          <w:sz w:val="24"/>
+          <w:szCs w:val="24"/>
+          <w:lang w:val="en-US" w:eastAsia="zh-CN"/>
+        </w:rPr>
+        <w:t>装备按钮</w:t>
+      </w:r>
+      <w:r>
+        <w:rPr>
+          <w:rFonts w:hint="eastAsia" w:ascii="宋体" w:hAnsi="宋体" w:eastAsia="宋体" w:cs="宋体"/>
+          <w:sz w:val="24"/>
+          <w:szCs w:val="24"/>
+          <w:lang w:eastAsia="zh-CN"/>
+        </w:rPr>
+        <w:t>）</w:t>
+      </w:r>
+    </w:p>
+    <w:p>
+      <w:pPr>
+        <w:pStyle w:val="6"/>
+        <w:keepNext w:val="0"/>
+        <w:keepLines w:val="0"/>
+        <w:pageBreakBefore w:val="0"/>
+        <w:widowControl/>
+        <w:numPr>
+          <w:ilvl w:val="0"/>
+          <w:numId w:val="0"/>
+        </w:numPr>
+        <w:suppressLineNumbers w:val="0"/>
+        <w:kinsoku/>
+        <w:wordWrap/>
+        <w:overflowPunct/>
+        <w:topLinePunct w:val="0"/>
+        <w:autoSpaceDE/>
+        <w:autoSpaceDN/>
+        <w:bidi w:val="0"/>
+        <w:adjustRightInd/>
+        <w:snapToGrid/>
+        <w:spacing w:beforeAutospacing="0" w:afterAutospacing="0" w:line="360" w:lineRule="exact"/>
+        <w:ind w:right="0" w:rightChars="0"/>
+        <w:textAlignment w:val="auto"/>
+        <w:rPr>
+          <w:rFonts w:hint="eastAsia" w:ascii="宋体" w:hAnsi="宋体" w:eastAsia="宋体" w:cs="宋体"/>
+          <w:sz w:val="24"/>
+          <w:szCs w:val="24"/>
+          <w:lang w:eastAsia="zh-CN"/>
+        </w:rPr>
+      </w:pPr>
+      <w:r>
+        <w:rPr>
+          <w:rFonts w:ascii="宋体" w:hAnsi="宋体" w:eastAsia="宋体" w:cs="宋体"/>
+          <w:sz w:val="24"/>
+          <w:szCs w:val="24"/>
+        </w:rPr>
+        <w:t xml:space="preserve">├── </w:t>
+      </w:r>
+      <w:r>
+        <w:rPr>
+          <w:rFonts w:hint="eastAsia" w:ascii="宋体" w:hAnsi="宋体" w:eastAsia="宋体" w:cs="宋体"/>
+          <w:sz w:val="24"/>
+          <w:szCs w:val="24"/>
+        </w:rPr>
+        <w:t>UpdatePanel</w:t>
+      </w:r>
+      <w:r>
+        <w:rPr>
+          <w:rFonts w:hint="eastAsia" w:ascii="宋体" w:hAnsi="宋体" w:eastAsia="宋体" w:cs="宋体"/>
+          <w:sz w:val="24"/>
+          <w:szCs w:val="24"/>
+          <w:lang w:eastAsia="zh-CN"/>
+        </w:rPr>
+        <w:t>（</w:t>
+      </w:r>
+      <w:r>
+        <w:rPr>
+          <w:rFonts w:hint="eastAsia" w:ascii="宋体" w:hAnsi="宋体" w:eastAsia="宋体" w:cs="宋体"/>
+          <w:sz w:val="24"/>
+          <w:szCs w:val="24"/>
+          <w:lang w:val="en-US" w:eastAsia="zh-CN"/>
+        </w:rPr>
+        <w:t>二级界面，玩家点击光棱塔上的部件弹出升级界面</w:t>
+      </w:r>
+      <w:r>
+        <w:rPr>
+          <w:rFonts w:hint="eastAsia" w:ascii="宋体" w:hAnsi="宋体" w:eastAsia="宋体" w:cs="宋体"/>
+          <w:sz w:val="24"/>
+          <w:szCs w:val="24"/>
+          <w:lang w:eastAsia="zh-CN"/>
+        </w:rPr>
+        <w:t>）</w:t>
+      </w:r>
+    </w:p>
+    <w:p>
+      <w:pPr>
+        <w:pStyle w:val="6"/>
+        <w:keepNext w:val="0"/>
+        <w:keepLines w:val="0"/>
+        <w:pageBreakBefore w:val="0"/>
+        <w:widowControl/>
+        <w:numPr>
+          <w:ilvl w:val="0"/>
+          <w:numId w:val="0"/>
+        </w:numPr>
+        <w:suppressLineNumbers w:val="0"/>
+        <w:kinsoku/>
+        <w:wordWrap/>
+        <w:overflowPunct/>
+        <w:topLinePunct w:val="0"/>
+        <w:autoSpaceDE/>
+        <w:autoSpaceDN/>
+        <w:bidi w:val="0"/>
+        <w:adjustRightInd/>
+        <w:snapToGrid/>
+        <w:spacing w:beforeAutospacing="0" w:afterAutospacing="0" w:line="360" w:lineRule="exact"/>
+        <w:ind w:right="0" w:rightChars="0"/>
+        <w:textAlignment w:val="auto"/>
+        <w:rPr>
+          <w:rFonts w:hint="eastAsia" w:ascii="宋体" w:hAnsi="宋体" w:eastAsia="宋体" w:cs="宋体"/>
+          <w:sz w:val="24"/>
+          <w:szCs w:val="24"/>
+          <w:lang w:eastAsia="zh-CN"/>
+        </w:rPr>
+      </w:pPr>
+      <w:r>
+        <w:rPr>
+          <w:rFonts w:ascii="宋体" w:hAnsi="宋体" w:eastAsia="宋体" w:cs="宋体"/>
+          <w:sz w:val="24"/>
+          <w:szCs w:val="24"/>
+        </w:rPr>
+        <w:t>│ ├──</w:t>
+      </w:r>
+      <w:r>
+        <w:rPr>
+          <w:rFonts w:hint="eastAsia" w:ascii="宋体" w:hAnsi="宋体" w:eastAsia="宋体" w:cs="宋体"/>
+          <w:sz w:val="24"/>
+          <w:szCs w:val="24"/>
+        </w:rPr>
+        <w:t>Close_Button</w:t>
+      </w:r>
+      <w:r>
+        <w:rPr>
+          <w:rFonts w:hint="eastAsia" w:ascii="宋体" w:hAnsi="宋体" w:eastAsia="宋体" w:cs="宋体"/>
+          <w:sz w:val="24"/>
+          <w:szCs w:val="24"/>
+          <w:lang w:eastAsia="zh-CN"/>
+        </w:rPr>
+        <w:t>（</w:t>
+      </w:r>
+      <w:r>
+        <w:rPr>
+          <w:rFonts w:hint="eastAsia" w:ascii="宋体" w:hAnsi="宋体" w:eastAsia="宋体" w:cs="宋体"/>
+          <w:sz w:val="24"/>
+          <w:szCs w:val="24"/>
+          <w:lang w:val="en-US" w:eastAsia="zh-CN"/>
+        </w:rPr>
+        <w:t>关闭按钮 或点击空白处关闭</w:t>
+      </w:r>
+      <w:r>
+        <w:rPr>
+          <w:rFonts w:hint="eastAsia" w:ascii="宋体" w:hAnsi="宋体" w:eastAsia="宋体" w:cs="宋体"/>
+          <w:sz w:val="24"/>
+          <w:szCs w:val="24"/>
+          <w:lang w:eastAsia="zh-CN"/>
+        </w:rPr>
+        <w:t>）</w:t>
+      </w:r>
+    </w:p>
+    <w:p>
+      <w:pPr>
+        <w:pStyle w:val="6"/>
+        <w:keepNext w:val="0"/>
+        <w:keepLines w:val="0"/>
+        <w:pageBreakBefore w:val="0"/>
+        <w:widowControl/>
+        <w:numPr>
+          <w:ilvl w:val="0"/>
+          <w:numId w:val="0"/>
+        </w:numPr>
+        <w:suppressLineNumbers w:val="0"/>
+        <w:kinsoku/>
+        <w:wordWrap/>
+        <w:overflowPunct/>
+        <w:topLinePunct w:val="0"/>
+        <w:autoSpaceDE/>
+        <w:autoSpaceDN/>
+        <w:bidi w:val="0"/>
+        <w:adjustRightInd/>
+        <w:snapToGrid/>
+        <w:spacing w:beforeAutospacing="0" w:afterAutospacing="0" w:line="360" w:lineRule="exact"/>
+        <w:ind w:right="0" w:rightChars="0"/>
+        <w:textAlignment w:val="auto"/>
+        <w:rPr>
+          <w:rFonts w:hint="eastAsia" w:ascii="宋体" w:hAnsi="宋体" w:eastAsia="宋体" w:cs="宋体"/>
+          <w:sz w:val="24"/>
+          <w:szCs w:val="24"/>
+          <w:lang w:eastAsia="zh-CN"/>
+        </w:rPr>
+      </w:pPr>
+      <w:r>
+        <w:rPr>
+          <w:rFonts w:ascii="宋体" w:hAnsi="宋体" w:eastAsia="宋体" w:cs="宋体"/>
+          <w:sz w:val="24"/>
+          <w:szCs w:val="24"/>
+        </w:rPr>
+        <w:t xml:space="preserve">│ └── </w:t>
+      </w:r>
+      <w:r>
+        <w:rPr>
+          <w:rFonts w:hint="eastAsia" w:ascii="宋体" w:hAnsi="宋体" w:eastAsia="宋体" w:cs="宋体"/>
+          <w:sz w:val="24"/>
+          <w:szCs w:val="24"/>
+        </w:rPr>
+        <w:t>Update_Button</w:t>
+      </w:r>
+      <w:r>
+        <w:rPr>
+          <w:rFonts w:hint="eastAsia" w:ascii="宋体" w:hAnsi="宋体" w:eastAsia="宋体" w:cs="宋体"/>
+          <w:sz w:val="24"/>
+          <w:szCs w:val="24"/>
+          <w:lang w:eastAsia="zh-CN"/>
+        </w:rPr>
+        <w:t>（</w:t>
+      </w:r>
+      <w:r>
+        <w:rPr>
+          <w:rFonts w:hint="eastAsia" w:ascii="宋体" w:hAnsi="宋体" w:eastAsia="宋体" w:cs="宋体"/>
+          <w:sz w:val="24"/>
+          <w:szCs w:val="24"/>
+          <w:lang w:val="en-US" w:eastAsia="zh-CN"/>
+        </w:rPr>
+        <w:t>升级按钮 需满足一定条件才可以升级</w:t>
+      </w:r>
+      <w:r>
+        <w:rPr>
+          <w:rFonts w:hint="eastAsia" w:ascii="宋体" w:hAnsi="宋体" w:eastAsia="宋体" w:cs="宋体"/>
+          <w:sz w:val="24"/>
+          <w:szCs w:val="24"/>
+          <w:lang w:eastAsia="zh-CN"/>
+        </w:rPr>
+        <w:t>）</w:t>
+      </w:r>
+    </w:p>
+    <w:p>
+      <w:pPr>
+        <w:pStyle w:val="6"/>
+        <w:keepNext w:val="0"/>
+        <w:keepLines w:val="0"/>
+        <w:pageBreakBefore w:val="0"/>
+        <w:widowControl/>
+        <w:numPr>
+          <w:ilvl w:val="0"/>
+          <w:numId w:val="0"/>
+        </w:numPr>
+        <w:suppressLineNumbers w:val="0"/>
+        <w:kinsoku/>
+        <w:wordWrap/>
+        <w:overflowPunct/>
+        <w:topLinePunct w:val="0"/>
+        <w:autoSpaceDE/>
+        <w:autoSpaceDN/>
+        <w:bidi w:val="0"/>
+        <w:adjustRightInd/>
+        <w:snapToGrid/>
+        <w:spacing w:beforeAutospacing="0" w:afterAutospacing="0" w:line="360" w:lineRule="exact"/>
+        <w:ind w:right="0" w:rightChars="0"/>
+        <w:textAlignment w:val="auto"/>
+        <w:rPr>
+          <w:rFonts w:hint="eastAsia" w:ascii="宋体" w:hAnsi="宋体" w:eastAsia="宋体" w:cs="宋体"/>
+          <w:sz w:val="24"/>
+          <w:szCs w:val="24"/>
+          <w:lang w:eastAsia="zh-CN"/>
+        </w:rPr>
+      </w:pPr>
+    </w:p>
+    <w:p>
+      <w:pPr>
+        <w:pStyle w:val="6"/>
+        <w:keepNext w:val="0"/>
+        <w:keepLines w:val="0"/>
+        <w:pageBreakBefore w:val="0"/>
+        <w:widowControl/>
+        <w:numPr>
+          <w:ilvl w:val="0"/>
+          <w:numId w:val="0"/>
+        </w:numPr>
+        <w:suppressLineNumbers w:val="0"/>
+        <w:kinsoku/>
+        <w:wordWrap/>
+        <w:overflowPunct/>
+        <w:topLinePunct w:val="0"/>
+        <w:autoSpaceDE/>
+        <w:autoSpaceDN/>
+        <w:bidi w:val="0"/>
+        <w:adjustRightInd/>
+        <w:snapToGrid/>
+        <w:spacing w:beforeAutospacing="0" w:afterAutospacing="0" w:line="360" w:lineRule="exact"/>
+        <w:ind w:right="0" w:rightChars="0"/>
+        <w:textAlignment w:val="auto"/>
+        <w:rPr>
+          <w:rFonts w:hint="eastAsia" w:ascii="宋体" w:hAnsi="宋体" w:eastAsia="宋体" w:cs="宋体"/>
+          <w:sz w:val="24"/>
+          <w:szCs w:val="24"/>
+          <w:lang w:val="en-US" w:eastAsia="zh-CN"/>
+        </w:rPr>
+      </w:pPr>
+      <w:r>
+        <w:rPr>
+          <w:rFonts w:hint="eastAsia" w:ascii="宋体" w:hAnsi="宋体" w:eastAsia="宋体" w:cs="宋体"/>
+          <w:sz w:val="24"/>
+          <w:szCs w:val="24"/>
+          <w:lang w:val="en-US" w:eastAsia="zh-CN"/>
+        </w:rPr>
+        <w:t>科技树按钮和装备按钮已经创建好，在</w:t>
+      </w:r>
+      <w:r>
+        <w:rPr>
+          <w:rFonts w:ascii="宋体" w:hAnsi="宋体" w:eastAsia="宋体" w:cs="宋体"/>
+          <w:sz w:val="24"/>
+          <w:szCs w:val="24"/>
+        </w:rPr>
+        <w:t>TopArea</w:t>
+      </w:r>
+      <w:r>
+        <w:rPr>
+          <w:rFonts w:hint="eastAsia" w:ascii="宋体" w:hAnsi="宋体" w:eastAsia="宋体" w:cs="宋体"/>
+          <w:sz w:val="24"/>
+          <w:szCs w:val="24"/>
+          <w:lang w:val="en-US" w:eastAsia="zh-CN"/>
+        </w:rPr>
+        <w:t>节点下有一个返回按钮。kejipanel和zhuangbeipanel面板已创建好。科技树和装备面板内已有相关内容，这2个面板内的具体的功能和交互，我会给你详细的文案，后续再制作。</w:t>
+      </w:r>
+    </w:p>
+    <w:p>
+      <w:pPr>
+        <w:pStyle w:val="6"/>
+        <w:keepNext w:val="0"/>
+        <w:keepLines w:val="0"/>
+        <w:pageBreakBefore w:val="0"/>
+        <w:widowControl/>
+        <w:numPr>
+          <w:ilvl w:val="0"/>
+          <w:numId w:val="0"/>
+        </w:numPr>
+        <w:suppressLineNumbers w:val="0"/>
+        <w:kinsoku/>
+        <w:wordWrap/>
+        <w:overflowPunct/>
+        <w:topLinePunct w:val="0"/>
+        <w:autoSpaceDE/>
+        <w:autoSpaceDN/>
+        <w:bidi w:val="0"/>
+        <w:adjustRightInd/>
+        <w:snapToGrid/>
+        <w:spacing w:beforeAutospacing="0" w:afterAutospacing="0" w:line="360" w:lineRule="exact"/>
+        <w:ind w:right="0" w:rightChars="0"/>
+        <w:textAlignment w:val="auto"/>
+        <w:rPr>
+          <w:rFonts w:hint="eastAsia" w:ascii="宋体" w:hAnsi="宋体" w:eastAsia="宋体" w:cs="宋体"/>
+          <w:sz w:val="24"/>
+          <w:szCs w:val="24"/>
+          <w:lang w:val="en-US" w:eastAsia="zh-CN"/>
+        </w:rPr>
+      </w:pPr>
+    </w:p>
+    <w:p>
+      <w:pPr>
+        <w:pStyle w:val="6"/>
+        <w:keepNext w:val="0"/>
+        <w:keepLines w:val="0"/>
+        <w:pageBreakBefore w:val="0"/>
+        <w:widowControl/>
+        <w:numPr>
+          <w:ilvl w:val="0"/>
+          <w:numId w:val="0"/>
+        </w:numPr>
+        <w:suppressLineNumbers w:val="0"/>
+        <w:kinsoku/>
+        <w:wordWrap/>
+        <w:overflowPunct/>
+        <w:topLinePunct w:val="0"/>
+        <w:autoSpaceDE/>
+        <w:autoSpaceDN/>
+        <w:bidi w:val="0"/>
+        <w:adjustRightInd/>
+        <w:snapToGrid/>
+        <w:spacing w:beforeAutospacing="0" w:afterAutospacing="0" w:line="360" w:lineRule="exact"/>
+        <w:ind w:right="0" w:rightChars="0"/>
+        <w:textAlignment w:val="auto"/>
+        <w:rPr>
+          <w:rFonts w:hint="eastAsia" w:ascii="宋体" w:hAnsi="宋体" w:eastAsia="宋体" w:cs="宋体"/>
+          <w:sz w:val="24"/>
+          <w:szCs w:val="24"/>
+          <w:lang w:val="en-US" w:eastAsia="zh-CN"/>
+        </w:rPr>
+      </w:pPr>
+      <w:r>
+        <w:rPr>
+          <w:rFonts w:hint="eastAsia" w:ascii="宋体" w:hAnsi="宋体" w:eastAsia="宋体" w:cs="宋体"/>
+          <w:sz w:val="24"/>
+          <w:szCs w:val="24"/>
+          <w:lang w:val="en-US" w:eastAsia="zh-CN"/>
+        </w:rPr>
+        <w:t>你需要查看和分析我的canvas的节点是否正确，是否满足显示主界面和隐藏主界面显示其它界面的功能和交互逻辑？</w:t>
+      </w:r>
+    </w:p>
+    <w:p>
+      <w:pPr>
+        <w:pStyle w:val="6"/>
+        <w:keepNext w:val="0"/>
+        <w:keepLines w:val="0"/>
+        <w:pageBreakBefore w:val="0"/>
+        <w:widowControl/>
+        <w:numPr>
+          <w:ilvl w:val="0"/>
+          <w:numId w:val="0"/>
+        </w:numPr>
+        <w:suppressLineNumbers w:val="0"/>
+        <w:kinsoku/>
+        <w:wordWrap/>
+        <w:overflowPunct/>
+        <w:topLinePunct w:val="0"/>
+        <w:autoSpaceDE/>
+        <w:autoSpaceDN/>
+        <w:bidi w:val="0"/>
+        <w:adjustRightInd/>
+        <w:snapToGrid/>
+        <w:spacing w:beforeAutospacing="0" w:afterAutospacing="0" w:line="360" w:lineRule="exact"/>
+        <w:ind w:right="0" w:rightChars="0"/>
+        <w:textAlignment w:val="auto"/>
+        <w:rPr>
+          <w:rFonts w:hint="eastAsia" w:ascii="宋体" w:hAnsi="宋体" w:eastAsia="宋体" w:cs="宋体"/>
+          <w:sz w:val="24"/>
+          <w:szCs w:val="24"/>
+          <w:lang w:val="en-US" w:eastAsia="zh-CN"/>
+        </w:rPr>
+      </w:pPr>
+    </w:p>
+    <w:p>
+      <w:pPr>
+        <w:pStyle w:val="6"/>
+        <w:keepNext w:val="0"/>
+        <w:keepLines w:val="0"/>
+        <w:widowControl/>
+        <w:suppressLineNumbers w:val="0"/>
+      </w:pPr>
+      <w:r>
+        <w:t>还有几个问题需要确认和处理，1.EquipmentPanel脚本下的3个装备槽UI 无法拖入，因为我的装备槽的UI 层级是</w:t>
+      </w:r>
+    </w:p>
+    <w:p>
+      <w:pPr>
+        <w:pStyle w:val="6"/>
+        <w:keepNext w:val="0"/>
+        <w:keepLines w:val="0"/>
+        <w:widowControl/>
+        <w:suppressLineNumbers w:val="0"/>
+      </w:pPr>
+      <w:r>
+        <w:t>Zhuangbeicao</w:t>
+      </w:r>
+    </w:p>
+    <w:p>
+      <w:pPr>
+        <w:pStyle w:val="6"/>
+        <w:keepNext w:val="0"/>
+        <w:keepLines w:val="0"/>
+        <w:widowControl/>
+        <w:suppressLineNumbers w:val="0"/>
+      </w:pPr>
+      <w:r>
+        <w:t>-shuijing_button(按钮组件，包含槽位边框图片。玩家可以点击，然后弹出UpdatePanel二级升级面板界面，玩家可以升级部件)</w:t>
+      </w:r>
+    </w:p>
+    <w:p>
+      <w:pPr>
+        <w:pStyle w:val="6"/>
+        <w:keepNext w:val="0"/>
+        <w:keepLines w:val="0"/>
+        <w:widowControl/>
+        <w:suppressLineNumbers w:val="0"/>
+      </w:pPr>
+      <w:r>
+        <w:t>--Image(水晶图片，默认是无的，当玩家点击背包内的水晶，弹出InfoPanel二级界面，点击装备，可以装备到上面的槽内，或者是一键自动装备)</w:t>
+      </w:r>
+    </w:p>
+    <w:p>
+      <w:pPr>
+        <w:pStyle w:val="6"/>
+        <w:keepNext w:val="0"/>
+        <w:keepLines w:val="0"/>
+        <w:widowControl/>
+        <w:suppressLineNumbers w:val="0"/>
+      </w:pPr>
+      <w:r>
+        <w:t>--Text (TMP) （显示Lv.1等级，玩家初始账号，无水晶时，则不显示等级。）</w:t>
+      </w:r>
+    </w:p>
+    <w:p>
+      <w:pPr>
+        <w:pStyle w:val="6"/>
+        <w:keepNext w:val="0"/>
+        <w:keepLines w:val="0"/>
+        <w:widowControl/>
+        <w:suppressLineNumbers w:val="0"/>
+      </w:pPr>
+      <w:r>
+        <w:t>-xinpian_button（按钮组件 ，包含槽位边框图片。）</w:t>
+      </w:r>
+    </w:p>
+    <w:p>
+      <w:pPr>
+        <w:pStyle w:val="6"/>
+        <w:keepNext w:val="0"/>
+        <w:keepLines w:val="0"/>
+        <w:widowControl/>
+        <w:suppressLineNumbers w:val="0"/>
+      </w:pPr>
+      <w:r>
+        <w:t>--Image</w:t>
+      </w:r>
+    </w:p>
+    <w:p>
+      <w:pPr>
+        <w:pStyle w:val="6"/>
+        <w:keepNext w:val="0"/>
+        <w:keepLines w:val="0"/>
+        <w:widowControl/>
+        <w:suppressLineNumbers w:val="0"/>
+      </w:pPr>
+      <w:r>
+        <w:t>--Text (TMP)</w:t>
+      </w:r>
+    </w:p>
+    <w:p>
+      <w:pPr>
+        <w:pStyle w:val="6"/>
+        <w:keepNext w:val="0"/>
+        <w:keepLines w:val="0"/>
+        <w:widowControl/>
+        <w:suppressLineNumbers w:val="0"/>
+      </w:pPr>
+      <w:r>
+        <w:t>-dizuo_button（按钮组件 ，包含槽位边框图片。）</w:t>
+      </w:r>
+    </w:p>
+    <w:p>
+      <w:pPr>
+        <w:pStyle w:val="6"/>
+        <w:keepNext w:val="0"/>
+        <w:keepLines w:val="0"/>
+        <w:widowControl/>
+        <w:suppressLineNumbers w:val="0"/>
+      </w:pPr>
+      <w:r>
+        <w:t>--Image</w:t>
+      </w:r>
+    </w:p>
+    <w:p>
+      <w:pPr>
+        <w:pStyle w:val="6"/>
+        <w:keepNext w:val="0"/>
+        <w:keepLines w:val="0"/>
+        <w:widowControl/>
+        <w:suppressLineNumbers w:val="0"/>
+      </w:pPr>
+      <w:r>
+        <w:t>--Text (TMP)</w:t>
+      </w:r>
+    </w:p>
+    <w:p>
+      <w:pPr>
+        <w:pStyle w:val="6"/>
+        <w:keepNext w:val="0"/>
+        <w:keepLines w:val="0"/>
+        <w:pageBreakBefore w:val="0"/>
+        <w:widowControl/>
+        <w:numPr>
+          <w:ilvl w:val="0"/>
+          <w:numId w:val="0"/>
+        </w:numPr>
+        <w:suppressLineNumbers w:val="0"/>
+        <w:kinsoku/>
+        <w:wordWrap/>
+        <w:overflowPunct/>
+        <w:topLinePunct w:val="0"/>
+        <w:autoSpaceDE/>
+        <w:autoSpaceDN/>
+        <w:bidi w:val="0"/>
+        <w:adjustRightInd/>
+        <w:snapToGrid/>
+        <w:spacing w:beforeAutospacing="0" w:afterAutospacing="0" w:line="360" w:lineRule="exact"/>
+        <w:ind w:right="0" w:rightChars="0"/>
+        <w:textAlignment w:val="auto"/>
+        <w:rPr>
+          <w:rFonts w:hint="default" w:ascii="宋体" w:hAnsi="宋体" w:eastAsia="宋体" w:cs="宋体"/>
+          <w:sz w:val="24"/>
+          <w:szCs w:val="24"/>
+          <w:lang w:val="en-US" w:eastAsia="zh-CN"/>
+        </w:rPr>
+      </w:pPr>
+    </w:p>
+    <w:p>
+      <w:pPr>
+        <w:pStyle w:val="6"/>
+        <w:keepNext w:val="0"/>
+        <w:keepLines w:val="0"/>
+        <w:pageBreakBefore w:val="0"/>
+        <w:widowControl/>
+        <w:numPr>
+          <w:ilvl w:val="0"/>
+          <w:numId w:val="0"/>
+        </w:numPr>
+        <w:suppressLineNumbers w:val="0"/>
+        <w:kinsoku/>
+        <w:wordWrap/>
+        <w:overflowPunct/>
+        <w:topLinePunct w:val="0"/>
+        <w:autoSpaceDE/>
+        <w:autoSpaceDN/>
+        <w:bidi w:val="0"/>
+        <w:adjustRightInd/>
+        <w:snapToGrid/>
+        <w:spacing w:beforeAutospacing="0" w:afterAutospacing="0" w:line="360" w:lineRule="exact"/>
+        <w:ind w:right="0" w:rightChars="0"/>
+        <w:textAlignment w:val="auto"/>
+        <w:rPr>
+          <w:rFonts w:hint="eastAsia" w:ascii="宋体" w:hAnsi="宋体" w:eastAsia="宋体" w:cs="宋体"/>
+          <w:sz w:val="24"/>
+          <w:szCs w:val="24"/>
+          <w:lang w:val="en-US" w:eastAsia="zh-CN"/>
+        </w:rPr>
+      </w:pPr>
+      <w:r>
+        <w:rPr>
+          <w:rFonts w:hint="eastAsia" w:ascii="宋体" w:hAnsi="宋体" w:eastAsia="宋体" w:cs="宋体"/>
+          <w:sz w:val="24"/>
+          <w:szCs w:val="24"/>
+          <w:lang w:val="en-US" w:eastAsia="zh-CN"/>
+        </w:rPr>
+        <w:t>InfoPanel</w:t>
+      </w:r>
+    </w:p>
+    <w:p>
+      <w:pPr>
+        <w:pStyle w:val="6"/>
+        <w:keepNext w:val="0"/>
+        <w:keepLines w:val="0"/>
+        <w:pageBreakBefore w:val="0"/>
+        <w:widowControl/>
+        <w:numPr>
+          <w:ilvl w:val="0"/>
+          <w:numId w:val="0"/>
+        </w:numPr>
+        <w:suppressLineNumbers w:val="0"/>
+        <w:kinsoku/>
+        <w:wordWrap/>
+        <w:overflowPunct/>
+        <w:topLinePunct w:val="0"/>
+        <w:autoSpaceDE/>
+        <w:autoSpaceDN/>
+        <w:bidi w:val="0"/>
+        <w:adjustRightInd/>
+        <w:snapToGrid/>
+        <w:spacing w:beforeAutospacing="0" w:afterAutospacing="0" w:line="360" w:lineRule="exact"/>
+        <w:ind w:right="0" w:rightChars="0"/>
+        <w:textAlignment w:val="auto"/>
+        <w:rPr>
+          <w:rFonts w:hint="default" w:ascii="宋体" w:hAnsi="宋体" w:eastAsia="宋体" w:cs="宋体"/>
+          <w:sz w:val="24"/>
+          <w:szCs w:val="24"/>
+          <w:lang w:val="en-US" w:eastAsia="zh-CN"/>
+        </w:rPr>
+      </w:pPr>
+      <w:r>
+        <w:rPr>
+          <w:rFonts w:hint="eastAsia" w:ascii="宋体" w:hAnsi="宋体" w:eastAsia="宋体" w:cs="宋体"/>
+          <w:sz w:val="24"/>
+          <w:szCs w:val="24"/>
+          <w:lang w:val="en-US" w:eastAsia="zh-CN"/>
+        </w:rPr>
+        <w:t>-Background(纯黑色背景图)</w:t>
+      </w:r>
+    </w:p>
+    <w:p>
+      <w:pPr>
+        <w:pStyle w:val="6"/>
+        <w:keepNext w:val="0"/>
+        <w:keepLines w:val="0"/>
+        <w:pageBreakBefore w:val="0"/>
+        <w:widowControl/>
+        <w:numPr>
+          <w:ilvl w:val="0"/>
+          <w:numId w:val="0"/>
+        </w:numPr>
+        <w:suppressLineNumbers w:val="0"/>
+        <w:kinsoku/>
+        <w:wordWrap/>
+        <w:overflowPunct/>
+        <w:topLinePunct w:val="0"/>
+        <w:autoSpaceDE/>
+        <w:autoSpaceDN/>
+        <w:bidi w:val="0"/>
+        <w:adjustRightInd/>
+        <w:snapToGrid/>
+        <w:spacing w:beforeAutospacing="0" w:afterAutospacing="0" w:line="360" w:lineRule="exact"/>
+        <w:ind w:right="0" w:rightChars="0"/>
+        <w:textAlignment w:val="auto"/>
+        <w:rPr>
+          <w:rFonts w:hint="eastAsia" w:ascii="宋体" w:hAnsi="宋体" w:eastAsia="宋体" w:cs="宋体"/>
+          <w:sz w:val="24"/>
+          <w:szCs w:val="24"/>
+          <w:lang w:val="en-US" w:eastAsia="zh-CN"/>
+        </w:rPr>
+      </w:pPr>
+      <w:r>
+        <w:rPr>
+          <w:rFonts w:hint="eastAsia" w:ascii="宋体" w:hAnsi="宋体" w:eastAsia="宋体" w:cs="宋体"/>
+          <w:sz w:val="24"/>
+          <w:szCs w:val="24"/>
+          <w:lang w:val="en-US" w:eastAsia="zh-CN"/>
+        </w:rPr>
+        <w:t>-Panel（面板底图）</w:t>
+      </w:r>
+    </w:p>
+    <w:p>
+      <w:pPr>
+        <w:pStyle w:val="6"/>
+        <w:keepNext w:val="0"/>
+        <w:keepLines w:val="0"/>
+        <w:pageBreakBefore w:val="0"/>
+        <w:widowControl/>
+        <w:numPr>
+          <w:ilvl w:val="0"/>
+          <w:numId w:val="0"/>
+        </w:numPr>
+        <w:suppressLineNumbers w:val="0"/>
+        <w:kinsoku/>
+        <w:wordWrap/>
+        <w:overflowPunct/>
+        <w:topLinePunct w:val="0"/>
+        <w:autoSpaceDE/>
+        <w:autoSpaceDN/>
+        <w:bidi w:val="0"/>
+        <w:adjustRightInd/>
+        <w:snapToGrid/>
+        <w:spacing w:beforeAutospacing="0" w:afterAutospacing="0" w:line="360" w:lineRule="exact"/>
+        <w:ind w:right="0" w:rightChars="0"/>
+        <w:textAlignment w:val="auto"/>
+        <w:rPr>
+          <w:rFonts w:hint="eastAsia" w:ascii="宋体" w:hAnsi="宋体" w:eastAsia="宋体" w:cs="宋体"/>
+          <w:sz w:val="24"/>
+          <w:szCs w:val="24"/>
+          <w:lang w:val="en-US" w:eastAsia="zh-CN"/>
+        </w:rPr>
+      </w:pPr>
+      <w:r>
+        <w:rPr>
+          <w:rFonts w:hint="eastAsia" w:ascii="宋体" w:hAnsi="宋体" w:eastAsia="宋体" w:cs="宋体"/>
+          <w:sz w:val="24"/>
+          <w:szCs w:val="24"/>
+          <w:lang w:val="en-US" w:eastAsia="zh-CN"/>
+        </w:rPr>
+        <w:t>--ItemFrame（物品边框底图）</w:t>
+      </w:r>
+    </w:p>
+    <w:p>
+      <w:pPr>
+        <w:pStyle w:val="6"/>
+        <w:keepNext w:val="0"/>
+        <w:keepLines w:val="0"/>
+        <w:pageBreakBefore w:val="0"/>
+        <w:widowControl/>
+        <w:numPr>
+          <w:ilvl w:val="0"/>
+          <w:numId w:val="0"/>
+        </w:numPr>
+        <w:suppressLineNumbers w:val="0"/>
+        <w:kinsoku/>
+        <w:wordWrap/>
+        <w:overflowPunct/>
+        <w:topLinePunct w:val="0"/>
+        <w:autoSpaceDE/>
+        <w:autoSpaceDN/>
+        <w:bidi w:val="0"/>
+        <w:adjustRightInd/>
+        <w:snapToGrid/>
+        <w:spacing w:beforeAutospacing="0" w:afterAutospacing="0" w:line="360" w:lineRule="exact"/>
+        <w:ind w:right="0" w:rightChars="0"/>
+        <w:textAlignment w:val="auto"/>
+        <w:rPr>
+          <w:rFonts w:hint="eastAsia" w:ascii="宋体" w:hAnsi="宋体" w:eastAsia="宋体" w:cs="宋体"/>
+          <w:sz w:val="24"/>
+          <w:szCs w:val="24"/>
+          <w:lang w:val="en-US" w:eastAsia="zh-CN"/>
+        </w:rPr>
+      </w:pPr>
+      <w:r>
+        <w:rPr>
+          <w:rFonts w:hint="eastAsia" w:ascii="宋体" w:hAnsi="宋体" w:eastAsia="宋体" w:cs="宋体"/>
+          <w:sz w:val="24"/>
+          <w:szCs w:val="24"/>
+          <w:lang w:val="en-US" w:eastAsia="zh-CN"/>
+        </w:rPr>
+        <w:t>---Icon（物品图）</w:t>
+      </w:r>
+    </w:p>
+    <w:p>
+      <w:pPr>
+        <w:pStyle w:val="6"/>
+        <w:keepNext w:val="0"/>
+        <w:keepLines w:val="0"/>
+        <w:pageBreakBefore w:val="0"/>
+        <w:widowControl/>
+        <w:numPr>
+          <w:ilvl w:val="0"/>
+          <w:numId w:val="0"/>
+        </w:numPr>
+        <w:suppressLineNumbers w:val="0"/>
+        <w:kinsoku/>
+        <w:wordWrap/>
+        <w:overflowPunct/>
+        <w:topLinePunct w:val="0"/>
+        <w:autoSpaceDE/>
+        <w:autoSpaceDN/>
+        <w:bidi w:val="0"/>
+        <w:adjustRightInd/>
+        <w:snapToGrid/>
+        <w:spacing w:beforeAutospacing="0" w:afterAutospacing="0" w:line="360" w:lineRule="exact"/>
+        <w:ind w:right="0" w:rightChars="0"/>
+        <w:textAlignment w:val="auto"/>
+        <w:rPr>
+          <w:rFonts w:hint="default" w:ascii="宋体" w:hAnsi="宋体" w:eastAsia="宋体" w:cs="宋体"/>
+          <w:sz w:val="24"/>
+          <w:szCs w:val="24"/>
+          <w:lang w:val="en-US" w:eastAsia="zh-CN"/>
+        </w:rPr>
+      </w:pPr>
+      <w:r>
+        <w:rPr>
+          <w:rFonts w:hint="eastAsia" w:ascii="宋体" w:hAnsi="宋体" w:eastAsia="宋体" w:cs="宋体"/>
+          <w:sz w:val="24"/>
+          <w:szCs w:val="24"/>
+          <w:lang w:val="en-US" w:eastAsia="zh-CN"/>
+        </w:rPr>
+        <w:t>--Text(TMP)(物品文字，例如：棱镜核心)</w:t>
+      </w:r>
+    </w:p>
+    <w:p>
+      <w:pPr>
+        <w:pStyle w:val="6"/>
+        <w:keepNext w:val="0"/>
+        <w:keepLines w:val="0"/>
+        <w:pageBreakBefore w:val="0"/>
+        <w:widowControl/>
+        <w:numPr>
+          <w:ilvl w:val="0"/>
+          <w:numId w:val="0"/>
+        </w:numPr>
+        <w:suppressLineNumbers w:val="0"/>
+        <w:kinsoku/>
+        <w:wordWrap/>
+        <w:overflowPunct/>
+        <w:topLinePunct w:val="0"/>
+        <w:autoSpaceDE/>
+        <w:autoSpaceDN/>
+        <w:bidi w:val="0"/>
+        <w:adjustRightInd/>
+        <w:snapToGrid/>
+        <w:spacing w:beforeAutospacing="0" w:afterAutospacing="0" w:line="360" w:lineRule="exact"/>
+        <w:ind w:right="0" w:rightChars="0"/>
+        <w:textAlignment w:val="auto"/>
+        <w:rPr>
+          <w:rFonts w:hint="eastAsia" w:ascii="宋体" w:hAnsi="宋体" w:eastAsia="宋体" w:cs="宋体"/>
+          <w:sz w:val="24"/>
+          <w:szCs w:val="24"/>
+          <w:lang w:val="en-US" w:eastAsia="zh-CN"/>
+        </w:rPr>
+      </w:pPr>
+      <w:r>
+        <w:rPr>
+          <w:rFonts w:hint="eastAsia" w:ascii="宋体" w:hAnsi="宋体" w:eastAsia="宋体" w:cs="宋体"/>
+          <w:sz w:val="24"/>
+          <w:szCs w:val="24"/>
+          <w:lang w:val="en-US" w:eastAsia="zh-CN"/>
+        </w:rPr>
+        <w:t>--Info（物品信息对比）</w:t>
+      </w:r>
+    </w:p>
+    <w:p>
+      <w:pPr>
+        <w:pStyle w:val="6"/>
+        <w:keepNext w:val="0"/>
+        <w:keepLines w:val="0"/>
+        <w:pageBreakBefore w:val="0"/>
+        <w:widowControl/>
+        <w:numPr>
+          <w:ilvl w:val="0"/>
+          <w:numId w:val="0"/>
+        </w:numPr>
+        <w:suppressLineNumbers w:val="0"/>
+        <w:kinsoku/>
+        <w:wordWrap/>
+        <w:overflowPunct/>
+        <w:topLinePunct w:val="0"/>
+        <w:autoSpaceDE/>
+        <w:autoSpaceDN/>
+        <w:bidi w:val="0"/>
+        <w:adjustRightInd/>
+        <w:snapToGrid/>
+        <w:spacing w:beforeAutospacing="0" w:afterAutospacing="0" w:line="360" w:lineRule="exact"/>
+        <w:ind w:right="0" w:rightChars="0"/>
+        <w:textAlignment w:val="auto"/>
+        <w:rPr>
+          <w:rFonts w:hint="default" w:ascii="宋体" w:hAnsi="宋体" w:eastAsia="宋体" w:cs="宋体"/>
+          <w:sz w:val="24"/>
+          <w:szCs w:val="24"/>
+          <w:lang w:val="en-US" w:eastAsia="zh-CN"/>
+        </w:rPr>
+      </w:pPr>
+      <w:r>
+        <w:rPr>
+          <w:rFonts w:hint="eastAsia" w:ascii="宋体" w:hAnsi="宋体" w:eastAsia="宋体" w:cs="宋体"/>
+          <w:sz w:val="24"/>
+          <w:szCs w:val="24"/>
+          <w:lang w:val="en-US" w:eastAsia="zh-CN"/>
+        </w:rPr>
+        <w:t>---Text(TMP) (未装备)</w:t>
+      </w:r>
+    </w:p>
+    <w:p>
+      <w:pPr>
+        <w:pStyle w:val="6"/>
+        <w:keepNext w:val="0"/>
+        <w:keepLines w:val="0"/>
+        <w:pageBreakBefore w:val="0"/>
+        <w:widowControl/>
+        <w:numPr>
+          <w:ilvl w:val="0"/>
+          <w:numId w:val="0"/>
+        </w:numPr>
+        <w:suppressLineNumbers w:val="0"/>
+        <w:kinsoku/>
+        <w:wordWrap/>
+        <w:overflowPunct/>
+        <w:topLinePunct w:val="0"/>
+        <w:autoSpaceDE/>
+        <w:autoSpaceDN/>
+        <w:bidi w:val="0"/>
+        <w:adjustRightInd/>
+        <w:snapToGrid/>
+        <w:spacing w:beforeAutospacing="0" w:afterAutospacing="0" w:line="360" w:lineRule="exact"/>
+        <w:ind w:right="0" w:rightChars="0"/>
+        <w:textAlignment w:val="auto"/>
+        <w:rPr>
+          <w:rFonts w:hint="default" w:ascii="宋体" w:hAnsi="宋体" w:eastAsia="宋体" w:cs="宋体"/>
+          <w:sz w:val="24"/>
+          <w:szCs w:val="24"/>
+          <w:lang w:val="en-US" w:eastAsia="zh-CN"/>
+        </w:rPr>
+      </w:pPr>
+      <w:r>
+        <w:rPr>
+          <w:rFonts w:hint="eastAsia" w:ascii="宋体" w:hAnsi="宋体" w:eastAsia="宋体" w:cs="宋体"/>
+          <w:sz w:val="24"/>
+          <w:szCs w:val="24"/>
+          <w:lang w:val="en-US" w:eastAsia="zh-CN"/>
+        </w:rPr>
+        <w:t>---Text(TMP) （攻击力：+999）</w:t>
+      </w:r>
+    </w:p>
+    <w:p>
+      <w:pPr>
+        <w:pStyle w:val="6"/>
+        <w:keepNext w:val="0"/>
+        <w:keepLines w:val="0"/>
+        <w:pageBreakBefore w:val="0"/>
+        <w:widowControl/>
+        <w:numPr>
+          <w:ilvl w:val="0"/>
+          <w:numId w:val="0"/>
+        </w:numPr>
+        <w:suppressLineNumbers w:val="0"/>
+        <w:kinsoku/>
+        <w:wordWrap/>
+        <w:overflowPunct/>
+        <w:topLinePunct w:val="0"/>
+        <w:autoSpaceDE/>
+        <w:autoSpaceDN/>
+        <w:bidi w:val="0"/>
+        <w:adjustRightInd/>
+        <w:snapToGrid/>
+        <w:spacing w:beforeAutospacing="0" w:afterAutospacing="0" w:line="360" w:lineRule="exact"/>
+        <w:ind w:right="0" w:rightChars="0"/>
+        <w:textAlignment w:val="auto"/>
+        <w:rPr>
+          <w:rFonts w:hint="default" w:ascii="宋体" w:hAnsi="宋体" w:eastAsia="宋体" w:cs="宋体"/>
+          <w:sz w:val="24"/>
+          <w:szCs w:val="24"/>
+          <w:lang w:val="en-US" w:eastAsia="zh-CN"/>
+        </w:rPr>
+      </w:pPr>
+      <w:r>
+        <w:rPr>
+          <w:rFonts w:hint="eastAsia" w:ascii="宋体" w:hAnsi="宋体" w:eastAsia="宋体" w:cs="宋体"/>
+          <w:sz w:val="24"/>
+          <w:szCs w:val="24"/>
+          <w:lang w:val="en-US" w:eastAsia="zh-CN"/>
+        </w:rPr>
+        <w:t>---Text(TMP) （已装备）</w:t>
+      </w:r>
+    </w:p>
+    <w:p>
+      <w:pPr>
+        <w:pStyle w:val="6"/>
+        <w:keepNext w:val="0"/>
+        <w:keepLines w:val="0"/>
+        <w:pageBreakBefore w:val="0"/>
+        <w:widowControl/>
+        <w:numPr>
+          <w:ilvl w:val="0"/>
+          <w:numId w:val="0"/>
+        </w:numPr>
+        <w:suppressLineNumbers w:val="0"/>
+        <w:kinsoku/>
+        <w:wordWrap/>
+        <w:overflowPunct/>
+        <w:topLinePunct w:val="0"/>
+        <w:autoSpaceDE/>
+        <w:autoSpaceDN/>
+        <w:bidi w:val="0"/>
+        <w:adjustRightInd/>
+        <w:snapToGrid/>
+        <w:spacing w:beforeAutospacing="0" w:afterAutospacing="0" w:line="360" w:lineRule="exact"/>
+        <w:ind w:right="0" w:rightChars="0"/>
+        <w:textAlignment w:val="auto"/>
+        <w:rPr>
+          <w:rFonts w:hint="eastAsia" w:ascii="宋体" w:hAnsi="宋体" w:eastAsia="宋体" w:cs="宋体"/>
+          <w:sz w:val="24"/>
+          <w:szCs w:val="24"/>
+          <w:lang w:val="en-US" w:eastAsia="zh-CN"/>
+        </w:rPr>
+      </w:pPr>
+      <w:r>
+        <w:rPr>
+          <w:rFonts w:hint="eastAsia" w:ascii="宋体" w:hAnsi="宋体" w:eastAsia="宋体" w:cs="宋体"/>
+          <w:sz w:val="24"/>
+          <w:szCs w:val="24"/>
+          <w:lang w:val="en-US" w:eastAsia="zh-CN"/>
+        </w:rPr>
+        <w:t>---Text(TMP) （攻击力：+999）</w:t>
+      </w:r>
+    </w:p>
+    <w:p>
+      <w:pPr>
+        <w:pStyle w:val="6"/>
+        <w:keepNext w:val="0"/>
+        <w:keepLines w:val="0"/>
+        <w:pageBreakBefore w:val="0"/>
+        <w:widowControl/>
+        <w:numPr>
+          <w:ilvl w:val="0"/>
+          <w:numId w:val="0"/>
+        </w:numPr>
+        <w:suppressLineNumbers w:val="0"/>
+        <w:kinsoku/>
+        <w:wordWrap/>
+        <w:overflowPunct/>
+        <w:topLinePunct w:val="0"/>
+        <w:autoSpaceDE/>
+        <w:autoSpaceDN/>
+        <w:bidi w:val="0"/>
+        <w:adjustRightInd/>
+        <w:snapToGrid/>
+        <w:spacing w:beforeAutospacing="0" w:afterAutospacing="0" w:line="360" w:lineRule="exact"/>
+        <w:ind w:right="0" w:rightChars="0"/>
+        <w:textAlignment w:val="auto"/>
+        <w:rPr>
+          <w:rFonts w:hint="default" w:ascii="宋体" w:hAnsi="宋体" w:eastAsia="宋体" w:cs="宋体"/>
+          <w:sz w:val="24"/>
+          <w:szCs w:val="24"/>
+          <w:lang w:val="en-US" w:eastAsia="zh-CN"/>
+        </w:rPr>
+      </w:pPr>
+      <w:r>
+        <w:rPr>
+          <w:rFonts w:hint="eastAsia" w:ascii="宋体" w:hAnsi="宋体" w:eastAsia="宋体" w:cs="宋体"/>
+          <w:sz w:val="24"/>
+          <w:szCs w:val="24"/>
+          <w:lang w:val="en-US" w:eastAsia="zh-CN"/>
+        </w:rPr>
+        <w:t>-Close_Button（关闭按钮   点击空白区域也可以关闭）</w:t>
+      </w:r>
+    </w:p>
+    <w:p>
+      <w:pPr>
+        <w:pStyle w:val="6"/>
+        <w:keepNext w:val="0"/>
+        <w:keepLines w:val="0"/>
+        <w:pageBreakBefore w:val="0"/>
+        <w:widowControl/>
+        <w:numPr>
+          <w:ilvl w:val="0"/>
+          <w:numId w:val="0"/>
+        </w:numPr>
+        <w:suppressLineNumbers w:val="0"/>
+        <w:kinsoku/>
+        <w:wordWrap/>
+        <w:overflowPunct/>
+        <w:topLinePunct w:val="0"/>
+        <w:autoSpaceDE/>
+        <w:autoSpaceDN/>
+        <w:bidi w:val="0"/>
+        <w:adjustRightInd/>
+        <w:snapToGrid/>
+        <w:spacing w:beforeAutospacing="0" w:afterAutospacing="0" w:line="360" w:lineRule="exact"/>
+        <w:ind w:right="0" w:rightChars="0"/>
+        <w:textAlignment w:val="auto"/>
+        <w:rPr>
+          <w:rFonts w:hint="default" w:ascii="宋体" w:hAnsi="宋体" w:eastAsia="宋体" w:cs="宋体"/>
+          <w:sz w:val="24"/>
+          <w:szCs w:val="24"/>
+          <w:lang w:val="en-US" w:eastAsia="zh-CN"/>
+        </w:rPr>
+      </w:pPr>
+      <w:r>
+        <w:rPr>
+          <w:rFonts w:hint="eastAsia" w:ascii="宋体" w:hAnsi="宋体" w:eastAsia="宋体" w:cs="宋体"/>
+          <w:sz w:val="24"/>
+          <w:szCs w:val="24"/>
+          <w:lang w:val="en-US" w:eastAsia="zh-CN"/>
+        </w:rPr>
+        <w:t>-Equipment_Button（装备按钮）</w:t>
+      </w:r>
+    </w:p>
+    <w:p>
+      <w:pPr>
+        <w:pStyle w:val="6"/>
+        <w:keepNext w:val="0"/>
+        <w:keepLines w:val="0"/>
+        <w:pageBreakBefore w:val="0"/>
+        <w:widowControl/>
+        <w:numPr>
+          <w:ilvl w:val="0"/>
+          <w:numId w:val="0"/>
+        </w:numPr>
+        <w:suppressLineNumbers w:val="0"/>
+        <w:kinsoku/>
+        <w:wordWrap/>
+        <w:overflowPunct/>
+        <w:topLinePunct w:val="0"/>
+        <w:autoSpaceDE/>
+        <w:autoSpaceDN/>
+        <w:bidi w:val="0"/>
+        <w:adjustRightInd/>
+        <w:snapToGrid/>
+        <w:spacing w:beforeAutospacing="0" w:afterAutospacing="0" w:line="360" w:lineRule="exact"/>
+        <w:ind w:right="0" w:rightChars="0"/>
+        <w:textAlignment w:val="auto"/>
+        <w:rPr>
+          <w:rFonts w:hint="default" w:ascii="宋体" w:hAnsi="宋体" w:eastAsia="宋体" w:cs="宋体"/>
+          <w:sz w:val="24"/>
+          <w:szCs w:val="24"/>
+          <w:lang w:val="en-US" w:eastAsia="zh-CN"/>
+        </w:rPr>
+      </w:pPr>
+    </w:p>
+    <w:p>
+      <w:pPr>
+        <w:pStyle w:val="6"/>
+        <w:keepNext w:val="0"/>
+        <w:keepLines w:val="0"/>
+        <w:pageBreakBefore w:val="0"/>
+        <w:widowControl/>
+        <w:numPr>
+          <w:ilvl w:val="0"/>
+          <w:numId w:val="0"/>
+        </w:numPr>
+        <w:suppressLineNumbers w:val="0"/>
+        <w:kinsoku/>
+        <w:wordWrap/>
+        <w:overflowPunct/>
+        <w:topLinePunct w:val="0"/>
+        <w:autoSpaceDE/>
+        <w:autoSpaceDN/>
+        <w:bidi w:val="0"/>
+        <w:adjustRightInd/>
+        <w:snapToGrid/>
+        <w:spacing w:beforeAutospacing="0" w:afterAutospacing="0" w:line="360" w:lineRule="exact"/>
+        <w:ind w:right="0" w:rightChars="0"/>
+        <w:textAlignment w:val="auto"/>
+        <w:rPr>
+          <w:rFonts w:hint="default" w:ascii="宋体" w:hAnsi="宋体" w:eastAsia="宋体" w:cs="宋体"/>
+          <w:sz w:val="24"/>
+          <w:szCs w:val="24"/>
+          <w:lang w:val="en-US" w:eastAsia="zh-CN"/>
+        </w:rPr>
+      </w:pPr>
+    </w:p>
+    <w:p>
+      <w:pPr>
+        <w:pStyle w:val="6"/>
+        <w:keepNext w:val="0"/>
+        <w:keepLines w:val="0"/>
+        <w:pageBreakBefore w:val="0"/>
+        <w:widowControl/>
+        <w:numPr>
+          <w:ilvl w:val="0"/>
+          <w:numId w:val="0"/>
+        </w:numPr>
+        <w:suppressLineNumbers w:val="0"/>
+        <w:kinsoku/>
+        <w:wordWrap/>
+        <w:overflowPunct/>
+        <w:topLinePunct w:val="0"/>
+        <w:autoSpaceDE/>
+        <w:autoSpaceDN/>
+        <w:bidi w:val="0"/>
+        <w:adjustRightInd/>
+        <w:snapToGrid/>
+        <w:spacing w:beforeAutospacing="0" w:afterAutospacing="0" w:line="360" w:lineRule="exact"/>
+        <w:ind w:right="0" w:rightChars="0"/>
+        <w:textAlignment w:val="auto"/>
+        <w:rPr>
+          <w:rFonts w:hint="default" w:ascii="宋体" w:hAnsi="宋体" w:eastAsia="宋体" w:cs="宋体"/>
+          <w:sz w:val="24"/>
+          <w:szCs w:val="24"/>
+          <w:lang w:val="en-US" w:eastAsia="zh-CN"/>
+        </w:rPr>
+      </w:pPr>
+      <w:r>
+        <w:rPr>
+          <w:rFonts w:hint="default" w:ascii="宋体" w:hAnsi="宋体" w:eastAsia="宋体" w:cs="宋体"/>
+          <w:sz w:val="24"/>
+          <w:szCs w:val="24"/>
+          <w:lang w:val="en-US" w:eastAsia="zh-CN"/>
+        </w:rPr>
+        <w:t>UpdatePanel</w:t>
+      </w:r>
+    </w:p>
+    <w:p>
+      <w:pPr>
+        <w:pStyle w:val="6"/>
+        <w:keepNext w:val="0"/>
+        <w:keepLines w:val="0"/>
+        <w:pageBreakBefore w:val="0"/>
+        <w:widowControl/>
+        <w:numPr>
+          <w:ilvl w:val="0"/>
+          <w:numId w:val="0"/>
+        </w:numPr>
+        <w:suppressLineNumbers w:val="0"/>
+        <w:kinsoku/>
+        <w:wordWrap/>
+        <w:overflowPunct/>
+        <w:topLinePunct w:val="0"/>
+        <w:autoSpaceDE/>
+        <w:autoSpaceDN/>
+        <w:bidi w:val="0"/>
+        <w:adjustRightInd/>
+        <w:snapToGrid/>
+        <w:spacing w:beforeAutospacing="0" w:afterAutospacing="0" w:line="360" w:lineRule="exact"/>
+        <w:ind w:right="0" w:rightChars="0"/>
+        <w:textAlignment w:val="auto"/>
+        <w:rPr>
+          <w:rFonts w:hint="default" w:ascii="宋体" w:hAnsi="宋体" w:eastAsia="宋体" w:cs="宋体"/>
+          <w:sz w:val="24"/>
+          <w:szCs w:val="24"/>
+          <w:lang w:val="en-US" w:eastAsia="zh-CN"/>
+        </w:rPr>
+      </w:pPr>
+      <w:r>
+        <w:rPr>
+          <w:rFonts w:hint="eastAsia" w:ascii="宋体" w:hAnsi="宋体" w:eastAsia="宋体" w:cs="宋体"/>
+          <w:sz w:val="24"/>
+          <w:szCs w:val="24"/>
+          <w:lang w:val="en-US" w:eastAsia="zh-CN"/>
+        </w:rPr>
+        <w:t>-Background(纯黑色背景图)</w:t>
+      </w:r>
+    </w:p>
+    <w:p>
+      <w:pPr>
+        <w:pStyle w:val="6"/>
+        <w:keepNext w:val="0"/>
+        <w:keepLines w:val="0"/>
+        <w:pageBreakBefore w:val="0"/>
+        <w:widowControl/>
+        <w:numPr>
+          <w:ilvl w:val="0"/>
+          <w:numId w:val="0"/>
+        </w:numPr>
+        <w:suppressLineNumbers w:val="0"/>
+        <w:kinsoku/>
+        <w:wordWrap/>
+        <w:overflowPunct/>
+        <w:topLinePunct w:val="0"/>
+        <w:autoSpaceDE/>
+        <w:autoSpaceDN/>
+        <w:bidi w:val="0"/>
+        <w:adjustRightInd/>
+        <w:snapToGrid/>
+        <w:spacing w:beforeAutospacing="0" w:afterAutospacing="0" w:line="360" w:lineRule="exact"/>
+        <w:ind w:right="0" w:rightChars="0"/>
+        <w:textAlignment w:val="auto"/>
+        <w:rPr>
+          <w:rFonts w:hint="eastAsia" w:ascii="宋体" w:hAnsi="宋体" w:eastAsia="宋体" w:cs="宋体"/>
+          <w:sz w:val="24"/>
+          <w:szCs w:val="24"/>
+          <w:lang w:val="en-US" w:eastAsia="zh-CN"/>
+        </w:rPr>
+      </w:pPr>
+      <w:r>
+        <w:rPr>
+          <w:rFonts w:hint="eastAsia" w:ascii="宋体" w:hAnsi="宋体" w:eastAsia="宋体" w:cs="宋体"/>
+          <w:sz w:val="24"/>
+          <w:szCs w:val="24"/>
+          <w:lang w:val="en-US" w:eastAsia="zh-CN"/>
+        </w:rPr>
+        <w:t>-Panel（面板底图）</w:t>
+      </w:r>
+    </w:p>
+    <w:p>
+      <w:pPr>
+        <w:pStyle w:val="6"/>
+        <w:keepNext w:val="0"/>
+        <w:keepLines w:val="0"/>
+        <w:pageBreakBefore w:val="0"/>
+        <w:widowControl/>
+        <w:numPr>
+          <w:ilvl w:val="0"/>
+          <w:numId w:val="0"/>
+        </w:numPr>
+        <w:suppressLineNumbers w:val="0"/>
+        <w:kinsoku/>
+        <w:wordWrap/>
+        <w:overflowPunct/>
+        <w:topLinePunct w:val="0"/>
+        <w:autoSpaceDE/>
+        <w:autoSpaceDN/>
+        <w:bidi w:val="0"/>
+        <w:adjustRightInd/>
+        <w:snapToGrid/>
+        <w:spacing w:beforeAutospacing="0" w:afterAutospacing="0" w:line="360" w:lineRule="exact"/>
+        <w:ind w:right="0" w:rightChars="0"/>
+        <w:textAlignment w:val="auto"/>
+        <w:rPr>
+          <w:rFonts w:hint="eastAsia" w:ascii="宋体" w:hAnsi="宋体" w:eastAsia="宋体" w:cs="宋体"/>
+          <w:sz w:val="24"/>
+          <w:szCs w:val="24"/>
+          <w:lang w:val="en-US" w:eastAsia="zh-CN"/>
+        </w:rPr>
+      </w:pPr>
+      <w:r>
+        <w:rPr>
+          <w:rFonts w:hint="eastAsia" w:ascii="宋体" w:hAnsi="宋体" w:eastAsia="宋体" w:cs="宋体"/>
+          <w:sz w:val="24"/>
+          <w:szCs w:val="24"/>
+          <w:lang w:val="en-US" w:eastAsia="zh-CN"/>
+        </w:rPr>
+        <w:t>--ItemFrame（物品边框底图）</w:t>
+      </w:r>
+    </w:p>
+    <w:p>
+      <w:pPr>
+        <w:pStyle w:val="6"/>
+        <w:keepNext w:val="0"/>
+        <w:keepLines w:val="0"/>
+        <w:pageBreakBefore w:val="0"/>
+        <w:widowControl/>
+        <w:numPr>
+          <w:ilvl w:val="0"/>
+          <w:numId w:val="0"/>
+        </w:numPr>
+        <w:suppressLineNumbers w:val="0"/>
+        <w:kinsoku/>
+        <w:wordWrap/>
+        <w:overflowPunct/>
+        <w:topLinePunct w:val="0"/>
+        <w:autoSpaceDE/>
+        <w:autoSpaceDN/>
+        <w:bidi w:val="0"/>
+        <w:adjustRightInd/>
+        <w:snapToGrid/>
+        <w:spacing w:beforeAutospacing="0" w:afterAutospacing="0" w:line="360" w:lineRule="exact"/>
+        <w:ind w:right="0" w:rightChars="0"/>
+        <w:textAlignment w:val="auto"/>
+        <w:rPr>
+          <w:rFonts w:hint="eastAsia" w:ascii="宋体" w:hAnsi="宋体" w:eastAsia="宋体" w:cs="宋体"/>
+          <w:sz w:val="24"/>
+          <w:szCs w:val="24"/>
+          <w:lang w:val="en-US" w:eastAsia="zh-CN"/>
+        </w:rPr>
+      </w:pPr>
+      <w:r>
+        <w:rPr>
+          <w:rFonts w:hint="eastAsia" w:ascii="宋体" w:hAnsi="宋体" w:eastAsia="宋体" w:cs="宋体"/>
+          <w:sz w:val="24"/>
+          <w:szCs w:val="24"/>
+          <w:lang w:val="en-US" w:eastAsia="zh-CN"/>
+        </w:rPr>
+        <w:t>---Icon（物品图）</w:t>
+      </w:r>
+    </w:p>
+    <w:p>
+      <w:pPr>
+        <w:pStyle w:val="6"/>
+        <w:keepNext w:val="0"/>
+        <w:keepLines w:val="0"/>
+        <w:pageBreakBefore w:val="0"/>
+        <w:widowControl/>
+        <w:numPr>
+          <w:ilvl w:val="0"/>
+          <w:numId w:val="0"/>
+        </w:numPr>
+        <w:suppressLineNumbers w:val="0"/>
+        <w:kinsoku/>
+        <w:wordWrap/>
+        <w:overflowPunct/>
+        <w:topLinePunct w:val="0"/>
+        <w:autoSpaceDE/>
+        <w:autoSpaceDN/>
+        <w:bidi w:val="0"/>
+        <w:adjustRightInd/>
+        <w:snapToGrid/>
+        <w:spacing w:beforeAutospacing="0" w:afterAutospacing="0" w:line="360" w:lineRule="exact"/>
+        <w:ind w:right="0" w:rightChars="0"/>
+        <w:textAlignment w:val="auto"/>
+        <w:rPr>
+          <w:rFonts w:hint="default" w:ascii="宋体" w:hAnsi="宋体" w:eastAsia="宋体" w:cs="宋体"/>
+          <w:sz w:val="24"/>
+          <w:szCs w:val="24"/>
+          <w:lang w:val="en-US" w:eastAsia="zh-CN"/>
+        </w:rPr>
+      </w:pPr>
+      <w:r>
+        <w:rPr>
+          <w:rFonts w:hint="eastAsia" w:ascii="宋体" w:hAnsi="宋体" w:eastAsia="宋体" w:cs="宋体"/>
+          <w:sz w:val="24"/>
+          <w:szCs w:val="24"/>
+          <w:lang w:val="en-US" w:eastAsia="zh-CN"/>
+        </w:rPr>
+        <w:t>--Text(TMP)(物品文字，例如：棱镜核心)</w:t>
+      </w:r>
+    </w:p>
+    <w:p>
+      <w:pPr>
+        <w:pStyle w:val="6"/>
+        <w:keepNext w:val="0"/>
+        <w:keepLines w:val="0"/>
+        <w:pageBreakBefore w:val="0"/>
+        <w:widowControl/>
+        <w:numPr>
+          <w:ilvl w:val="0"/>
+          <w:numId w:val="0"/>
+        </w:numPr>
+        <w:suppressLineNumbers w:val="0"/>
+        <w:kinsoku/>
+        <w:wordWrap/>
+        <w:overflowPunct/>
+        <w:topLinePunct w:val="0"/>
+        <w:autoSpaceDE/>
+        <w:autoSpaceDN/>
+        <w:bidi w:val="0"/>
+        <w:adjustRightInd/>
+        <w:snapToGrid/>
+        <w:spacing w:beforeAutospacing="0" w:afterAutospacing="0" w:line="360" w:lineRule="exact"/>
+        <w:ind w:right="0" w:rightChars="0"/>
+        <w:textAlignment w:val="auto"/>
+        <w:rPr>
+          <w:rFonts w:hint="eastAsia" w:ascii="宋体" w:hAnsi="宋体" w:eastAsia="宋体" w:cs="宋体"/>
+          <w:sz w:val="24"/>
+          <w:szCs w:val="24"/>
+          <w:lang w:val="en-US" w:eastAsia="zh-CN"/>
+        </w:rPr>
+      </w:pPr>
+      <w:r>
+        <w:rPr>
+          <w:rFonts w:hint="eastAsia" w:ascii="宋体" w:hAnsi="宋体" w:eastAsia="宋体" w:cs="宋体"/>
+          <w:sz w:val="24"/>
+          <w:szCs w:val="24"/>
+          <w:lang w:val="en-US" w:eastAsia="zh-CN"/>
+        </w:rPr>
+        <w:t>--Info（物品信息对比）</w:t>
+      </w:r>
+    </w:p>
+    <w:p>
+      <w:pPr>
+        <w:pStyle w:val="6"/>
+        <w:keepNext w:val="0"/>
+        <w:keepLines w:val="0"/>
+        <w:pageBreakBefore w:val="0"/>
+        <w:widowControl/>
+        <w:numPr>
+          <w:ilvl w:val="0"/>
+          <w:numId w:val="0"/>
+        </w:numPr>
+        <w:suppressLineNumbers w:val="0"/>
+        <w:kinsoku/>
+        <w:wordWrap/>
+        <w:overflowPunct/>
+        <w:topLinePunct w:val="0"/>
+        <w:autoSpaceDE/>
+        <w:autoSpaceDN/>
+        <w:bidi w:val="0"/>
+        <w:adjustRightInd/>
+        <w:snapToGrid/>
+        <w:spacing w:beforeAutospacing="0" w:afterAutospacing="0" w:line="360" w:lineRule="exact"/>
+        <w:ind w:right="0" w:rightChars="0"/>
+        <w:textAlignment w:val="auto"/>
+        <w:rPr>
+          <w:rFonts w:hint="default" w:ascii="宋体" w:hAnsi="宋体" w:eastAsia="宋体" w:cs="宋体"/>
+          <w:sz w:val="24"/>
+          <w:szCs w:val="24"/>
+          <w:lang w:val="en-US" w:eastAsia="zh-CN"/>
+        </w:rPr>
+      </w:pPr>
+      <w:r>
+        <w:rPr>
+          <w:rFonts w:hint="eastAsia" w:ascii="宋体" w:hAnsi="宋体" w:eastAsia="宋体" w:cs="宋体"/>
+          <w:sz w:val="24"/>
+          <w:szCs w:val="24"/>
+          <w:lang w:val="en-US" w:eastAsia="zh-CN"/>
+        </w:rPr>
+        <w:t>---Text(TMP) (Lv.20)</w:t>
+      </w:r>
+    </w:p>
+    <w:p>
+      <w:pPr>
+        <w:pStyle w:val="6"/>
+        <w:keepNext w:val="0"/>
+        <w:keepLines w:val="0"/>
+        <w:pageBreakBefore w:val="0"/>
+        <w:widowControl/>
+        <w:numPr>
+          <w:ilvl w:val="0"/>
+          <w:numId w:val="0"/>
+        </w:numPr>
+        <w:suppressLineNumbers w:val="0"/>
+        <w:kinsoku/>
+        <w:wordWrap/>
+        <w:overflowPunct/>
+        <w:topLinePunct w:val="0"/>
+        <w:autoSpaceDE/>
+        <w:autoSpaceDN/>
+        <w:bidi w:val="0"/>
+        <w:adjustRightInd/>
+        <w:snapToGrid/>
+        <w:spacing w:beforeAutospacing="0" w:afterAutospacing="0" w:line="360" w:lineRule="exact"/>
+        <w:ind w:right="0" w:rightChars="0"/>
+        <w:textAlignment w:val="auto"/>
+        <w:rPr>
+          <w:rFonts w:hint="default" w:ascii="宋体" w:hAnsi="宋体" w:eastAsia="宋体" w:cs="宋体"/>
+          <w:sz w:val="24"/>
+          <w:szCs w:val="24"/>
+          <w:lang w:val="en-US" w:eastAsia="zh-CN"/>
+        </w:rPr>
+      </w:pPr>
+      <w:r>
+        <w:rPr>
+          <w:rFonts w:hint="eastAsia" w:ascii="宋体" w:hAnsi="宋体" w:eastAsia="宋体" w:cs="宋体"/>
+          <w:sz w:val="24"/>
+          <w:szCs w:val="24"/>
+          <w:lang w:val="en-US" w:eastAsia="zh-CN"/>
+        </w:rPr>
+        <w:t>---Text(TMP) （攻击力：+999）</w:t>
+      </w:r>
+    </w:p>
+    <w:p>
+      <w:pPr>
+        <w:pStyle w:val="6"/>
+        <w:keepNext w:val="0"/>
+        <w:keepLines w:val="0"/>
+        <w:pageBreakBefore w:val="0"/>
+        <w:widowControl/>
+        <w:numPr>
+          <w:ilvl w:val="0"/>
+          <w:numId w:val="0"/>
+        </w:numPr>
+        <w:suppressLineNumbers w:val="0"/>
+        <w:kinsoku/>
+        <w:wordWrap/>
+        <w:overflowPunct/>
+        <w:topLinePunct w:val="0"/>
+        <w:autoSpaceDE/>
+        <w:autoSpaceDN/>
+        <w:bidi w:val="0"/>
+        <w:adjustRightInd/>
+        <w:snapToGrid/>
+        <w:spacing w:beforeAutospacing="0" w:afterAutospacing="0" w:line="360" w:lineRule="exact"/>
+        <w:ind w:right="0" w:rightChars="0"/>
+        <w:textAlignment w:val="auto"/>
+        <w:rPr>
+          <w:rFonts w:hint="default" w:ascii="宋体" w:hAnsi="宋体" w:eastAsia="宋体" w:cs="宋体"/>
+          <w:sz w:val="24"/>
+          <w:szCs w:val="24"/>
+          <w:lang w:val="en-US" w:eastAsia="zh-CN"/>
+        </w:rPr>
+      </w:pPr>
+      <w:r>
+        <w:rPr>
+          <w:rFonts w:hint="eastAsia" w:ascii="宋体" w:hAnsi="宋体" w:eastAsia="宋体" w:cs="宋体"/>
+          <w:sz w:val="24"/>
+          <w:szCs w:val="24"/>
+          <w:lang w:val="en-US" w:eastAsia="zh-CN"/>
+        </w:rPr>
+        <w:t>---Text(TMP) （Lv.21）</w:t>
+      </w:r>
+    </w:p>
+    <w:p>
+      <w:pPr>
+        <w:pStyle w:val="6"/>
+        <w:keepNext w:val="0"/>
+        <w:keepLines w:val="0"/>
+        <w:pageBreakBefore w:val="0"/>
+        <w:widowControl/>
+        <w:numPr>
+          <w:ilvl w:val="0"/>
+          <w:numId w:val="0"/>
+        </w:numPr>
+        <w:suppressLineNumbers w:val="0"/>
+        <w:kinsoku/>
+        <w:wordWrap/>
+        <w:overflowPunct/>
+        <w:topLinePunct w:val="0"/>
+        <w:autoSpaceDE/>
+        <w:autoSpaceDN/>
+        <w:bidi w:val="0"/>
+        <w:adjustRightInd/>
+        <w:snapToGrid/>
+        <w:spacing w:beforeAutospacing="0" w:afterAutospacing="0" w:line="360" w:lineRule="exact"/>
+        <w:ind w:right="0" w:rightChars="0"/>
+        <w:textAlignment w:val="auto"/>
+        <w:rPr>
+          <w:rFonts w:hint="eastAsia" w:ascii="宋体" w:hAnsi="宋体" w:eastAsia="宋体" w:cs="宋体"/>
+          <w:sz w:val="24"/>
+          <w:szCs w:val="24"/>
+          <w:lang w:val="en-US" w:eastAsia="zh-CN"/>
+        </w:rPr>
+      </w:pPr>
+      <w:r>
+        <w:rPr>
+          <w:rFonts w:hint="eastAsia" w:ascii="宋体" w:hAnsi="宋体" w:eastAsia="宋体" w:cs="宋体"/>
+          <w:sz w:val="24"/>
+          <w:szCs w:val="24"/>
+          <w:lang w:val="en-US" w:eastAsia="zh-CN"/>
+        </w:rPr>
+        <w:t>---Text(TMP) （攻击力：+999）</w:t>
+      </w:r>
+    </w:p>
+    <w:p>
+      <w:pPr>
+        <w:pStyle w:val="6"/>
+        <w:keepNext w:val="0"/>
+        <w:keepLines w:val="0"/>
+        <w:pageBreakBefore w:val="0"/>
+        <w:widowControl/>
+        <w:numPr>
+          <w:ilvl w:val="0"/>
+          <w:numId w:val="0"/>
+        </w:numPr>
+        <w:suppressLineNumbers w:val="0"/>
+        <w:kinsoku/>
+        <w:wordWrap/>
+        <w:overflowPunct/>
+        <w:topLinePunct w:val="0"/>
+        <w:autoSpaceDE/>
+        <w:autoSpaceDN/>
+        <w:bidi w:val="0"/>
+        <w:adjustRightInd/>
+        <w:snapToGrid/>
+        <w:spacing w:beforeAutospacing="0" w:afterAutospacing="0" w:line="360" w:lineRule="exact"/>
+        <w:ind w:right="0" w:rightChars="0"/>
+        <w:textAlignment w:val="auto"/>
+        <w:rPr>
+          <w:rFonts w:hint="default" w:ascii="宋体" w:hAnsi="宋体" w:eastAsia="宋体" w:cs="宋体"/>
+          <w:sz w:val="24"/>
+          <w:szCs w:val="24"/>
+          <w:lang w:val="en-US" w:eastAsia="zh-CN"/>
+        </w:rPr>
+      </w:pPr>
+      <w:r>
+        <w:rPr>
+          <w:rFonts w:hint="eastAsia" w:ascii="宋体" w:hAnsi="宋体" w:eastAsia="宋体" w:cs="宋体"/>
+          <w:sz w:val="24"/>
+          <w:szCs w:val="24"/>
+          <w:lang w:val="en-US" w:eastAsia="zh-CN"/>
+        </w:rPr>
+        <w:t>-Close_Button（关闭按钮   点击空白区域也可以关闭）</w:t>
+      </w:r>
+    </w:p>
+    <w:p>
+      <w:pPr>
+        <w:pStyle w:val="6"/>
+        <w:keepNext w:val="0"/>
+        <w:keepLines w:val="0"/>
+        <w:pageBreakBefore w:val="0"/>
+        <w:widowControl/>
+        <w:numPr>
+          <w:ilvl w:val="0"/>
+          <w:numId w:val="0"/>
+        </w:numPr>
+        <w:suppressLineNumbers w:val="0"/>
+        <w:kinsoku/>
+        <w:wordWrap/>
+        <w:overflowPunct/>
+        <w:topLinePunct w:val="0"/>
+        <w:autoSpaceDE/>
+        <w:autoSpaceDN/>
+        <w:bidi w:val="0"/>
+        <w:adjustRightInd/>
+        <w:snapToGrid/>
+        <w:spacing w:beforeAutospacing="0" w:afterAutospacing="0" w:line="360" w:lineRule="exact"/>
+        <w:ind w:right="0" w:rightChars="0"/>
+        <w:textAlignment w:val="auto"/>
+        <w:rPr>
+          <w:rFonts w:hint="default" w:ascii="宋体" w:hAnsi="宋体" w:eastAsia="宋体" w:cs="宋体"/>
+          <w:sz w:val="24"/>
+          <w:szCs w:val="24"/>
+          <w:lang w:val="en-US" w:eastAsia="zh-CN"/>
+        </w:rPr>
+      </w:pPr>
+      <w:r>
+        <w:rPr>
+          <w:rFonts w:hint="eastAsia" w:ascii="宋体" w:hAnsi="宋体" w:eastAsia="宋体" w:cs="宋体"/>
+          <w:sz w:val="24"/>
+          <w:szCs w:val="24"/>
+          <w:lang w:val="en-US" w:eastAsia="zh-CN"/>
+        </w:rPr>
+        <w:t>-Update_Button（升级按钮）</w:t>
+      </w:r>
+    </w:p>
+    <w:p>
+      <w:pPr>
+        <w:pStyle w:val="6"/>
+        <w:keepNext w:val="0"/>
+        <w:keepLines w:val="0"/>
+        <w:pageBreakBefore w:val="0"/>
+        <w:widowControl/>
+        <w:numPr>
+          <w:ilvl w:val="0"/>
+          <w:numId w:val="0"/>
+        </w:numPr>
+        <w:suppressLineNumbers w:val="0"/>
+        <w:kinsoku/>
+        <w:wordWrap/>
+        <w:overflowPunct/>
+        <w:topLinePunct w:val="0"/>
+        <w:autoSpaceDE/>
+        <w:autoSpaceDN/>
+        <w:bidi w:val="0"/>
+        <w:adjustRightInd/>
+        <w:snapToGrid/>
+        <w:spacing w:beforeAutospacing="0" w:afterAutospacing="0" w:line="360" w:lineRule="exact"/>
+        <w:ind w:right="0" w:rightChars="0"/>
+        <w:textAlignment w:val="auto"/>
+        <w:rPr>
+          <w:rFonts w:hint="default" w:ascii="宋体" w:hAnsi="宋体" w:eastAsia="宋体" w:cs="宋体"/>
+          <w:sz w:val="24"/>
+          <w:szCs w:val="24"/>
+          <w:lang w:val="en-US" w:eastAsia="zh-CN"/>
+        </w:rPr>
+      </w:pPr>
+    </w:p>
+    <w:p>
+      <w:pPr>
+        <w:pStyle w:val="6"/>
+        <w:keepNext w:val="0"/>
+        <w:keepLines w:val="0"/>
+        <w:pageBreakBefore w:val="0"/>
+        <w:widowControl/>
+        <w:numPr>
+          <w:ilvl w:val="0"/>
+          <w:numId w:val="0"/>
+        </w:numPr>
+        <w:suppressLineNumbers w:val="0"/>
+        <w:kinsoku/>
+        <w:wordWrap/>
+        <w:overflowPunct/>
+        <w:topLinePunct w:val="0"/>
+        <w:autoSpaceDE/>
+        <w:autoSpaceDN/>
+        <w:bidi w:val="0"/>
+        <w:adjustRightInd/>
+        <w:snapToGrid/>
+        <w:spacing w:beforeAutospacing="0" w:afterAutospacing="0" w:line="360" w:lineRule="exact"/>
+        <w:ind w:right="0" w:rightChars="0"/>
+        <w:textAlignment w:val="auto"/>
+        <w:rPr>
+          <w:rFonts w:hint="default" w:ascii="宋体" w:hAnsi="宋体" w:eastAsia="宋体" w:cs="宋体"/>
+          <w:sz w:val="24"/>
+          <w:szCs w:val="24"/>
+          <w:lang w:val="en-US" w:eastAsia="zh-CN"/>
+        </w:rPr>
+      </w:pPr>
+    </w:p>
+    <w:p>
+      <w:pPr>
+        <w:pStyle w:val="6"/>
+        <w:keepNext w:val="0"/>
+        <w:keepLines w:val="0"/>
+        <w:pageBreakBefore w:val="0"/>
+        <w:widowControl/>
+        <w:numPr>
+          <w:ilvl w:val="0"/>
+          <w:numId w:val="0"/>
+        </w:numPr>
+        <w:suppressLineNumbers w:val="0"/>
+        <w:kinsoku/>
+        <w:wordWrap/>
+        <w:overflowPunct/>
+        <w:topLinePunct w:val="0"/>
+        <w:autoSpaceDE/>
+        <w:autoSpaceDN/>
+        <w:bidi w:val="0"/>
+        <w:adjustRightInd/>
+        <w:snapToGrid/>
+        <w:spacing w:beforeAutospacing="0" w:afterAutospacing="0" w:line="360" w:lineRule="exact"/>
+        <w:ind w:right="0" w:rightChars="0"/>
+        <w:textAlignment w:val="auto"/>
+        <w:rPr>
+          <w:rFonts w:hint="eastAsia" w:ascii="宋体" w:hAnsi="宋体" w:eastAsia="宋体" w:cs="宋体"/>
+          <w:sz w:val="24"/>
+          <w:szCs w:val="24"/>
+          <w:lang w:val="en-US" w:eastAsia="zh-CN"/>
+        </w:rPr>
+      </w:pPr>
+      <w:r>
+        <w:rPr>
+          <w:rFonts w:hint="eastAsia" w:ascii="宋体" w:hAnsi="宋体" w:eastAsia="宋体" w:cs="宋体"/>
+          <w:sz w:val="24"/>
+          <w:szCs w:val="24"/>
+          <w:lang w:val="en-US" w:eastAsia="zh-CN"/>
+        </w:rPr>
+        <w:t>有几个问题需要确认和修改。</w:t>
+      </w:r>
+    </w:p>
+    <w:p>
+      <w:pPr>
+        <w:pStyle w:val="6"/>
+        <w:keepNext w:val="0"/>
+        <w:keepLines w:val="0"/>
+        <w:pageBreakBefore w:val="0"/>
+        <w:widowControl/>
+        <w:numPr>
+          <w:ilvl w:val="0"/>
+          <w:numId w:val="0"/>
+        </w:numPr>
+        <w:suppressLineNumbers w:val="0"/>
+        <w:kinsoku/>
+        <w:wordWrap/>
+        <w:overflowPunct/>
+        <w:topLinePunct w:val="0"/>
+        <w:autoSpaceDE/>
+        <w:autoSpaceDN/>
+        <w:bidi w:val="0"/>
+        <w:adjustRightInd/>
+        <w:snapToGrid/>
+        <w:spacing w:beforeAutospacing="0" w:afterAutospacing="0" w:line="360" w:lineRule="exact"/>
+        <w:ind w:right="0" w:rightChars="0"/>
+        <w:textAlignment w:val="auto"/>
+        <w:rPr>
+          <w:rFonts w:hint="eastAsia" w:ascii="宋体" w:hAnsi="宋体" w:eastAsia="宋体" w:cs="宋体"/>
+          <w:sz w:val="24"/>
+          <w:szCs w:val="24"/>
+          <w:lang w:val="en-US" w:eastAsia="zh-CN"/>
+        </w:rPr>
+      </w:pPr>
+      <w:r>
+        <w:rPr>
+          <w:rFonts w:hint="eastAsia" w:ascii="宋体" w:hAnsi="宋体" w:eastAsia="宋体" w:cs="宋体"/>
+          <w:sz w:val="24"/>
+          <w:szCs w:val="24"/>
+          <w:lang w:val="en-US" w:eastAsia="zh-CN"/>
+        </w:rPr>
+        <w:t>TurretHealth.cs和LaserController.cs等补丁中，你增加了科技树的生命和攻击力等加成，这个应该是错误的，因为装备系统也对生命增加了。所以无论是科技树还是装备系统增加的相关属性，都会统一增加到玩家的属性数值中，后面会做服务器，这些玩家数据会上传到服务器中。然后再每次进入战斗的时候，会读取这些玩家数据。 还有会增加玩家数据面板的功能，玩家会打开面板查看自己的当前数据。所以无论是科技树还是装备系统增加的相关参数，都是实时生效，玩家查看数据时是增加的。</w:t>
+      </w:r>
+    </w:p>
+    <w:p>
+      <w:pPr>
+        <w:pStyle w:val="6"/>
+        <w:keepNext w:val="0"/>
+        <w:keepLines w:val="0"/>
+        <w:pageBreakBefore w:val="0"/>
+        <w:widowControl/>
+        <w:numPr>
+          <w:ilvl w:val="0"/>
+          <w:numId w:val="0"/>
+        </w:numPr>
+        <w:suppressLineNumbers w:val="0"/>
+        <w:kinsoku/>
+        <w:wordWrap/>
+        <w:overflowPunct/>
+        <w:topLinePunct w:val="0"/>
+        <w:autoSpaceDE/>
+        <w:autoSpaceDN/>
+        <w:bidi w:val="0"/>
+        <w:adjustRightInd/>
+        <w:snapToGrid/>
+        <w:spacing w:beforeAutospacing="0" w:afterAutospacing="0" w:line="360" w:lineRule="exact"/>
+        <w:ind w:right="0" w:rightChars="0"/>
+        <w:textAlignment w:val="auto"/>
+        <w:rPr>
+          <w:rFonts w:hint="default" w:ascii="宋体" w:hAnsi="宋体" w:eastAsia="宋体" w:cs="宋体"/>
+          <w:sz w:val="24"/>
+          <w:szCs w:val="24"/>
+          <w:lang w:val="en-US" w:eastAsia="zh-CN"/>
+        </w:rPr>
+      </w:pPr>
+      <w:r>
+        <w:rPr>
+          <w:rFonts w:hint="eastAsia" w:ascii="宋体" w:hAnsi="宋体" w:eastAsia="宋体" w:cs="宋体"/>
+          <w:sz w:val="24"/>
+          <w:szCs w:val="24"/>
+          <w:lang w:val="en-US" w:eastAsia="zh-CN"/>
+        </w:rPr>
+        <w:t>列出所有需要创建的TechTreeNodeData的SO数据，包括每个数据参数（NodeID 显示名字，分支，节点类型，效果配置，升级费用，前置条件等）。</w:t>
+      </w:r>
+    </w:p>
+    <w:p>
+      <w:pPr>
+        <w:pStyle w:val="6"/>
+        <w:keepNext w:val="0"/>
+        <w:keepLines w:val="0"/>
+        <w:pageBreakBefore w:val="0"/>
+        <w:widowControl/>
+        <w:numPr>
+          <w:ilvl w:val="0"/>
+          <w:numId w:val="0"/>
+        </w:numPr>
+        <w:suppressLineNumbers w:val="0"/>
+        <w:kinsoku/>
+        <w:wordWrap/>
+        <w:overflowPunct/>
+        <w:topLinePunct w:val="0"/>
+        <w:autoSpaceDE/>
+        <w:autoSpaceDN/>
+        <w:bidi w:val="0"/>
+        <w:adjustRightInd/>
+        <w:snapToGrid/>
+        <w:spacing w:beforeAutospacing="0" w:afterAutospacing="0" w:line="360" w:lineRule="exact"/>
+        <w:ind w:right="0" w:rightChars="0"/>
+        <w:textAlignment w:val="auto"/>
+        <w:rPr>
+          <w:rFonts w:hint="default" w:ascii="宋体" w:hAnsi="宋体" w:eastAsia="宋体" w:cs="宋体"/>
+          <w:sz w:val="24"/>
+          <w:szCs w:val="24"/>
+          <w:lang w:val="en-US" w:eastAsia="zh-CN"/>
+        </w:rPr>
+      </w:pPr>
+      <w:r>
+        <w:rPr>
+          <w:rFonts w:hint="eastAsia" w:ascii="宋体" w:hAnsi="宋体" w:eastAsia="宋体" w:cs="宋体"/>
+          <w:sz w:val="24"/>
+          <w:szCs w:val="24"/>
+          <w:lang w:val="en-US" w:eastAsia="zh-CN"/>
+        </w:rPr>
+        <w:t>为什么TechTreePanel会有GoldText, 所有的金币都在TopArea节点下的GlodCoinBar金币条显示玩家的金币、图纸、体力等参数。 没有closebutton按钮，和装备界面一样，左上角只有返回按钮。返回按钮的功能已做，所以删除关闭按钮。 我所有节点上锁的图片是用的同一张图片，所有节点的六边形底框都是一样，只不过有4中颜色，红 黄 蓝 绿。我的节点之间连接的线段有5种，灰色（未解锁）和 带颜色的4种。这里是否需要重新设计TechtreeNodeUI脚本？ 在TechTreePanel脚本中，为什么要拖入UI列表，还再需要拖入TechTreeNodeDataSo数据? 我没有详情弹窗，是否需要做一个详情弹窗面板？还有一个问题，玩家看到这些图标但是没有文字描述，不知道有什么作用？所有这时候需要玩家点击已解锁的节点然后查看详情吗？我原来的计划是玩家点击节点，是可以弹出升级面板，玩家可以升级这些科技树的节点，直到达到某一个等级后，才会解锁下一个节点，包括连同2个节点中间的线段。所以我现在我unity中的UI是否需要布局和设置来满足以上描述的功能？</w:t>
+      </w:r>
+    </w:p>
+    <w:p>
+      <w:pPr>
+        <w:pStyle w:val="6"/>
+        <w:keepNext w:val="0"/>
+        <w:keepLines w:val="0"/>
+        <w:pageBreakBefore w:val="0"/>
+        <w:widowControl/>
+        <w:numPr>
+          <w:ilvl w:val="0"/>
+          <w:numId w:val="0"/>
+        </w:numPr>
+        <w:suppressLineNumbers w:val="0"/>
+        <w:kinsoku/>
+        <w:wordWrap/>
+        <w:overflowPunct/>
+        <w:topLinePunct w:val="0"/>
+        <w:autoSpaceDE/>
+        <w:autoSpaceDN/>
+        <w:bidi w:val="0"/>
+        <w:adjustRightInd/>
+        <w:snapToGrid/>
+        <w:spacing w:beforeAutospacing="0" w:afterAutospacing="0" w:line="360" w:lineRule="exact"/>
+        <w:ind w:right="0" w:rightChars="0"/>
+        <w:textAlignment w:val="auto"/>
+        <w:rPr>
+          <w:rFonts w:hint="default" w:ascii="宋体" w:hAnsi="宋体" w:eastAsia="宋体" w:cs="宋体"/>
+          <w:sz w:val="24"/>
+          <w:szCs w:val="24"/>
+          <w:lang w:val="en-US" w:eastAsia="zh-CN"/>
+        </w:rPr>
+      </w:pPr>
+      <w:r>
+        <w:rPr>
+          <w:rFonts w:hint="eastAsia" w:ascii="宋体" w:hAnsi="宋体" w:eastAsia="宋体" w:cs="宋体"/>
+          <w:sz w:val="24"/>
+          <w:szCs w:val="24"/>
+          <w:lang w:val="en-US" w:eastAsia="zh-CN"/>
+        </w:rPr>
+        <w:t>在TechTreeNodeUI脚本中去掉颜色配置，因为所有颜色都在图片上表示了。然后呼吸灯设置，感觉运行了没什么作用，可以去掉。</w:t>
+      </w:r>
+    </w:p>
+    <w:p>
+      <w:pPr>
+        <w:pStyle w:val="6"/>
+        <w:keepNext w:val="0"/>
+        <w:keepLines w:val="0"/>
+        <w:pageBreakBefore w:val="0"/>
+        <w:widowControl/>
+        <w:numPr>
+          <w:ilvl w:val="0"/>
+          <w:numId w:val="0"/>
+        </w:numPr>
+        <w:suppressLineNumbers w:val="0"/>
+        <w:kinsoku/>
+        <w:wordWrap/>
+        <w:overflowPunct/>
+        <w:topLinePunct w:val="0"/>
+        <w:autoSpaceDE/>
+        <w:autoSpaceDN/>
+        <w:bidi w:val="0"/>
+        <w:adjustRightInd/>
+        <w:snapToGrid/>
+        <w:spacing w:beforeAutospacing="0" w:afterAutospacing="0" w:line="360" w:lineRule="exact"/>
+        <w:ind w:right="0" w:rightChars="0"/>
+        <w:textAlignment w:val="auto"/>
+        <w:rPr>
+          <w:rFonts w:hint="eastAsia" w:ascii="宋体" w:hAnsi="宋体" w:eastAsia="宋体" w:cs="宋体"/>
+          <w:sz w:val="24"/>
+          <w:szCs w:val="24"/>
+          <w:lang w:val="en-US" w:eastAsia="zh-CN"/>
+        </w:rPr>
+      </w:pPr>
+    </w:p>
+    <w:p>
+      <w:pPr>
+        <w:pStyle w:val="6"/>
+        <w:keepNext w:val="0"/>
+        <w:keepLines w:val="0"/>
+        <w:pageBreakBefore w:val="0"/>
+        <w:widowControl/>
+        <w:numPr>
+          <w:ilvl w:val="0"/>
+          <w:numId w:val="0"/>
+        </w:numPr>
+        <w:suppressLineNumbers w:val="0"/>
+        <w:kinsoku/>
+        <w:wordWrap/>
+        <w:overflowPunct/>
+        <w:topLinePunct w:val="0"/>
+        <w:autoSpaceDE/>
+        <w:autoSpaceDN/>
+        <w:bidi w:val="0"/>
+        <w:adjustRightInd/>
+        <w:snapToGrid/>
+        <w:spacing w:beforeAutospacing="0" w:afterAutospacing="0" w:line="360" w:lineRule="exact"/>
+        <w:ind w:right="0" w:rightChars="0"/>
+        <w:textAlignment w:val="auto"/>
+        <w:rPr>
+          <w:rFonts w:hint="eastAsia" w:ascii="宋体" w:hAnsi="宋体" w:eastAsia="宋体" w:cs="宋体"/>
+          <w:sz w:val="24"/>
+          <w:szCs w:val="24"/>
+          <w:lang w:val="en-US" w:eastAsia="zh-CN"/>
+        </w:rPr>
+      </w:pPr>
+      <w:bookmarkStart w:id="0" w:name="_GoBack"/>
+      <w:r>
+        <w:rPr>
+          <w:rFonts w:hint="eastAsia" w:ascii="宋体" w:hAnsi="宋体" w:eastAsia="宋体" w:cs="宋体"/>
+          <w:sz w:val="24"/>
+          <w:szCs w:val="24"/>
+          <w:lang w:val="en-US" w:eastAsia="zh-CN"/>
+        </w:rPr>
+        <w:t>目前我的UI节点是这样的</w:t>
+      </w:r>
+    </w:p>
+    <w:p>
+      <w:pPr>
+        <w:pStyle w:val="6"/>
+        <w:keepNext w:val="0"/>
+        <w:keepLines w:val="0"/>
+        <w:pageBreakBefore w:val="0"/>
+        <w:widowControl/>
+        <w:numPr>
+          <w:ilvl w:val="0"/>
+          <w:numId w:val="0"/>
+        </w:numPr>
+        <w:suppressLineNumbers w:val="0"/>
+        <w:kinsoku/>
+        <w:wordWrap/>
+        <w:overflowPunct/>
+        <w:topLinePunct w:val="0"/>
+        <w:autoSpaceDE/>
+        <w:autoSpaceDN/>
+        <w:bidi w:val="0"/>
+        <w:adjustRightInd/>
+        <w:snapToGrid/>
+        <w:spacing w:beforeAutospacing="0" w:afterAutospacing="0" w:line="360" w:lineRule="exact"/>
+        <w:ind w:right="0" w:rightChars="0"/>
+        <w:textAlignment w:val="auto"/>
+        <w:rPr>
+          <w:rFonts w:hint="eastAsia" w:ascii="宋体" w:hAnsi="宋体" w:eastAsia="宋体" w:cs="宋体"/>
+          <w:sz w:val="24"/>
+          <w:szCs w:val="24"/>
+          <w:lang w:val="en-US" w:eastAsia="zh-CN"/>
+        </w:rPr>
+      </w:pPr>
+      <w:r>
+        <w:rPr>
+          <w:rFonts w:hint="eastAsia" w:ascii="宋体" w:hAnsi="宋体" w:eastAsia="宋体" w:cs="宋体"/>
+          <w:sz w:val="24"/>
+          <w:szCs w:val="24"/>
+          <w:lang w:val="en-US" w:eastAsia="zh-CN"/>
+        </w:rPr>
+        <w:t>TechTreePanel</w:t>
+      </w:r>
+    </w:p>
+    <w:p>
+      <w:pPr>
+        <w:pStyle w:val="6"/>
+        <w:keepNext w:val="0"/>
+        <w:keepLines w:val="0"/>
+        <w:pageBreakBefore w:val="0"/>
+        <w:widowControl/>
+        <w:numPr>
+          <w:ilvl w:val="0"/>
+          <w:numId w:val="0"/>
+        </w:numPr>
+        <w:suppressLineNumbers w:val="0"/>
+        <w:kinsoku/>
+        <w:wordWrap/>
+        <w:overflowPunct/>
+        <w:topLinePunct w:val="0"/>
+        <w:autoSpaceDE/>
+        <w:autoSpaceDN/>
+        <w:bidi w:val="0"/>
+        <w:adjustRightInd/>
+        <w:snapToGrid/>
+        <w:spacing w:beforeAutospacing="0" w:afterAutospacing="0" w:line="360" w:lineRule="exact"/>
+        <w:ind w:right="0" w:rightChars="0"/>
+        <w:textAlignment w:val="auto"/>
+        <w:rPr>
+          <w:rFonts w:hint="eastAsia" w:ascii="宋体" w:hAnsi="宋体" w:eastAsia="宋体" w:cs="宋体"/>
+          <w:sz w:val="24"/>
+          <w:szCs w:val="24"/>
+          <w:lang w:val="en-US" w:eastAsia="zh-CN"/>
+        </w:rPr>
+      </w:pPr>
+      <w:r>
+        <w:rPr>
+          <w:rFonts w:hint="eastAsia" w:ascii="宋体" w:hAnsi="宋体" w:eastAsia="宋体" w:cs="宋体"/>
+          <w:sz w:val="24"/>
+          <w:szCs w:val="24"/>
+          <w:lang w:val="en-US" w:eastAsia="zh-CN"/>
+        </w:rPr>
+        <w:t>-Backgroud</w:t>
+      </w:r>
+    </w:p>
+    <w:p>
+      <w:pPr>
+        <w:pStyle w:val="6"/>
+        <w:keepNext w:val="0"/>
+        <w:keepLines w:val="0"/>
+        <w:pageBreakBefore w:val="0"/>
+        <w:widowControl/>
+        <w:numPr>
+          <w:ilvl w:val="0"/>
+          <w:numId w:val="0"/>
+        </w:numPr>
+        <w:suppressLineNumbers w:val="0"/>
+        <w:kinsoku/>
+        <w:wordWrap/>
+        <w:overflowPunct/>
+        <w:topLinePunct w:val="0"/>
+        <w:autoSpaceDE/>
+        <w:autoSpaceDN/>
+        <w:bidi w:val="0"/>
+        <w:adjustRightInd/>
+        <w:snapToGrid/>
+        <w:spacing w:beforeAutospacing="0" w:afterAutospacing="0" w:line="360" w:lineRule="exact"/>
+        <w:ind w:right="0" w:rightChars="0"/>
+        <w:textAlignment w:val="auto"/>
+        <w:rPr>
+          <w:rFonts w:hint="eastAsia" w:ascii="宋体" w:hAnsi="宋体" w:eastAsia="宋体" w:cs="宋体"/>
+          <w:sz w:val="24"/>
+          <w:szCs w:val="24"/>
+          <w:lang w:val="en-US" w:eastAsia="zh-CN"/>
+        </w:rPr>
+      </w:pPr>
+      <w:r>
+        <w:rPr>
+          <w:rFonts w:hint="eastAsia" w:ascii="宋体" w:hAnsi="宋体" w:eastAsia="宋体" w:cs="宋体"/>
+          <w:sz w:val="24"/>
+          <w:szCs w:val="24"/>
+          <w:lang w:val="en-US" w:eastAsia="zh-CN"/>
+        </w:rPr>
+        <w:t>-FirePowerBranches</w:t>
+      </w:r>
+    </w:p>
+    <w:p>
+      <w:pPr>
+        <w:pStyle w:val="6"/>
+        <w:keepNext w:val="0"/>
+        <w:keepLines w:val="0"/>
+        <w:pageBreakBefore w:val="0"/>
+        <w:widowControl/>
+        <w:numPr>
+          <w:ilvl w:val="0"/>
+          <w:numId w:val="0"/>
+        </w:numPr>
+        <w:suppressLineNumbers w:val="0"/>
+        <w:kinsoku/>
+        <w:wordWrap/>
+        <w:overflowPunct/>
+        <w:topLinePunct w:val="0"/>
+        <w:autoSpaceDE/>
+        <w:autoSpaceDN/>
+        <w:bidi w:val="0"/>
+        <w:adjustRightInd/>
+        <w:snapToGrid/>
+        <w:spacing w:beforeAutospacing="0" w:afterAutospacing="0" w:line="360" w:lineRule="exact"/>
+        <w:ind w:right="0" w:rightChars="0"/>
+        <w:textAlignment w:val="auto"/>
+        <w:rPr>
+          <w:rFonts w:hint="eastAsia" w:ascii="宋体" w:hAnsi="宋体" w:eastAsia="宋体" w:cs="宋体"/>
+          <w:sz w:val="24"/>
+          <w:szCs w:val="24"/>
+          <w:lang w:val="en-US" w:eastAsia="zh-CN"/>
+        </w:rPr>
+      </w:pPr>
+      <w:r>
+        <w:rPr>
+          <w:rFonts w:hint="eastAsia" w:ascii="宋体" w:hAnsi="宋体" w:eastAsia="宋体" w:cs="宋体"/>
+          <w:sz w:val="24"/>
+          <w:szCs w:val="24"/>
+          <w:lang w:val="en-US" w:eastAsia="zh-CN"/>
+        </w:rPr>
+        <w:t>--Line01(Image图片,TechTreeLineUI脚本)</w:t>
+      </w:r>
+    </w:p>
+    <w:p>
+      <w:pPr>
+        <w:pStyle w:val="6"/>
+        <w:keepNext w:val="0"/>
+        <w:keepLines w:val="0"/>
+        <w:pageBreakBefore w:val="0"/>
+        <w:widowControl/>
+        <w:numPr>
+          <w:ilvl w:val="0"/>
+          <w:numId w:val="0"/>
+        </w:numPr>
+        <w:suppressLineNumbers w:val="0"/>
+        <w:kinsoku/>
+        <w:wordWrap/>
+        <w:overflowPunct/>
+        <w:topLinePunct w:val="0"/>
+        <w:autoSpaceDE/>
+        <w:autoSpaceDN/>
+        <w:bidi w:val="0"/>
+        <w:adjustRightInd/>
+        <w:snapToGrid/>
+        <w:spacing w:beforeAutospacing="0" w:afterAutospacing="0" w:line="360" w:lineRule="exact"/>
+        <w:ind w:right="0" w:rightChars="0"/>
+        <w:textAlignment w:val="auto"/>
+        <w:rPr>
+          <w:rFonts w:hint="default" w:ascii="宋体" w:hAnsi="宋体" w:eastAsia="宋体" w:cs="宋体"/>
+          <w:sz w:val="24"/>
+          <w:szCs w:val="24"/>
+          <w:lang w:val="en-US" w:eastAsia="zh-CN"/>
+        </w:rPr>
+      </w:pPr>
+      <w:r>
+        <w:rPr>
+          <w:rFonts w:hint="eastAsia" w:ascii="宋体" w:hAnsi="宋体" w:eastAsia="宋体" w:cs="宋体"/>
+          <w:sz w:val="24"/>
+          <w:szCs w:val="24"/>
+          <w:lang w:val="en-US" w:eastAsia="zh-CN"/>
+        </w:rPr>
+        <w:t>--Line02(Image图片)</w:t>
+      </w:r>
+    </w:p>
+    <w:p>
+      <w:pPr>
+        <w:pStyle w:val="6"/>
+        <w:keepNext w:val="0"/>
+        <w:keepLines w:val="0"/>
+        <w:pageBreakBefore w:val="0"/>
+        <w:widowControl/>
+        <w:numPr>
+          <w:ilvl w:val="0"/>
+          <w:numId w:val="0"/>
+        </w:numPr>
+        <w:suppressLineNumbers w:val="0"/>
+        <w:kinsoku/>
+        <w:wordWrap/>
+        <w:overflowPunct/>
+        <w:topLinePunct w:val="0"/>
+        <w:autoSpaceDE/>
+        <w:autoSpaceDN/>
+        <w:bidi w:val="0"/>
+        <w:adjustRightInd/>
+        <w:snapToGrid/>
+        <w:spacing w:beforeAutospacing="0" w:afterAutospacing="0" w:line="360" w:lineRule="exact"/>
+        <w:ind w:right="0" w:rightChars="0"/>
+        <w:textAlignment w:val="auto"/>
+        <w:rPr>
+          <w:rFonts w:hint="default" w:ascii="宋体" w:hAnsi="宋体" w:eastAsia="宋体" w:cs="宋体"/>
+          <w:sz w:val="24"/>
+          <w:szCs w:val="24"/>
+          <w:lang w:val="en-US" w:eastAsia="zh-CN"/>
+        </w:rPr>
+      </w:pPr>
+      <w:r>
+        <w:rPr>
+          <w:rFonts w:hint="eastAsia" w:ascii="宋体" w:hAnsi="宋体" w:eastAsia="宋体" w:cs="宋体"/>
+          <w:sz w:val="24"/>
+          <w:szCs w:val="24"/>
+          <w:lang w:val="en-US" w:eastAsia="zh-CN"/>
+        </w:rPr>
+        <w:t>--Line03(Image图片)</w:t>
+      </w:r>
+    </w:p>
+    <w:p>
+      <w:pPr>
+        <w:pStyle w:val="6"/>
+        <w:keepNext w:val="0"/>
+        <w:keepLines w:val="0"/>
+        <w:pageBreakBefore w:val="0"/>
+        <w:widowControl/>
+        <w:numPr>
+          <w:ilvl w:val="0"/>
+          <w:numId w:val="0"/>
+        </w:numPr>
+        <w:suppressLineNumbers w:val="0"/>
+        <w:kinsoku/>
+        <w:wordWrap/>
+        <w:overflowPunct/>
+        <w:topLinePunct w:val="0"/>
+        <w:autoSpaceDE/>
+        <w:autoSpaceDN/>
+        <w:bidi w:val="0"/>
+        <w:adjustRightInd/>
+        <w:snapToGrid/>
+        <w:spacing w:beforeAutospacing="0" w:afterAutospacing="0" w:line="360" w:lineRule="exact"/>
+        <w:ind w:right="0" w:rightChars="0"/>
+        <w:textAlignment w:val="auto"/>
+        <w:rPr>
+          <w:rFonts w:hint="default" w:ascii="宋体" w:hAnsi="宋体" w:eastAsia="宋体" w:cs="宋体"/>
+          <w:sz w:val="24"/>
+          <w:szCs w:val="24"/>
+          <w:lang w:val="en-US" w:eastAsia="zh-CN"/>
+        </w:rPr>
+      </w:pPr>
+      <w:r>
+        <w:rPr>
+          <w:rFonts w:hint="eastAsia" w:ascii="宋体" w:hAnsi="宋体" w:eastAsia="宋体" w:cs="宋体"/>
+          <w:sz w:val="24"/>
+          <w:szCs w:val="24"/>
+          <w:lang w:val="en-US" w:eastAsia="zh-CN"/>
+        </w:rPr>
+        <w:t>--Line04</w:t>
+      </w:r>
+    </w:p>
+    <w:p>
+      <w:pPr>
+        <w:pStyle w:val="6"/>
+        <w:keepNext w:val="0"/>
+        <w:keepLines w:val="0"/>
+        <w:pageBreakBefore w:val="0"/>
+        <w:widowControl/>
+        <w:numPr>
+          <w:ilvl w:val="0"/>
+          <w:numId w:val="0"/>
+        </w:numPr>
+        <w:suppressLineNumbers w:val="0"/>
+        <w:kinsoku/>
+        <w:wordWrap/>
+        <w:overflowPunct/>
+        <w:topLinePunct w:val="0"/>
+        <w:autoSpaceDE/>
+        <w:autoSpaceDN/>
+        <w:bidi w:val="0"/>
+        <w:adjustRightInd/>
+        <w:snapToGrid/>
+        <w:spacing w:beforeAutospacing="0" w:afterAutospacing="0" w:line="360" w:lineRule="exact"/>
+        <w:ind w:right="0" w:rightChars="0"/>
+        <w:textAlignment w:val="auto"/>
+        <w:rPr>
+          <w:rFonts w:hint="default" w:ascii="宋体" w:hAnsi="宋体" w:eastAsia="宋体" w:cs="宋体"/>
+          <w:sz w:val="24"/>
+          <w:szCs w:val="24"/>
+          <w:lang w:val="en-US" w:eastAsia="zh-CN"/>
+        </w:rPr>
+      </w:pPr>
+      <w:r>
+        <w:rPr>
+          <w:rFonts w:hint="eastAsia" w:ascii="宋体" w:hAnsi="宋体" w:eastAsia="宋体" w:cs="宋体"/>
+          <w:sz w:val="24"/>
+          <w:szCs w:val="24"/>
+          <w:lang w:val="en-US" w:eastAsia="zh-CN"/>
+        </w:rPr>
+        <w:t>--Line05</w:t>
+      </w:r>
+    </w:p>
+    <w:p>
+      <w:pPr>
+        <w:pStyle w:val="6"/>
+        <w:keepNext w:val="0"/>
+        <w:keepLines w:val="0"/>
+        <w:pageBreakBefore w:val="0"/>
+        <w:widowControl/>
+        <w:numPr>
+          <w:ilvl w:val="0"/>
+          <w:numId w:val="0"/>
+        </w:numPr>
+        <w:suppressLineNumbers w:val="0"/>
+        <w:kinsoku/>
+        <w:wordWrap/>
+        <w:overflowPunct/>
+        <w:topLinePunct w:val="0"/>
+        <w:autoSpaceDE/>
+        <w:autoSpaceDN/>
+        <w:bidi w:val="0"/>
+        <w:adjustRightInd/>
+        <w:snapToGrid/>
+        <w:spacing w:beforeAutospacing="0" w:afterAutospacing="0" w:line="360" w:lineRule="exact"/>
+        <w:ind w:right="0" w:rightChars="0"/>
+        <w:textAlignment w:val="auto"/>
+        <w:rPr>
+          <w:rFonts w:hint="eastAsia" w:ascii="宋体" w:hAnsi="宋体" w:eastAsia="宋体" w:cs="宋体"/>
+          <w:sz w:val="24"/>
+          <w:szCs w:val="24"/>
+          <w:lang w:val="en-US" w:eastAsia="zh-CN"/>
+        </w:rPr>
+      </w:pPr>
+      <w:r>
+        <w:rPr>
+          <w:rFonts w:hint="eastAsia" w:ascii="宋体" w:hAnsi="宋体" w:eastAsia="宋体" w:cs="宋体"/>
+          <w:sz w:val="24"/>
+          <w:szCs w:val="24"/>
+          <w:lang w:val="en-US" w:eastAsia="zh-CN"/>
+        </w:rPr>
+        <w:t>--Line06</w:t>
+      </w:r>
+    </w:p>
+    <w:p>
+      <w:pPr>
+        <w:pStyle w:val="6"/>
+        <w:keepNext w:val="0"/>
+        <w:keepLines w:val="0"/>
+        <w:pageBreakBefore w:val="0"/>
+        <w:widowControl/>
+        <w:numPr>
+          <w:ilvl w:val="0"/>
+          <w:numId w:val="0"/>
+        </w:numPr>
+        <w:suppressLineNumbers w:val="0"/>
+        <w:kinsoku/>
+        <w:wordWrap/>
+        <w:overflowPunct/>
+        <w:topLinePunct w:val="0"/>
+        <w:autoSpaceDE/>
+        <w:autoSpaceDN/>
+        <w:bidi w:val="0"/>
+        <w:adjustRightInd/>
+        <w:snapToGrid/>
+        <w:spacing w:beforeAutospacing="0" w:afterAutospacing="0" w:line="360" w:lineRule="exact"/>
+        <w:ind w:right="0" w:rightChars="0"/>
+        <w:textAlignment w:val="auto"/>
+        <w:rPr>
+          <w:rFonts w:hint="eastAsia" w:ascii="宋体" w:hAnsi="宋体" w:eastAsia="宋体" w:cs="宋体"/>
+          <w:sz w:val="24"/>
+          <w:szCs w:val="24"/>
+          <w:lang w:val="en-US" w:eastAsia="zh-CN"/>
+        </w:rPr>
+      </w:pPr>
+      <w:r>
+        <w:rPr>
+          <w:rFonts w:hint="eastAsia" w:ascii="宋体" w:hAnsi="宋体" w:eastAsia="宋体" w:cs="宋体"/>
+          <w:sz w:val="24"/>
+          <w:szCs w:val="24"/>
+          <w:lang w:val="en-US" w:eastAsia="zh-CN"/>
+        </w:rPr>
+        <w:t>--Line07</w:t>
+      </w:r>
+    </w:p>
+    <w:p>
+      <w:pPr>
+        <w:pStyle w:val="6"/>
+        <w:keepNext w:val="0"/>
+        <w:keepLines w:val="0"/>
+        <w:pageBreakBefore w:val="0"/>
+        <w:widowControl/>
+        <w:numPr>
+          <w:ilvl w:val="0"/>
+          <w:numId w:val="0"/>
+        </w:numPr>
+        <w:suppressLineNumbers w:val="0"/>
+        <w:kinsoku/>
+        <w:wordWrap/>
+        <w:overflowPunct/>
+        <w:topLinePunct w:val="0"/>
+        <w:autoSpaceDE/>
+        <w:autoSpaceDN/>
+        <w:bidi w:val="0"/>
+        <w:adjustRightInd/>
+        <w:snapToGrid/>
+        <w:spacing w:beforeAutospacing="0" w:afterAutospacing="0" w:line="360" w:lineRule="exact"/>
+        <w:ind w:right="0" w:rightChars="0"/>
+        <w:textAlignment w:val="auto"/>
+        <w:rPr>
+          <w:rFonts w:hint="eastAsia" w:ascii="宋体" w:hAnsi="宋体" w:eastAsia="宋体" w:cs="宋体"/>
+          <w:sz w:val="24"/>
+          <w:szCs w:val="24"/>
+          <w:lang w:val="en-US" w:eastAsia="zh-CN"/>
+        </w:rPr>
+      </w:pPr>
+      <w:r>
+        <w:rPr>
+          <w:rFonts w:hint="eastAsia" w:ascii="宋体" w:hAnsi="宋体" w:eastAsia="宋体" w:cs="宋体"/>
+          <w:sz w:val="24"/>
+          <w:szCs w:val="24"/>
+          <w:lang w:val="en-US" w:eastAsia="zh-CN"/>
+        </w:rPr>
+        <w:t>--TechTreeNode01 (Image组件 六边形底图，Button组件，TechTreeNodeUI脚本)</w:t>
+      </w:r>
+    </w:p>
+    <w:p>
+      <w:pPr>
+        <w:pStyle w:val="6"/>
+        <w:keepNext w:val="0"/>
+        <w:keepLines w:val="0"/>
+        <w:pageBreakBefore w:val="0"/>
+        <w:widowControl/>
+        <w:numPr>
+          <w:ilvl w:val="0"/>
+          <w:numId w:val="0"/>
+        </w:numPr>
+        <w:suppressLineNumbers w:val="0"/>
+        <w:kinsoku/>
+        <w:wordWrap/>
+        <w:overflowPunct/>
+        <w:topLinePunct w:val="0"/>
+        <w:autoSpaceDE/>
+        <w:autoSpaceDN/>
+        <w:bidi w:val="0"/>
+        <w:adjustRightInd/>
+        <w:snapToGrid/>
+        <w:spacing w:beforeAutospacing="0" w:afterAutospacing="0" w:line="360" w:lineRule="exact"/>
+        <w:ind w:right="0" w:rightChars="0"/>
+        <w:textAlignment w:val="auto"/>
+        <w:rPr>
+          <w:rFonts w:hint="eastAsia" w:ascii="宋体" w:hAnsi="宋体" w:eastAsia="宋体" w:cs="宋体"/>
+          <w:sz w:val="24"/>
+          <w:szCs w:val="24"/>
+          <w:lang w:val="en-US" w:eastAsia="zh-CN"/>
+        </w:rPr>
+      </w:pPr>
+      <w:r>
+        <w:rPr>
+          <w:rFonts w:hint="eastAsia" w:ascii="宋体" w:hAnsi="宋体" w:eastAsia="宋体" w:cs="宋体"/>
+          <w:sz w:val="24"/>
+          <w:szCs w:val="24"/>
+          <w:lang w:val="en-US" w:eastAsia="zh-CN"/>
+        </w:rPr>
+        <w:t>---IconImage(Image Icon图标)</w:t>
+      </w:r>
+    </w:p>
+    <w:p>
+      <w:pPr>
+        <w:pStyle w:val="6"/>
+        <w:keepNext w:val="0"/>
+        <w:keepLines w:val="0"/>
+        <w:pageBreakBefore w:val="0"/>
+        <w:widowControl/>
+        <w:numPr>
+          <w:ilvl w:val="0"/>
+          <w:numId w:val="0"/>
+        </w:numPr>
+        <w:suppressLineNumbers w:val="0"/>
+        <w:kinsoku/>
+        <w:wordWrap/>
+        <w:overflowPunct/>
+        <w:topLinePunct w:val="0"/>
+        <w:autoSpaceDE/>
+        <w:autoSpaceDN/>
+        <w:bidi w:val="0"/>
+        <w:adjustRightInd/>
+        <w:snapToGrid/>
+        <w:spacing w:beforeAutospacing="0" w:afterAutospacing="0" w:line="360" w:lineRule="exact"/>
+        <w:ind w:right="0" w:rightChars="0"/>
+        <w:textAlignment w:val="auto"/>
+        <w:rPr>
+          <w:rFonts w:hint="eastAsia" w:ascii="宋体" w:hAnsi="宋体" w:eastAsia="宋体" w:cs="宋体"/>
+          <w:sz w:val="24"/>
+          <w:szCs w:val="24"/>
+          <w:lang w:val="en-US" w:eastAsia="zh-CN"/>
+        </w:rPr>
+      </w:pPr>
+      <w:r>
+        <w:rPr>
+          <w:rFonts w:hint="eastAsia" w:ascii="宋体" w:hAnsi="宋体" w:eastAsia="宋体" w:cs="宋体"/>
+          <w:sz w:val="24"/>
+          <w:szCs w:val="24"/>
+          <w:lang w:val="en-US" w:eastAsia="zh-CN"/>
+        </w:rPr>
+        <w:t>---LockIcon（上锁的图标）</w:t>
+      </w:r>
+    </w:p>
+    <w:p>
+      <w:pPr>
+        <w:pStyle w:val="6"/>
+        <w:keepNext w:val="0"/>
+        <w:keepLines w:val="0"/>
+        <w:pageBreakBefore w:val="0"/>
+        <w:widowControl/>
+        <w:numPr>
+          <w:ilvl w:val="0"/>
+          <w:numId w:val="0"/>
+        </w:numPr>
+        <w:suppressLineNumbers w:val="0"/>
+        <w:kinsoku/>
+        <w:wordWrap/>
+        <w:overflowPunct/>
+        <w:topLinePunct w:val="0"/>
+        <w:autoSpaceDE/>
+        <w:autoSpaceDN/>
+        <w:bidi w:val="0"/>
+        <w:adjustRightInd/>
+        <w:snapToGrid/>
+        <w:spacing w:beforeAutospacing="0" w:afterAutospacing="0" w:line="360" w:lineRule="exact"/>
+        <w:ind w:right="0" w:rightChars="0"/>
+        <w:textAlignment w:val="auto"/>
+        <w:rPr>
+          <w:rFonts w:hint="eastAsia" w:ascii="宋体" w:hAnsi="宋体" w:eastAsia="宋体" w:cs="宋体"/>
+          <w:sz w:val="24"/>
+          <w:szCs w:val="24"/>
+          <w:lang w:val="en-US" w:eastAsia="zh-CN"/>
+        </w:rPr>
+      </w:pPr>
+      <w:r>
+        <w:rPr>
+          <w:rFonts w:hint="eastAsia" w:ascii="宋体" w:hAnsi="宋体" w:eastAsia="宋体" w:cs="宋体"/>
+          <w:sz w:val="24"/>
+          <w:szCs w:val="24"/>
+          <w:lang w:val="en-US" w:eastAsia="zh-CN"/>
+        </w:rPr>
+        <w:t>---Text(TMP)(lv.99 等级文本)</w:t>
+      </w:r>
+    </w:p>
+    <w:p>
+      <w:pPr>
+        <w:pStyle w:val="6"/>
+        <w:keepNext w:val="0"/>
+        <w:keepLines w:val="0"/>
+        <w:pageBreakBefore w:val="0"/>
+        <w:widowControl/>
+        <w:numPr>
+          <w:ilvl w:val="0"/>
+          <w:numId w:val="0"/>
+        </w:numPr>
+        <w:suppressLineNumbers w:val="0"/>
+        <w:kinsoku/>
+        <w:wordWrap/>
+        <w:overflowPunct/>
+        <w:topLinePunct w:val="0"/>
+        <w:autoSpaceDE/>
+        <w:autoSpaceDN/>
+        <w:bidi w:val="0"/>
+        <w:adjustRightInd/>
+        <w:snapToGrid/>
+        <w:spacing w:beforeAutospacing="0" w:afterAutospacing="0" w:line="360" w:lineRule="exact"/>
+        <w:ind w:right="0" w:rightChars="0"/>
+        <w:textAlignment w:val="auto"/>
+        <w:rPr>
+          <w:rFonts w:hint="eastAsia" w:ascii="宋体" w:hAnsi="宋体" w:eastAsia="宋体" w:cs="宋体"/>
+          <w:sz w:val="24"/>
+          <w:szCs w:val="24"/>
+          <w:lang w:val="en-US" w:eastAsia="zh-CN"/>
+        </w:rPr>
+      </w:pPr>
+      <w:r>
+        <w:rPr>
+          <w:rFonts w:hint="eastAsia" w:ascii="宋体" w:hAnsi="宋体" w:eastAsia="宋体" w:cs="宋体"/>
+          <w:sz w:val="24"/>
+          <w:szCs w:val="24"/>
+          <w:lang w:val="en-US" w:eastAsia="zh-CN"/>
+        </w:rPr>
+        <w:t>--TechTreeNode02 (Image组件 六边形底图，Button组件，TechTreeNodeUI脚本)</w:t>
+      </w:r>
+    </w:p>
+    <w:p>
+      <w:pPr>
+        <w:pStyle w:val="6"/>
+        <w:keepNext w:val="0"/>
+        <w:keepLines w:val="0"/>
+        <w:pageBreakBefore w:val="0"/>
+        <w:widowControl/>
+        <w:numPr>
+          <w:ilvl w:val="0"/>
+          <w:numId w:val="0"/>
+        </w:numPr>
+        <w:suppressLineNumbers w:val="0"/>
+        <w:kinsoku/>
+        <w:wordWrap/>
+        <w:overflowPunct/>
+        <w:topLinePunct w:val="0"/>
+        <w:autoSpaceDE/>
+        <w:autoSpaceDN/>
+        <w:bidi w:val="0"/>
+        <w:adjustRightInd/>
+        <w:snapToGrid/>
+        <w:spacing w:beforeAutospacing="0" w:afterAutospacing="0" w:line="360" w:lineRule="exact"/>
+        <w:ind w:right="0" w:rightChars="0"/>
+        <w:textAlignment w:val="auto"/>
+        <w:rPr>
+          <w:rFonts w:hint="eastAsia" w:ascii="宋体" w:hAnsi="宋体" w:eastAsia="宋体" w:cs="宋体"/>
+          <w:sz w:val="24"/>
+          <w:szCs w:val="24"/>
+          <w:lang w:val="en-US" w:eastAsia="zh-CN"/>
+        </w:rPr>
+      </w:pPr>
+      <w:r>
+        <w:rPr>
+          <w:rFonts w:hint="eastAsia" w:ascii="宋体" w:hAnsi="宋体" w:eastAsia="宋体" w:cs="宋体"/>
+          <w:sz w:val="24"/>
+          <w:szCs w:val="24"/>
+          <w:lang w:val="en-US" w:eastAsia="zh-CN"/>
+        </w:rPr>
+        <w:t>---IconImage(Image Icon图标)</w:t>
+      </w:r>
+    </w:p>
+    <w:p>
+      <w:pPr>
+        <w:pStyle w:val="6"/>
+        <w:keepNext w:val="0"/>
+        <w:keepLines w:val="0"/>
+        <w:pageBreakBefore w:val="0"/>
+        <w:widowControl/>
+        <w:numPr>
+          <w:ilvl w:val="0"/>
+          <w:numId w:val="0"/>
+        </w:numPr>
+        <w:suppressLineNumbers w:val="0"/>
+        <w:kinsoku/>
+        <w:wordWrap/>
+        <w:overflowPunct/>
+        <w:topLinePunct w:val="0"/>
+        <w:autoSpaceDE/>
+        <w:autoSpaceDN/>
+        <w:bidi w:val="0"/>
+        <w:adjustRightInd/>
+        <w:snapToGrid/>
+        <w:spacing w:beforeAutospacing="0" w:afterAutospacing="0" w:line="360" w:lineRule="exact"/>
+        <w:ind w:right="0" w:rightChars="0"/>
+        <w:textAlignment w:val="auto"/>
+        <w:rPr>
+          <w:rFonts w:hint="eastAsia" w:ascii="宋体" w:hAnsi="宋体" w:eastAsia="宋体" w:cs="宋体"/>
+          <w:sz w:val="24"/>
+          <w:szCs w:val="24"/>
+          <w:lang w:val="en-US" w:eastAsia="zh-CN"/>
+        </w:rPr>
+      </w:pPr>
+      <w:r>
+        <w:rPr>
+          <w:rFonts w:hint="eastAsia" w:ascii="宋体" w:hAnsi="宋体" w:eastAsia="宋体" w:cs="宋体"/>
+          <w:sz w:val="24"/>
+          <w:szCs w:val="24"/>
+          <w:lang w:val="en-US" w:eastAsia="zh-CN"/>
+        </w:rPr>
+        <w:t>---LockIcon（上锁的图标）</w:t>
+      </w:r>
+    </w:p>
+    <w:p>
+      <w:pPr>
+        <w:pStyle w:val="6"/>
+        <w:keepNext w:val="0"/>
+        <w:keepLines w:val="0"/>
+        <w:pageBreakBefore w:val="0"/>
+        <w:widowControl/>
+        <w:numPr>
+          <w:ilvl w:val="0"/>
+          <w:numId w:val="0"/>
+        </w:numPr>
+        <w:suppressLineNumbers w:val="0"/>
+        <w:kinsoku/>
+        <w:wordWrap/>
+        <w:overflowPunct/>
+        <w:topLinePunct w:val="0"/>
+        <w:autoSpaceDE/>
+        <w:autoSpaceDN/>
+        <w:bidi w:val="0"/>
+        <w:adjustRightInd/>
+        <w:snapToGrid/>
+        <w:spacing w:beforeAutospacing="0" w:afterAutospacing="0" w:line="360" w:lineRule="exact"/>
+        <w:ind w:right="0" w:rightChars="0"/>
+        <w:textAlignment w:val="auto"/>
+        <w:rPr>
+          <w:rFonts w:hint="eastAsia" w:ascii="宋体" w:hAnsi="宋体" w:eastAsia="宋体" w:cs="宋体"/>
+          <w:sz w:val="24"/>
+          <w:szCs w:val="24"/>
+          <w:lang w:val="en-US" w:eastAsia="zh-CN"/>
+        </w:rPr>
+      </w:pPr>
+      <w:r>
+        <w:rPr>
+          <w:rFonts w:hint="eastAsia" w:ascii="宋体" w:hAnsi="宋体" w:eastAsia="宋体" w:cs="宋体"/>
+          <w:sz w:val="24"/>
+          <w:szCs w:val="24"/>
+          <w:lang w:val="en-US" w:eastAsia="zh-CN"/>
+        </w:rPr>
+        <w:t>---Text(TMP)(lv.99 等级文本)</w:t>
+      </w:r>
+    </w:p>
+    <w:p>
+      <w:pPr>
+        <w:pStyle w:val="6"/>
+        <w:keepNext w:val="0"/>
+        <w:keepLines w:val="0"/>
+        <w:pageBreakBefore w:val="0"/>
+        <w:widowControl/>
+        <w:numPr>
+          <w:ilvl w:val="0"/>
+          <w:numId w:val="0"/>
+        </w:numPr>
+        <w:suppressLineNumbers w:val="0"/>
+        <w:kinsoku/>
+        <w:wordWrap/>
+        <w:overflowPunct/>
+        <w:topLinePunct w:val="0"/>
+        <w:autoSpaceDE/>
+        <w:autoSpaceDN/>
+        <w:bidi w:val="0"/>
+        <w:adjustRightInd/>
+        <w:snapToGrid/>
+        <w:spacing w:beforeAutospacing="0" w:afterAutospacing="0" w:line="360" w:lineRule="exact"/>
+        <w:ind w:right="0" w:rightChars="0"/>
+        <w:textAlignment w:val="auto"/>
+        <w:rPr>
+          <w:rFonts w:hint="default" w:ascii="宋体" w:hAnsi="宋体" w:eastAsia="宋体" w:cs="宋体"/>
+          <w:sz w:val="24"/>
+          <w:szCs w:val="24"/>
+          <w:lang w:val="en-US" w:eastAsia="zh-CN"/>
+        </w:rPr>
+      </w:pPr>
+      <w:r>
+        <w:rPr>
+          <w:rFonts w:hint="eastAsia" w:ascii="宋体" w:hAnsi="宋体" w:eastAsia="宋体" w:cs="宋体"/>
+          <w:sz w:val="24"/>
+          <w:szCs w:val="24"/>
+          <w:lang w:val="en-US" w:eastAsia="zh-CN"/>
+        </w:rPr>
+        <w:t>......</w:t>
+      </w:r>
+    </w:p>
+    <w:p>
+      <w:pPr>
+        <w:pStyle w:val="6"/>
+        <w:keepNext w:val="0"/>
+        <w:keepLines w:val="0"/>
+        <w:pageBreakBefore w:val="0"/>
+        <w:widowControl/>
+        <w:numPr>
+          <w:ilvl w:val="0"/>
+          <w:numId w:val="0"/>
+        </w:numPr>
+        <w:suppressLineNumbers w:val="0"/>
+        <w:kinsoku/>
+        <w:wordWrap/>
+        <w:overflowPunct/>
+        <w:topLinePunct w:val="0"/>
+        <w:autoSpaceDE/>
+        <w:autoSpaceDN/>
+        <w:bidi w:val="0"/>
+        <w:adjustRightInd/>
+        <w:snapToGrid/>
+        <w:spacing w:beforeAutospacing="0" w:afterAutospacing="0" w:line="360" w:lineRule="exact"/>
+        <w:ind w:right="0" w:rightChars="0"/>
+        <w:textAlignment w:val="auto"/>
+        <w:rPr>
+          <w:rFonts w:hint="default" w:ascii="宋体" w:hAnsi="宋体" w:eastAsia="宋体" w:cs="宋体"/>
+          <w:sz w:val="24"/>
+          <w:szCs w:val="24"/>
+          <w:lang w:val="en-US" w:eastAsia="zh-CN"/>
+        </w:rPr>
+      </w:pPr>
+      <w:r>
+        <w:rPr>
+          <w:rFonts w:hint="eastAsia" w:ascii="宋体" w:hAnsi="宋体" w:eastAsia="宋体" w:cs="宋体"/>
+          <w:sz w:val="24"/>
+          <w:szCs w:val="24"/>
+          <w:lang w:val="en-US" w:eastAsia="zh-CN"/>
+        </w:rPr>
+        <w:t>下面的节点同上面一样，一共有4个分支。</w:t>
+      </w:r>
+    </w:p>
+    <w:bookmarkEnd w:id="0"/>
+    <w:p>
+      <w:pPr>
+        <w:pStyle w:val="6"/>
+        <w:keepNext w:val="0"/>
+        <w:keepLines w:val="0"/>
+        <w:pageBreakBefore w:val="0"/>
+        <w:widowControl/>
+        <w:numPr>
+          <w:ilvl w:val="0"/>
+          <w:numId w:val="0"/>
+        </w:numPr>
+        <w:suppressLineNumbers w:val="0"/>
+        <w:kinsoku/>
+        <w:wordWrap/>
+        <w:overflowPunct/>
+        <w:topLinePunct w:val="0"/>
+        <w:autoSpaceDE/>
+        <w:autoSpaceDN/>
+        <w:bidi w:val="0"/>
+        <w:adjustRightInd/>
+        <w:snapToGrid/>
+        <w:spacing w:beforeAutospacing="0" w:afterAutospacing="0" w:line="360" w:lineRule="exact"/>
+        <w:ind w:right="0" w:rightChars="0"/>
+        <w:textAlignment w:val="auto"/>
+        <w:rPr>
+          <w:rFonts w:hint="default" w:ascii="宋体" w:hAnsi="宋体" w:eastAsia="宋体" w:cs="宋体"/>
+          <w:sz w:val="24"/>
+          <w:szCs w:val="24"/>
+          <w:lang w:val="en-US" w:eastAsia="zh-CN"/>
+        </w:rPr>
+      </w:pPr>
+    </w:p>
+    <w:p>
+      <w:pPr>
+        <w:pStyle w:val="6"/>
+        <w:keepNext w:val="0"/>
+        <w:keepLines w:val="0"/>
+        <w:pageBreakBefore w:val="0"/>
+        <w:widowControl/>
+        <w:numPr>
+          <w:ilvl w:val="0"/>
+          <w:numId w:val="0"/>
+        </w:numPr>
+        <w:suppressLineNumbers w:val="0"/>
+        <w:kinsoku/>
+        <w:wordWrap/>
+        <w:overflowPunct/>
+        <w:topLinePunct w:val="0"/>
+        <w:autoSpaceDE/>
+        <w:autoSpaceDN/>
+        <w:bidi w:val="0"/>
+        <w:adjustRightInd/>
+        <w:snapToGrid/>
+        <w:spacing w:beforeAutospacing="0" w:afterAutospacing="0" w:line="360" w:lineRule="exact"/>
+        <w:ind w:right="0" w:rightChars="0"/>
+        <w:textAlignment w:val="auto"/>
+        <w:rPr>
+          <w:rFonts w:hint="default" w:ascii="宋体" w:hAnsi="宋体" w:eastAsia="宋体" w:cs="宋体"/>
+          <w:sz w:val="24"/>
+          <w:szCs w:val="24"/>
+          <w:lang w:val="en-US" w:eastAsia="zh-CN"/>
+        </w:rPr>
+      </w:pPr>
+    </w:p>
+    <w:p>
+      <w:pPr>
+        <w:pStyle w:val="6"/>
+        <w:keepNext w:val="0"/>
+        <w:keepLines w:val="0"/>
+        <w:pageBreakBefore w:val="0"/>
+        <w:widowControl/>
+        <w:numPr>
+          <w:ilvl w:val="0"/>
+          <w:numId w:val="15"/>
+        </w:numPr>
+        <w:suppressLineNumbers w:val="0"/>
+        <w:kinsoku/>
+        <w:wordWrap/>
+        <w:overflowPunct/>
+        <w:topLinePunct w:val="0"/>
+        <w:autoSpaceDE/>
+        <w:autoSpaceDN/>
+        <w:bidi w:val="0"/>
+        <w:adjustRightInd/>
+        <w:snapToGrid/>
+        <w:spacing w:beforeAutospacing="0" w:afterAutospacing="0" w:line="360" w:lineRule="exact"/>
+        <w:ind w:right="0" w:rightChars="0"/>
+        <w:textAlignment w:val="auto"/>
+        <w:rPr>
+          <w:rFonts w:hint="eastAsia" w:ascii="宋体" w:hAnsi="宋体" w:eastAsia="宋体" w:cs="宋体"/>
+          <w:sz w:val="24"/>
+          <w:szCs w:val="24"/>
+          <w:lang w:val="en-US" w:eastAsia="zh-CN"/>
+        </w:rPr>
+      </w:pPr>
+      <w:r>
+        <w:rPr>
+          <w:rFonts w:hint="eastAsia" w:ascii="宋体" w:hAnsi="宋体" w:eastAsia="宋体" w:cs="宋体"/>
+          <w:sz w:val="24"/>
+          <w:szCs w:val="24"/>
+          <w:lang w:val="en-US" w:eastAsia="zh-CN"/>
+        </w:rPr>
+        <w:t>SO节点数据一览表里，为什么每个分支的数量不够，例如红色分支，有7个科技节点，但是数据一览表里，缺少了高压电容2，过载射击，高能穿透3个技能，其它分支也是一样。</w:t>
+      </w:r>
+    </w:p>
+    <w:p>
+      <w:pPr>
+        <w:pStyle w:val="6"/>
+        <w:keepNext w:val="0"/>
+        <w:keepLines w:val="0"/>
+        <w:pageBreakBefore w:val="0"/>
+        <w:widowControl/>
+        <w:numPr>
+          <w:ilvl w:val="0"/>
+          <w:numId w:val="15"/>
+        </w:numPr>
+        <w:suppressLineNumbers w:val="0"/>
+        <w:kinsoku/>
+        <w:wordWrap/>
+        <w:overflowPunct/>
+        <w:topLinePunct w:val="0"/>
+        <w:autoSpaceDE/>
+        <w:autoSpaceDN/>
+        <w:bidi w:val="0"/>
+        <w:adjustRightInd/>
+        <w:snapToGrid/>
+        <w:spacing w:beforeAutospacing="0" w:afterAutospacing="0" w:line="360" w:lineRule="exact"/>
+        <w:ind w:right="0" w:rightChars="0"/>
+        <w:textAlignment w:val="auto"/>
+        <w:rPr>
+          <w:rFonts w:hint="eastAsia" w:ascii="宋体" w:hAnsi="宋体" w:eastAsia="宋体" w:cs="宋体"/>
+          <w:sz w:val="24"/>
+          <w:szCs w:val="24"/>
+          <w:lang w:val="en-US" w:eastAsia="zh-CN"/>
+        </w:rPr>
+      </w:pPr>
+    </w:p>
+    <w:p>
+      <w:pPr>
+        <w:pStyle w:val="6"/>
+        <w:keepNext w:val="0"/>
+        <w:keepLines w:val="0"/>
+        <w:pageBreakBefore w:val="0"/>
+        <w:widowControl/>
+        <w:numPr>
+          <w:numId w:val="0"/>
+        </w:numPr>
+        <w:suppressLineNumbers w:val="0"/>
+        <w:kinsoku/>
+        <w:wordWrap/>
+        <w:overflowPunct/>
+        <w:topLinePunct w:val="0"/>
+        <w:autoSpaceDE/>
+        <w:autoSpaceDN/>
+        <w:bidi w:val="0"/>
+        <w:adjustRightInd/>
+        <w:snapToGrid/>
+        <w:spacing w:beforeAutospacing="0" w:afterAutospacing="0" w:line="360" w:lineRule="exact"/>
+        <w:ind w:right="0" w:rightChars="0"/>
+        <w:textAlignment w:val="auto"/>
+        <w:rPr>
+          <w:rFonts w:hint="default" w:ascii="monospace" w:hAnsi="monospace" w:eastAsia="宋体" w:cs="monospace"/>
+          <w:i w:val="0"/>
+          <w:iCs w:val="0"/>
+          <w:caps w:val="0"/>
+          <w:color w:val="EAECF0"/>
+          <w:spacing w:val="0"/>
+          <w:sz w:val="16"/>
+          <w:szCs w:val="16"/>
+          <w:shd w:val="clear" w:fill="30302E"/>
+          <w:lang w:val="en-US" w:eastAsia="zh-CN"/>
+        </w:rPr>
+      </w:pPr>
     </w:p>
     <w:sectPr>
       <w:pgSz w:w="11906" w:h="16838"/>
@@ -40042,6 +45003,22 @@
     </w:lvl>
   </w:abstractNum>
   <w:abstractNum w:abstractNumId="10">
+    <w:nsid w:val="3FD10ACD"/>
+    <w:multiLevelType w:val="singleLevel"/>
+    <w:tmpl w:val="3FD10ACD"/>
+    <w:lvl w:ilvl="0" w:tentative="0">
+      <w:start w:val="1"/>
+      <w:numFmt w:val="decimal"/>
+      <w:lvlText w:val="%1."/>
+      <w:lvlJc w:val="left"/>
+      <w:pPr>
+        <w:tabs>
+          <w:tab w:val="left" w:pos="312"/>
+        </w:tabs>
+      </w:pPr>
+    </w:lvl>
+  </w:abstractNum>
+  <w:abstractNum w:abstractNumId="11">
     <w:nsid w:val="465A9D5F"/>
     <w:multiLevelType w:val="singleLevel"/>
     <w:tmpl w:val="465A9D5F"/>
@@ -40057,7 +45034,7 @@
       </w:pPr>
     </w:lvl>
   </w:abstractNum>
-  <w:abstractNum w:abstractNumId="11">
+  <w:abstractNum w:abstractNumId="12">
     <w:nsid w:val="4BD80F87"/>
     <w:multiLevelType w:val="singleLevel"/>
     <w:tmpl w:val="4BD80F87"/>
@@ -40073,7 +45050,7 @@
       </w:pPr>
     </w:lvl>
   </w:abstractNum>
-  <w:abstractNum w:abstractNumId="12">
+  <w:abstractNum w:abstractNumId="13">
     <w:nsid w:val="4DF9C11A"/>
     <w:multiLevelType w:val="singleLevel"/>
     <w:tmpl w:val="4DF9C11A"/>
@@ -40089,7 +45066,7 @@
       </w:pPr>
     </w:lvl>
   </w:abstractNum>
-  <w:abstractNum w:abstractNumId="13">
+  <w:abstractNum w:abstractNumId="14">
     <w:nsid w:val="52C84A1A"/>
     <w:multiLevelType w:val="singleLevel"/>
     <w:tmpl w:val="52C84A1A"/>
@@ -40109,7 +45086,7 @@
     <w:abstractNumId w:val="5"/>
   </w:num>
   <w:num w:numId="2">
-    <w:abstractNumId w:val="10"/>
+    <w:abstractNumId w:val="11"/>
   </w:num>
   <w:num w:numId="3">
     <w:abstractNumId w:val="0"/>
@@ -40127,7 +45104,7 @@
     <w:abstractNumId w:val="3"/>
   </w:num>
   <w:num w:numId="8">
-    <w:abstractNumId w:val="11"/>
+    <w:abstractNumId w:val="12"/>
   </w:num>
   <w:num w:numId="9">
     <w:abstractNumId w:val="2"/>
@@ -40139,13 +45116,16 @@
     <w:abstractNumId w:val="6"/>
   </w:num>
   <w:num w:numId="12">
-    <w:abstractNumId w:val="12"/>
+    <w:abstractNumId w:val="13"/>
   </w:num>
   <w:num w:numId="13">
     <w:abstractNumId w:val="1"/>
   </w:num>
   <w:num w:numId="14">
-    <w:abstractNumId w:val="13"/>
+    <w:abstractNumId w:val="14"/>
+  </w:num>
+  <w:num w:numId="15">
+    <w:abstractNumId w:val="10"/>
   </w:num>
 </w:numbering>
 </file>
